--- a/Apuntes/Test de Planificacion.docx
+++ b/Apuntes/Test de Planificacion.docx
@@ -2,15 +2,6326 @@
 <file path=word/document.xml><?xml version="1.0" encoding="utf-8"?>
 <w:document xmlns:wpc="http://schemas.microsoft.com/office/word/2010/wordprocessingCanvas" xmlns:cx="http://schemas.microsoft.com/office/drawing/2014/chartex" xmlns:cx1="http://schemas.microsoft.com/office/drawing/2015/9/8/chartex" xmlns:cx2="http://schemas.microsoft.com/office/drawing/2015/10/21/chartex" xmlns:cx3="http://schemas.microsoft.com/office/drawing/2016/5/9/chartex" xmlns:cx4="http://schemas.microsoft.com/office/drawing/2016/5/10/chartex" xmlns:cx5="http://schemas.microsoft.com/office/drawing/2016/5/11/chartex" xmlns:cx6="http://schemas.microsoft.com/office/drawing/2016/5/12/chartex" xmlns:cx7="http://schemas.microsoft.com/office/drawing/2016/5/13/chartex" xmlns:cx8="http://schemas.microsoft.com/office/drawing/2016/5/14/chartex" xmlns:mc="http://schemas.openxmlformats.org/markup-compatibility/2006" xmlns:aink="http://schemas.microsoft.com/office/drawing/2016/ink" xmlns:am3d="http://schemas.microsoft.com/office/drawing/2017/model3d" xmlns:o="urn:schemas-microsoft-com:office:office" xmlns:oel="http://schemas.microsoft.com/office/2019/extlst" xmlns:r="http://schemas.openxmlformats.org/officeDocument/2006/relationships" xmlns:m="http://schemas.openxmlformats.org/officeDocument/2006/math" xmlns:v="urn:schemas-microsoft-com:vml" xmlns:wp14="http://schemas.microsoft.com/office/word/2010/wordprocessingDrawing" xmlns:wp="http://schemas.openxmlformats.org/drawingml/2006/wordprocessingDrawing" xmlns:w10="urn:schemas-microsoft-com:office:word" xmlns:w="http://schemas.openxmlformats.org/wordprocessingml/2006/main" xmlns:w14="http://schemas.microsoft.com/office/word/2010/wordml" xmlns:w15="http://schemas.microsoft.com/office/word/2012/wordml" xmlns:w16cex="http://schemas.microsoft.com/office/word/2018/wordml/cex" xmlns:w16cid="http://schemas.microsoft.com/office/word/2016/wordml/cid" xmlns:w16="http://schemas.microsoft.com/office/word/2018/wordml" xmlns:w16du="http://schemas.microsoft.com/office/word/2023/wordml/word16du" xmlns:w16sdtdh="http://schemas.microsoft.com/office/word/2020/wordml/sdtdatahash" xmlns:w16sdtfl="http://schemas.microsoft.com/office/word/2024/wordml/sdtformatlock" xmlns:w16se="http://schemas.microsoft.com/office/word/2015/wordml/symex" xmlns:wpg="http://schemas.microsoft.com/office/word/2010/wordprocessingGroup" xmlns:wpi="http://schemas.microsoft.com/office/word/2010/wordprocessingInk" xmlns:wne="http://schemas.microsoft.com/office/word/2006/wordml" xmlns:wps="http://schemas.microsoft.com/office/word/2010/wordprocessingShape" mc:Ignorable="w14 w15 w16se w16cid w16 w16cex w16sdtdh w16sdtfl w16du wp14">
   <w:body>
-    <w:p/>
+    <w:p>
+      <w:pPr>
+        <w:spacing w:after="0" w:line="240" w:lineRule="auto"/>
+        <w:jc w:val="center"/>
+        <w:rPr>
+          <w:rFonts w:ascii="Arial" w:hAnsi="Arial" w:cs="Arial"/>
+          <w:b/>
+          <w:bCs/>
+        </w:rPr>
+      </w:pPr>
+      <w:r>
+        <w:rPr>
+          <w:rFonts w:ascii="Arial" w:hAnsi="Arial" w:cs="Arial"/>
+          <w:b/>
+          <w:bCs/>
+        </w:rPr>
+        <w:t>Test de Repaso: Planificación y Usabilidad Web (30 Preguntas)</w:t>
+      </w:r>
+    </w:p>
+    <w:p>
+      <w:pPr>
+        <w:spacing w:after="0" w:line="240" w:lineRule="auto"/>
+        <w:rPr>
+          <w:rFonts w:ascii="Arial" w:hAnsi="Arial" w:cs="Arial"/>
+        </w:rPr>
+      </w:pPr>
+      <w:r>
+        <w:rPr>
+          <w:rFonts w:ascii="Arial" w:hAnsi="Arial" w:cs="Arial"/>
+        </w:rPr>
+        <w:t>Seleccione la opción correcta para cada pregunta. (La funcionalidad de autocorrección requiere JavaScript en un entorno real).</w:t>
+      </w:r>
+    </w:p>
+    <w:p>
+      <w:pPr>
+        <w:spacing w:after="0" w:line="240" w:lineRule="auto"/>
+        <w:rPr>
+          <w:rFonts w:ascii="Arial" w:hAnsi="Arial" w:cs="Arial"/>
+        </w:rPr>
+      </w:pPr>
+    </w:p>
+    <w:p>
+      <w:pPr>
+        <w:spacing w:after="0" w:line="240" w:lineRule="auto"/>
+        <w:rPr>
+          <w:rFonts w:ascii="Arial" w:hAnsi="Arial" w:cs="Arial"/>
+        </w:rPr>
+      </w:pPr>
+      <w:r>
+        <w:rPr>
+          <w:rFonts w:ascii="Arial" w:hAnsi="Arial" w:cs="Arial"/>
+        </w:rPr>
+        <w:t>1. Según la norma ISO 9241-11, la usabilidad se define por eficacia, eficiencia y:</w:t>
+      </w:r>
+    </w:p>
+    <w:p>
+      <w:pPr>
+        <w:spacing w:after="0" w:line="240" w:lineRule="auto"/>
+        <w:rPr>
+          <w:rFonts w:ascii="Arial" w:hAnsi="Arial" w:cs="Arial"/>
+        </w:rPr>
+      </w:pPr>
+    </w:p>
+    <w:p>
+      <w:pPr>
+        <w:pStyle w:val="Prrafodelista"/>
+        <w:numPr>
+          <w:ilvl w:val="0"/>
+          <w:numId w:val="1"/>
+        </w:numPr>
+        <w:spacing w:after="0" w:line="240" w:lineRule="auto"/>
+        <w:rPr>
+          <w:rFonts w:ascii="Arial" w:hAnsi="Arial" w:cs="Arial"/>
+        </w:rPr>
+      </w:pPr>
+      <w:r>
+        <w:rPr>
+          <w:rFonts w:ascii="Arial" w:hAnsi="Arial" w:cs="Arial"/>
+        </w:rPr>
+        <w:t>Diseño visual.</w:t>
+      </w:r>
+    </w:p>
+    <w:p>
+      <w:pPr>
+        <w:pStyle w:val="Prrafodelista"/>
+        <w:numPr>
+          <w:ilvl w:val="0"/>
+          <w:numId w:val="1"/>
+        </w:numPr>
+        <w:spacing w:after="0" w:line="240" w:lineRule="auto"/>
+        <w:rPr>
+          <w:rFonts w:ascii="Arial" w:hAnsi="Arial" w:cs="Arial"/>
+        </w:rPr>
+      </w:pPr>
+      <w:r>
+        <w:rPr>
+          <w:rFonts w:ascii="Arial" w:hAnsi="Arial" w:cs="Arial"/>
+          <w:b/>
+          <w:bCs/>
+          <w:color w:val="EE0000"/>
+        </w:rPr>
+        <w:t>Satisfacción</w:t>
+      </w:r>
+      <w:r>
+        <w:rPr>
+          <w:rFonts w:ascii="Arial" w:hAnsi="Arial" w:cs="Arial"/>
+        </w:rPr>
+        <w:t>.</w:t>
+      </w:r>
+    </w:p>
+    <w:p>
+      <w:pPr>
+        <w:pStyle w:val="Prrafodelista"/>
+        <w:numPr>
+          <w:ilvl w:val="0"/>
+          <w:numId w:val="1"/>
+        </w:numPr>
+        <w:spacing w:after="0" w:line="240" w:lineRule="auto"/>
+        <w:rPr>
+          <w:rFonts w:ascii="Arial" w:hAnsi="Arial" w:cs="Arial"/>
+        </w:rPr>
+      </w:pPr>
+      <w:r>
+        <w:rPr>
+          <w:rFonts w:ascii="Arial" w:hAnsi="Arial" w:cs="Arial"/>
+        </w:rPr>
+        <w:t>Velocidad de carga.</w:t>
+      </w:r>
+    </w:p>
+    <w:p>
+      <w:pPr>
+        <w:spacing w:after="0" w:line="240" w:lineRule="auto"/>
+        <w:rPr>
+          <w:rFonts w:ascii="Arial" w:hAnsi="Arial" w:cs="Arial"/>
+        </w:rPr>
+      </w:pPr>
+    </w:p>
+    <w:p>
+      <w:pPr>
+        <w:spacing w:after="0" w:line="240" w:lineRule="auto"/>
+        <w:rPr>
+          <w:rFonts w:ascii="Arial" w:hAnsi="Arial" w:cs="Arial"/>
+        </w:rPr>
+      </w:pPr>
+      <w:r>
+        <w:rPr>
+          <w:rFonts w:ascii="Arial" w:hAnsi="Arial" w:cs="Arial"/>
+        </w:rPr>
+        <w:t>2. Dentro de la usabilidad, la Eficacia se refiere a:</w:t>
+      </w:r>
+    </w:p>
+    <w:p>
+      <w:pPr>
+        <w:spacing w:after="0" w:line="240" w:lineRule="auto"/>
+        <w:rPr>
+          <w:rFonts w:ascii="Arial" w:hAnsi="Arial" w:cs="Arial"/>
+        </w:rPr>
+      </w:pPr>
+    </w:p>
+    <w:p>
+      <w:pPr>
+        <w:pStyle w:val="Prrafodelista"/>
+        <w:numPr>
+          <w:ilvl w:val="0"/>
+          <w:numId w:val="2"/>
+        </w:numPr>
+        <w:spacing w:after="0" w:line="240" w:lineRule="auto"/>
+        <w:rPr>
+          <w:rFonts w:ascii="Arial" w:hAnsi="Arial" w:cs="Arial"/>
+          <w:b/>
+          <w:bCs/>
+          <w:color w:val="EE0000"/>
+        </w:rPr>
+      </w:pPr>
+      <w:r>
+        <w:rPr>
+          <w:rFonts w:ascii="Arial" w:hAnsi="Arial" w:cs="Arial"/>
+          <w:b/>
+          <w:bCs/>
+          <w:color w:val="EE0000"/>
+        </w:rPr>
+        <w:t>Capacidad para cumplir tareas con éxito.</w:t>
+      </w:r>
+    </w:p>
+    <w:p>
+      <w:pPr>
+        <w:pStyle w:val="Prrafodelista"/>
+        <w:numPr>
+          <w:ilvl w:val="0"/>
+          <w:numId w:val="2"/>
+        </w:numPr>
+        <w:spacing w:after="0" w:line="240" w:lineRule="auto"/>
+        <w:rPr>
+          <w:rFonts w:ascii="Arial" w:hAnsi="Arial" w:cs="Arial"/>
+        </w:rPr>
+      </w:pPr>
+      <w:r>
+        <w:rPr>
+          <w:rFonts w:ascii="Arial" w:hAnsi="Arial" w:cs="Arial"/>
+        </w:rPr>
+        <w:t>Rapidez con la que se completa una tarea.</w:t>
+      </w:r>
+    </w:p>
+    <w:p>
+      <w:pPr>
+        <w:pStyle w:val="Prrafodelista"/>
+        <w:numPr>
+          <w:ilvl w:val="0"/>
+          <w:numId w:val="2"/>
+        </w:numPr>
+        <w:spacing w:after="0" w:line="240" w:lineRule="auto"/>
+        <w:rPr>
+          <w:rFonts w:ascii="Arial" w:hAnsi="Arial" w:cs="Arial"/>
+        </w:rPr>
+      </w:pPr>
+      <w:r>
+        <w:rPr>
+          <w:rFonts w:ascii="Arial" w:hAnsi="Arial" w:cs="Arial"/>
+        </w:rPr>
+        <w:t>Grado de agrado después del uso.</w:t>
+      </w:r>
+    </w:p>
+    <w:p>
+      <w:pPr>
+        <w:spacing w:after="0" w:line="240" w:lineRule="auto"/>
+        <w:rPr>
+          <w:rFonts w:ascii="Arial" w:hAnsi="Arial" w:cs="Arial"/>
+        </w:rPr>
+      </w:pPr>
+    </w:p>
+    <w:p>
+      <w:pPr>
+        <w:spacing w:after="0" w:line="240" w:lineRule="auto"/>
+        <w:rPr>
+          <w:rFonts w:ascii="Arial" w:hAnsi="Arial" w:cs="Arial"/>
+        </w:rPr>
+      </w:pPr>
+      <w:r>
+        <w:rPr>
+          <w:rFonts w:ascii="Arial" w:hAnsi="Arial" w:cs="Arial"/>
+        </w:rPr>
+        <w:t>3. ¿Cuál es el proceso clave de la metodología de Diseño Centrado en el Usuario (UCD)?</w:t>
+      </w:r>
+    </w:p>
+    <w:p>
+      <w:pPr>
+        <w:spacing w:after="0" w:line="240" w:lineRule="auto"/>
+        <w:rPr>
+          <w:rFonts w:ascii="Arial" w:hAnsi="Arial" w:cs="Arial"/>
+        </w:rPr>
+      </w:pPr>
+    </w:p>
+    <w:p>
+      <w:pPr>
+        <w:pStyle w:val="Prrafodelista"/>
+        <w:numPr>
+          <w:ilvl w:val="0"/>
+          <w:numId w:val="3"/>
+        </w:numPr>
+        <w:spacing w:after="0" w:line="240" w:lineRule="auto"/>
+        <w:rPr>
+          <w:rFonts w:ascii="Arial" w:hAnsi="Arial" w:cs="Arial"/>
+        </w:rPr>
+      </w:pPr>
+      <w:r>
+        <w:rPr>
+          <w:rFonts w:ascii="Arial" w:hAnsi="Arial" w:cs="Arial"/>
+        </w:rPr>
+        <w:t>Diseño secuencial y lineal.</w:t>
+      </w:r>
+    </w:p>
+    <w:p>
+      <w:pPr>
+        <w:pStyle w:val="Prrafodelista"/>
+        <w:numPr>
+          <w:ilvl w:val="0"/>
+          <w:numId w:val="3"/>
+        </w:numPr>
+        <w:spacing w:after="0" w:line="240" w:lineRule="auto"/>
+        <w:rPr>
+          <w:rFonts w:ascii="Arial" w:hAnsi="Arial" w:cs="Arial"/>
+        </w:rPr>
+      </w:pPr>
+      <w:r>
+        <w:rPr>
+          <w:rFonts w:ascii="Arial" w:hAnsi="Arial" w:cs="Arial"/>
+        </w:rPr>
+        <w:t>Desarrollo basado únicamente en supuestos técnicos.</w:t>
+      </w:r>
+    </w:p>
+    <w:p>
+      <w:pPr>
+        <w:pStyle w:val="Prrafodelista"/>
+        <w:numPr>
+          <w:ilvl w:val="0"/>
+          <w:numId w:val="3"/>
+        </w:numPr>
+        <w:spacing w:after="0" w:line="240" w:lineRule="auto"/>
+        <w:rPr>
+          <w:rFonts w:ascii="Arial" w:hAnsi="Arial" w:cs="Arial"/>
+          <w:b/>
+          <w:bCs/>
+          <w:color w:val="EE0000"/>
+        </w:rPr>
+      </w:pPr>
+      <w:r>
+        <w:rPr>
+          <w:rFonts w:ascii="Arial" w:hAnsi="Arial" w:cs="Arial"/>
+          <w:b/>
+          <w:bCs/>
+          <w:color w:val="EE0000"/>
+        </w:rPr>
+        <w:t>Diseño iterativo (crear, probar y ajustar continuamente).</w:t>
+      </w:r>
+    </w:p>
+    <w:p>
+      <w:pPr>
+        <w:spacing w:after="0" w:line="240" w:lineRule="auto"/>
+        <w:rPr>
+          <w:rFonts w:ascii="Arial" w:hAnsi="Arial" w:cs="Arial"/>
+        </w:rPr>
+      </w:pPr>
+    </w:p>
+    <w:p>
+      <w:pPr>
+        <w:spacing w:after="0" w:line="240" w:lineRule="auto"/>
+        <w:rPr>
+          <w:rFonts w:ascii="Arial" w:hAnsi="Arial" w:cs="Arial"/>
+        </w:rPr>
+      </w:pPr>
+      <w:r>
+        <w:rPr>
+          <w:rFonts w:ascii="Arial" w:hAnsi="Arial" w:cs="Arial"/>
+        </w:rPr>
+        <w:t>4. ¿Cómo se relaciona la accesibilidad con la usabilidad?</w:t>
+      </w:r>
+    </w:p>
+    <w:p>
+      <w:pPr>
+        <w:spacing w:after="0" w:line="240" w:lineRule="auto"/>
+        <w:rPr>
+          <w:rFonts w:ascii="Arial" w:hAnsi="Arial" w:cs="Arial"/>
+        </w:rPr>
+      </w:pPr>
+    </w:p>
+    <w:p>
+      <w:pPr>
+        <w:pStyle w:val="Prrafodelista"/>
+        <w:numPr>
+          <w:ilvl w:val="0"/>
+          <w:numId w:val="4"/>
+        </w:numPr>
+        <w:spacing w:after="0" w:line="240" w:lineRule="auto"/>
+        <w:rPr>
+          <w:rFonts w:ascii="Arial" w:hAnsi="Arial" w:cs="Arial"/>
+          <w:b/>
+          <w:bCs/>
+          <w:color w:val="EE0000"/>
+        </w:rPr>
+      </w:pPr>
+      <w:r>
+        <w:rPr>
+          <w:rFonts w:ascii="Arial" w:hAnsi="Arial" w:cs="Arial"/>
+          <w:b/>
+          <w:bCs/>
+          <w:color w:val="EE0000"/>
+        </w:rPr>
+        <w:t>La accesibilidad es un requisito para la usabilidad inclusiva.</w:t>
+      </w:r>
+    </w:p>
+    <w:p>
+      <w:pPr>
+        <w:pStyle w:val="Prrafodelista"/>
+        <w:numPr>
+          <w:ilvl w:val="0"/>
+          <w:numId w:val="4"/>
+        </w:numPr>
+        <w:spacing w:after="0" w:line="240" w:lineRule="auto"/>
+        <w:rPr>
+          <w:rFonts w:ascii="Arial" w:hAnsi="Arial" w:cs="Arial"/>
+        </w:rPr>
+      </w:pPr>
+      <w:r>
+        <w:rPr>
+          <w:rFonts w:ascii="Arial" w:hAnsi="Arial" w:cs="Arial"/>
+        </w:rPr>
+        <w:t>Son conceptos totalmente independientes.</w:t>
+      </w:r>
+    </w:p>
+    <w:p>
+      <w:pPr>
+        <w:pStyle w:val="Prrafodelista"/>
+        <w:numPr>
+          <w:ilvl w:val="0"/>
+          <w:numId w:val="4"/>
+        </w:numPr>
+        <w:spacing w:after="0" w:line="240" w:lineRule="auto"/>
+        <w:rPr>
+          <w:rFonts w:ascii="Arial" w:hAnsi="Arial" w:cs="Arial"/>
+        </w:rPr>
+      </w:pPr>
+      <w:r>
+        <w:rPr>
+          <w:rFonts w:ascii="Arial" w:hAnsi="Arial" w:cs="Arial"/>
+        </w:rPr>
+        <w:t>La usabilidad solo se aplica a usuarios con discapacidad.</w:t>
+      </w:r>
+    </w:p>
+    <w:p>
+      <w:pPr>
+        <w:spacing w:after="0" w:line="240" w:lineRule="auto"/>
+        <w:rPr>
+          <w:rFonts w:ascii="Arial" w:hAnsi="Arial" w:cs="Arial"/>
+        </w:rPr>
+      </w:pPr>
+    </w:p>
+    <w:p>
+      <w:pPr>
+        <w:spacing w:after="0" w:line="240" w:lineRule="auto"/>
+        <w:rPr>
+          <w:rFonts w:ascii="Arial" w:hAnsi="Arial" w:cs="Arial"/>
+        </w:rPr>
+      </w:pPr>
+      <w:r>
+        <w:rPr>
+          <w:rFonts w:ascii="Arial" w:hAnsi="Arial" w:cs="Arial"/>
+        </w:rPr>
+        <w:t>5. Mientras la accesibilidad se enfoca en eliminar barreras técnicas y cognitivas, la usabilidad se enfoca en:</w:t>
+      </w:r>
+    </w:p>
+    <w:p>
+      <w:pPr>
+        <w:spacing w:after="0" w:line="240" w:lineRule="auto"/>
+        <w:rPr>
+          <w:rFonts w:ascii="Arial" w:hAnsi="Arial" w:cs="Arial"/>
+        </w:rPr>
+      </w:pPr>
+    </w:p>
+    <w:p>
+      <w:pPr>
+        <w:pStyle w:val="Prrafodelista"/>
+        <w:numPr>
+          <w:ilvl w:val="0"/>
+          <w:numId w:val="5"/>
+        </w:numPr>
+        <w:spacing w:after="0" w:line="240" w:lineRule="auto"/>
+        <w:rPr>
+          <w:rFonts w:ascii="Arial" w:hAnsi="Arial" w:cs="Arial"/>
+        </w:rPr>
+      </w:pPr>
+      <w:r>
+        <w:rPr>
+          <w:rFonts w:ascii="Arial" w:hAnsi="Arial" w:cs="Arial"/>
+        </w:rPr>
+        <w:t>El cumplimiento estricto de WCAG Nivel AAA.</w:t>
+      </w:r>
+    </w:p>
+    <w:p>
+      <w:pPr>
+        <w:pStyle w:val="Prrafodelista"/>
+        <w:numPr>
+          <w:ilvl w:val="0"/>
+          <w:numId w:val="5"/>
+        </w:numPr>
+        <w:spacing w:after="0" w:line="240" w:lineRule="auto"/>
+        <w:rPr>
+          <w:rFonts w:ascii="Arial" w:hAnsi="Arial" w:cs="Arial"/>
+          <w:b/>
+          <w:bCs/>
+          <w:color w:val="EE0000"/>
+        </w:rPr>
+      </w:pPr>
+      <w:r>
+        <w:rPr>
+          <w:rFonts w:ascii="Arial" w:hAnsi="Arial" w:cs="Arial"/>
+          <w:b/>
+          <w:bCs/>
+          <w:color w:val="EE0000"/>
+        </w:rPr>
+        <w:t>Facilitar tareas, navegación y comprensión para todos los usuarios.</w:t>
+      </w:r>
+    </w:p>
+    <w:p>
+      <w:pPr>
+        <w:pStyle w:val="Prrafodelista"/>
+        <w:numPr>
+          <w:ilvl w:val="0"/>
+          <w:numId w:val="5"/>
+        </w:numPr>
+        <w:spacing w:after="0" w:line="240" w:lineRule="auto"/>
+        <w:rPr>
+          <w:rFonts w:ascii="Arial" w:hAnsi="Arial" w:cs="Arial"/>
+        </w:rPr>
+      </w:pPr>
+      <w:r>
+        <w:rPr>
+          <w:rFonts w:ascii="Arial" w:hAnsi="Arial" w:cs="Arial"/>
+        </w:rPr>
+        <w:t>Priorizar el diseño estético sobre la funcionalidad.</w:t>
+      </w:r>
+    </w:p>
+    <w:p>
+      <w:pPr>
+        <w:spacing w:after="0" w:line="240" w:lineRule="auto"/>
+        <w:rPr>
+          <w:rFonts w:ascii="Arial" w:hAnsi="Arial" w:cs="Arial"/>
+        </w:rPr>
+      </w:pPr>
+    </w:p>
+    <w:p>
+      <w:pPr>
+        <w:spacing w:after="0" w:line="240" w:lineRule="auto"/>
+        <w:rPr>
+          <w:rFonts w:ascii="Arial" w:hAnsi="Arial" w:cs="Arial"/>
+        </w:rPr>
+      </w:pPr>
+      <w:r>
+        <w:rPr>
+          <w:rFonts w:ascii="Arial" w:hAnsi="Arial" w:cs="Arial"/>
+        </w:rPr>
+        <w:t>6. ¿Qué método de usabilidad implica que expertos revisen el sitio comparándolo con principios universales?</w:t>
+      </w:r>
+    </w:p>
+    <w:p>
+      <w:pPr>
+        <w:spacing w:after="0" w:line="240" w:lineRule="auto"/>
+        <w:rPr>
+          <w:rFonts w:ascii="Arial" w:hAnsi="Arial" w:cs="Arial"/>
+        </w:rPr>
+      </w:pPr>
+    </w:p>
+    <w:p>
+      <w:pPr>
+        <w:pStyle w:val="Prrafodelista"/>
+        <w:numPr>
+          <w:ilvl w:val="0"/>
+          <w:numId w:val="6"/>
+        </w:numPr>
+        <w:spacing w:after="0" w:line="240" w:lineRule="auto"/>
+        <w:rPr>
+          <w:rFonts w:ascii="Arial" w:hAnsi="Arial" w:cs="Arial"/>
+        </w:rPr>
+      </w:pPr>
+      <w:r>
+        <w:rPr>
+          <w:rFonts w:ascii="Arial" w:hAnsi="Arial" w:cs="Arial"/>
+        </w:rPr>
+        <w:t>Pruebas A/B.</w:t>
+      </w:r>
+    </w:p>
+    <w:p>
+      <w:pPr>
+        <w:pStyle w:val="Prrafodelista"/>
+        <w:numPr>
+          <w:ilvl w:val="0"/>
+          <w:numId w:val="6"/>
+        </w:numPr>
+        <w:spacing w:after="0" w:line="240" w:lineRule="auto"/>
+        <w:rPr>
+          <w:rFonts w:ascii="Arial" w:hAnsi="Arial" w:cs="Arial"/>
+          <w:b/>
+          <w:bCs/>
+          <w:color w:val="EE0000"/>
+        </w:rPr>
+      </w:pPr>
+      <w:r>
+        <w:rPr>
+          <w:rFonts w:ascii="Arial" w:hAnsi="Arial" w:cs="Arial"/>
+          <w:b/>
+          <w:bCs/>
+          <w:color w:val="EE0000"/>
+        </w:rPr>
+        <w:t>Evaluación heurística.</w:t>
+      </w:r>
+    </w:p>
+    <w:p>
+      <w:pPr>
+        <w:pStyle w:val="Prrafodelista"/>
+        <w:numPr>
+          <w:ilvl w:val="0"/>
+          <w:numId w:val="6"/>
+        </w:numPr>
+        <w:spacing w:after="0" w:line="240" w:lineRule="auto"/>
+        <w:rPr>
+          <w:rFonts w:ascii="Arial" w:hAnsi="Arial" w:cs="Arial"/>
+        </w:rPr>
+      </w:pPr>
+      <w:r>
+        <w:rPr>
+          <w:rFonts w:ascii="Arial" w:hAnsi="Arial" w:cs="Arial"/>
+        </w:rPr>
+        <w:t>Análisis de métricas web.</w:t>
+      </w:r>
+    </w:p>
+    <w:p>
+      <w:pPr>
+        <w:spacing w:after="0" w:line="240" w:lineRule="auto"/>
+        <w:rPr>
+          <w:rFonts w:ascii="Arial" w:hAnsi="Arial" w:cs="Arial"/>
+        </w:rPr>
+      </w:pPr>
+    </w:p>
+    <w:p>
+      <w:pPr>
+        <w:spacing w:after="0" w:line="240" w:lineRule="auto"/>
+        <w:rPr>
+          <w:rFonts w:ascii="Arial" w:hAnsi="Arial" w:cs="Arial"/>
+        </w:rPr>
+      </w:pPr>
+      <w:r>
+        <w:rPr>
+          <w:rFonts w:ascii="Arial" w:hAnsi="Arial" w:cs="Arial"/>
+        </w:rPr>
+        <w:t>7. ¿Qué tipo de requerimiento se refiere a criterios de calidad, rendimiento o usabilidad?</w:t>
+      </w:r>
+    </w:p>
+    <w:p>
+      <w:pPr>
+        <w:spacing w:after="0" w:line="240" w:lineRule="auto"/>
+        <w:rPr>
+          <w:rFonts w:ascii="Arial" w:hAnsi="Arial" w:cs="Arial"/>
+        </w:rPr>
+      </w:pPr>
+    </w:p>
+    <w:p>
+      <w:pPr>
+        <w:pStyle w:val="Prrafodelista"/>
+        <w:numPr>
+          <w:ilvl w:val="0"/>
+          <w:numId w:val="7"/>
+        </w:numPr>
+        <w:spacing w:after="0" w:line="240" w:lineRule="auto"/>
+        <w:rPr>
+          <w:rFonts w:ascii="Arial" w:hAnsi="Arial" w:cs="Arial"/>
+        </w:rPr>
+      </w:pPr>
+      <w:r>
+        <w:rPr>
+          <w:rFonts w:ascii="Arial" w:hAnsi="Arial" w:cs="Arial"/>
+        </w:rPr>
+        <w:t>Requerimiento funcional.</w:t>
+      </w:r>
+    </w:p>
+    <w:p>
+      <w:pPr>
+        <w:pStyle w:val="Prrafodelista"/>
+        <w:numPr>
+          <w:ilvl w:val="0"/>
+          <w:numId w:val="7"/>
+        </w:numPr>
+        <w:spacing w:after="0" w:line="240" w:lineRule="auto"/>
+        <w:rPr>
+          <w:rFonts w:ascii="Arial" w:hAnsi="Arial" w:cs="Arial"/>
+        </w:rPr>
+      </w:pPr>
+      <w:r>
+        <w:rPr>
+          <w:rFonts w:ascii="Arial" w:hAnsi="Arial" w:cs="Arial"/>
+        </w:rPr>
+        <w:t>Historia de usuario.</w:t>
+      </w:r>
+    </w:p>
+    <w:p>
+      <w:pPr>
+        <w:pStyle w:val="Prrafodelista"/>
+        <w:numPr>
+          <w:ilvl w:val="0"/>
+          <w:numId w:val="7"/>
+        </w:numPr>
+        <w:spacing w:after="0" w:line="240" w:lineRule="auto"/>
+        <w:rPr>
+          <w:rFonts w:ascii="Arial" w:hAnsi="Arial" w:cs="Arial"/>
+          <w:b/>
+          <w:bCs/>
+          <w:color w:val="EE0000"/>
+        </w:rPr>
+      </w:pPr>
+      <w:r>
+        <w:rPr>
+          <w:rFonts w:ascii="Arial" w:hAnsi="Arial" w:cs="Arial"/>
+          <w:b/>
+          <w:bCs/>
+          <w:color w:val="EE0000"/>
+        </w:rPr>
+        <w:t>Requerimiento no funcional.</w:t>
+      </w:r>
+    </w:p>
+    <w:p>
+      <w:pPr>
+        <w:spacing w:after="0" w:line="240" w:lineRule="auto"/>
+        <w:rPr>
+          <w:rFonts w:ascii="Arial" w:hAnsi="Arial" w:cs="Arial"/>
+        </w:rPr>
+      </w:pPr>
+    </w:p>
+    <w:p>
+      <w:pPr>
+        <w:spacing w:after="0" w:line="240" w:lineRule="auto"/>
+        <w:rPr>
+          <w:rFonts w:ascii="Arial" w:hAnsi="Arial" w:cs="Arial"/>
+        </w:rPr>
+      </w:pPr>
+      <w:r>
+        <w:rPr>
+          <w:rFonts w:ascii="Arial" w:hAnsi="Arial" w:cs="Arial"/>
+        </w:rPr>
+        <w:t>8. Los perfiles semificticios que representan grupos de usuarios se denominan:</w:t>
+      </w:r>
+    </w:p>
+    <w:p>
+      <w:pPr>
+        <w:spacing w:after="0" w:line="240" w:lineRule="auto"/>
+        <w:rPr>
+          <w:rFonts w:ascii="Arial" w:hAnsi="Arial" w:cs="Arial"/>
+        </w:rPr>
+      </w:pPr>
+    </w:p>
+    <w:p>
+      <w:pPr>
+        <w:pStyle w:val="Prrafodelista"/>
+        <w:numPr>
+          <w:ilvl w:val="0"/>
+          <w:numId w:val="8"/>
+        </w:numPr>
+        <w:spacing w:after="0" w:line="240" w:lineRule="auto"/>
+        <w:rPr>
+          <w:rFonts w:ascii="Arial" w:hAnsi="Arial" w:cs="Arial"/>
+        </w:rPr>
+      </w:pPr>
+      <w:r>
+        <w:rPr>
+          <w:rFonts w:ascii="Arial" w:hAnsi="Arial" w:cs="Arial"/>
+        </w:rPr>
+        <w:t>Casos de uso.</w:t>
+      </w:r>
+    </w:p>
+    <w:p>
+      <w:pPr>
+        <w:pStyle w:val="Prrafodelista"/>
+        <w:numPr>
+          <w:ilvl w:val="0"/>
+          <w:numId w:val="8"/>
+        </w:numPr>
+        <w:spacing w:after="0" w:line="240" w:lineRule="auto"/>
+        <w:rPr>
+          <w:rFonts w:ascii="Arial" w:hAnsi="Arial" w:cs="Arial"/>
+          <w:b/>
+          <w:bCs/>
+          <w:color w:val="EE0000"/>
+        </w:rPr>
+      </w:pPr>
+      <w:r>
+        <w:rPr>
+          <w:rFonts w:ascii="Arial" w:hAnsi="Arial" w:cs="Arial"/>
+          <w:b/>
+          <w:bCs/>
+          <w:color w:val="EE0000"/>
+        </w:rPr>
+        <w:t>Personas.</w:t>
+      </w:r>
+    </w:p>
+    <w:p>
+      <w:pPr>
+        <w:pStyle w:val="Prrafodelista"/>
+        <w:numPr>
+          <w:ilvl w:val="0"/>
+          <w:numId w:val="8"/>
+        </w:numPr>
+        <w:spacing w:after="0" w:line="240" w:lineRule="auto"/>
+        <w:rPr>
+          <w:rFonts w:ascii="Arial" w:hAnsi="Arial" w:cs="Arial"/>
+        </w:rPr>
+      </w:pPr>
+      <w:r>
+        <w:rPr>
+          <w:rFonts w:ascii="Arial" w:hAnsi="Arial" w:cs="Arial"/>
+        </w:rPr>
+        <w:t>Historias de vida.</w:t>
+      </w:r>
+    </w:p>
+    <w:p>
+      <w:pPr>
+        <w:spacing w:after="0" w:line="240" w:lineRule="auto"/>
+        <w:rPr>
+          <w:rFonts w:ascii="Arial" w:hAnsi="Arial" w:cs="Arial"/>
+        </w:rPr>
+      </w:pPr>
+    </w:p>
+    <w:p>
+      <w:pPr>
+        <w:spacing w:after="0" w:line="240" w:lineRule="auto"/>
+        <w:rPr>
+          <w:rFonts w:ascii="Arial" w:hAnsi="Arial" w:cs="Arial"/>
+        </w:rPr>
+      </w:pPr>
+      <w:r>
+        <w:rPr>
+          <w:rFonts w:ascii="Arial" w:hAnsi="Arial" w:cs="Arial"/>
+        </w:rPr>
+        <w:lastRenderedPageBreak/>
+        <w:t>9. El principio de diseño conceptual que exige que las opciones y acciones disponibles siempre estén claras y visibles es:</w:t>
+      </w:r>
+    </w:p>
+    <w:p>
+      <w:pPr>
+        <w:spacing w:after="0" w:line="240" w:lineRule="auto"/>
+        <w:rPr>
+          <w:rFonts w:ascii="Arial" w:hAnsi="Arial" w:cs="Arial"/>
+        </w:rPr>
+      </w:pPr>
+    </w:p>
+    <w:p>
+      <w:pPr>
+        <w:pStyle w:val="Prrafodelista"/>
+        <w:numPr>
+          <w:ilvl w:val="0"/>
+          <w:numId w:val="9"/>
+        </w:numPr>
+        <w:spacing w:after="0" w:line="240" w:lineRule="auto"/>
+        <w:rPr>
+          <w:rFonts w:ascii="Arial" w:hAnsi="Arial" w:cs="Arial"/>
+          <w:b/>
+          <w:bCs/>
+          <w:color w:val="EE0000"/>
+        </w:rPr>
+      </w:pPr>
+      <w:r>
+        <w:rPr>
+          <w:rFonts w:ascii="Arial" w:hAnsi="Arial" w:cs="Arial"/>
+          <w:b/>
+          <w:bCs/>
+          <w:color w:val="EE0000"/>
+        </w:rPr>
+        <w:t>Visibilidad.</w:t>
+      </w:r>
+    </w:p>
+    <w:p>
+      <w:pPr>
+        <w:pStyle w:val="Prrafodelista"/>
+        <w:numPr>
+          <w:ilvl w:val="0"/>
+          <w:numId w:val="9"/>
+        </w:numPr>
+        <w:spacing w:after="0" w:line="240" w:lineRule="auto"/>
+        <w:rPr>
+          <w:rFonts w:ascii="Arial" w:hAnsi="Arial" w:cs="Arial"/>
+        </w:rPr>
+      </w:pPr>
+      <w:r>
+        <w:rPr>
+          <w:rFonts w:ascii="Arial" w:hAnsi="Arial" w:cs="Arial"/>
+        </w:rPr>
+        <w:t>Sencillez.</w:t>
+      </w:r>
+    </w:p>
+    <w:p>
+      <w:pPr>
+        <w:pStyle w:val="Prrafodelista"/>
+        <w:numPr>
+          <w:ilvl w:val="0"/>
+          <w:numId w:val="9"/>
+        </w:numPr>
+        <w:spacing w:after="0" w:line="240" w:lineRule="auto"/>
+        <w:rPr>
+          <w:rFonts w:ascii="Arial" w:hAnsi="Arial" w:cs="Arial"/>
+        </w:rPr>
+      </w:pPr>
+      <w:r>
+        <w:rPr>
+          <w:rFonts w:ascii="Arial" w:hAnsi="Arial" w:cs="Arial"/>
+        </w:rPr>
+        <w:t>Flexibilidad.</w:t>
+      </w:r>
+    </w:p>
+    <w:p>
+      <w:pPr>
+        <w:spacing w:after="0" w:line="240" w:lineRule="auto"/>
+        <w:rPr>
+          <w:rFonts w:ascii="Arial" w:hAnsi="Arial" w:cs="Arial"/>
+        </w:rPr>
+      </w:pPr>
+    </w:p>
+    <w:p>
+      <w:pPr>
+        <w:spacing w:after="0" w:line="240" w:lineRule="auto"/>
+        <w:rPr>
+          <w:rFonts w:ascii="Arial" w:hAnsi="Arial" w:cs="Arial"/>
+        </w:rPr>
+      </w:pPr>
+      <w:r>
+        <w:rPr>
+          <w:rFonts w:ascii="Arial" w:hAnsi="Arial" w:cs="Arial"/>
+        </w:rPr>
+        <w:t>10. Los prototipos de baja fidelidad son comúnmente:</w:t>
+      </w:r>
+    </w:p>
+    <w:p>
+      <w:pPr>
+        <w:spacing w:after="0" w:line="240" w:lineRule="auto"/>
+        <w:rPr>
+          <w:rFonts w:ascii="Arial" w:hAnsi="Arial" w:cs="Arial"/>
+        </w:rPr>
+      </w:pPr>
+    </w:p>
+    <w:p>
+      <w:pPr>
+        <w:pStyle w:val="Prrafodelista"/>
+        <w:numPr>
+          <w:ilvl w:val="0"/>
+          <w:numId w:val="10"/>
+        </w:numPr>
+        <w:spacing w:after="0" w:line="240" w:lineRule="auto"/>
+        <w:rPr>
+          <w:rFonts w:ascii="Arial" w:hAnsi="Arial" w:cs="Arial"/>
+        </w:rPr>
+      </w:pPr>
+      <w:r>
+        <w:rPr>
+          <w:rFonts w:ascii="Arial" w:hAnsi="Arial" w:cs="Arial"/>
+        </w:rPr>
+        <w:t>Simulaciones digitales idénticas al producto final.</w:t>
+      </w:r>
+    </w:p>
+    <w:p>
+      <w:pPr>
+        <w:pStyle w:val="Prrafodelista"/>
+        <w:numPr>
+          <w:ilvl w:val="0"/>
+          <w:numId w:val="10"/>
+        </w:numPr>
+        <w:spacing w:after="0" w:line="240" w:lineRule="auto"/>
+        <w:rPr>
+          <w:rFonts w:ascii="Arial" w:hAnsi="Arial" w:cs="Arial"/>
+        </w:rPr>
+      </w:pPr>
+      <w:r>
+        <w:rPr>
+          <w:rFonts w:ascii="Arial" w:hAnsi="Arial" w:cs="Arial"/>
+        </w:rPr>
+        <w:t>Pruebas A/B con usuarios reales.</w:t>
+      </w:r>
+    </w:p>
+    <w:p>
+      <w:pPr>
+        <w:pStyle w:val="Prrafodelista"/>
+        <w:numPr>
+          <w:ilvl w:val="0"/>
+          <w:numId w:val="10"/>
+        </w:numPr>
+        <w:spacing w:after="0" w:line="240" w:lineRule="auto"/>
+        <w:rPr>
+          <w:rFonts w:ascii="Arial" w:hAnsi="Arial" w:cs="Arial"/>
+          <w:b/>
+          <w:bCs/>
+          <w:color w:val="EE0000"/>
+        </w:rPr>
+      </w:pPr>
+      <w:r>
+        <w:rPr>
+          <w:rFonts w:ascii="Arial" w:hAnsi="Arial" w:cs="Arial"/>
+          <w:b/>
+          <w:bCs/>
+          <w:color w:val="EE0000"/>
+        </w:rPr>
+        <w:t>Bocetos, wireframes o diagramas simples.</w:t>
+      </w:r>
+    </w:p>
+    <w:p>
+      <w:pPr>
+        <w:spacing w:after="0" w:line="240" w:lineRule="auto"/>
+        <w:rPr>
+          <w:rFonts w:ascii="Arial" w:hAnsi="Arial" w:cs="Arial"/>
+        </w:rPr>
+      </w:pPr>
+    </w:p>
+    <w:p>
+      <w:pPr>
+        <w:spacing w:after="0" w:line="240" w:lineRule="auto"/>
+        <w:rPr>
+          <w:rFonts w:ascii="Arial" w:hAnsi="Arial" w:cs="Arial"/>
+        </w:rPr>
+      </w:pPr>
+      <w:r>
+        <w:rPr>
+          <w:rFonts w:ascii="Arial" w:hAnsi="Arial" w:cs="Arial"/>
+        </w:rPr>
+        <w:t>11. Para mejorar la usabilidad, en los formularios se recomienda:</w:t>
+      </w:r>
+    </w:p>
+    <w:p>
+      <w:pPr>
+        <w:spacing w:after="0" w:line="240" w:lineRule="auto"/>
+        <w:rPr>
+          <w:rFonts w:ascii="Arial" w:hAnsi="Arial" w:cs="Arial"/>
+        </w:rPr>
+      </w:pPr>
+    </w:p>
+    <w:p>
+      <w:pPr>
+        <w:pStyle w:val="Prrafodelista"/>
+        <w:numPr>
+          <w:ilvl w:val="0"/>
+          <w:numId w:val="11"/>
+        </w:numPr>
+        <w:spacing w:after="0" w:line="240" w:lineRule="auto"/>
+        <w:rPr>
+          <w:rFonts w:ascii="Arial" w:hAnsi="Arial" w:cs="Arial"/>
+        </w:rPr>
+      </w:pPr>
+      <w:r>
+        <w:rPr>
+          <w:rFonts w:ascii="Arial" w:hAnsi="Arial" w:cs="Arial"/>
+        </w:rPr>
+        <w:t>Evitar la retroalimentación inmediata.</w:t>
+      </w:r>
+    </w:p>
+    <w:p>
+      <w:pPr>
+        <w:pStyle w:val="Prrafodelista"/>
+        <w:numPr>
+          <w:ilvl w:val="0"/>
+          <w:numId w:val="11"/>
+        </w:numPr>
+        <w:spacing w:after="0" w:line="240" w:lineRule="auto"/>
+        <w:rPr>
+          <w:rFonts w:ascii="Arial" w:hAnsi="Arial" w:cs="Arial"/>
+          <w:b/>
+          <w:bCs/>
+          <w:color w:val="EE0000"/>
+        </w:rPr>
+      </w:pPr>
+      <w:r>
+        <w:rPr>
+          <w:rFonts w:ascii="Arial" w:hAnsi="Arial" w:cs="Arial"/>
+          <w:b/>
+          <w:bCs/>
+          <w:color w:val="EE0000"/>
+        </w:rPr>
+        <w:t>Usar ayudas contextuales (ejemplos, pistas).</w:t>
+      </w:r>
+    </w:p>
+    <w:p>
+      <w:pPr>
+        <w:pStyle w:val="Prrafodelista"/>
+        <w:numPr>
+          <w:ilvl w:val="0"/>
+          <w:numId w:val="11"/>
+        </w:numPr>
+        <w:spacing w:after="0" w:line="240" w:lineRule="auto"/>
+        <w:rPr>
+          <w:rFonts w:ascii="Arial" w:hAnsi="Arial" w:cs="Arial"/>
+        </w:rPr>
+      </w:pPr>
+      <w:r>
+        <w:rPr>
+          <w:rFonts w:ascii="Arial" w:hAnsi="Arial" w:cs="Arial"/>
+        </w:rPr>
+        <w:t>Depender solo de colores para indicar errores.</w:t>
+      </w:r>
+    </w:p>
+    <w:p>
+      <w:pPr>
+        <w:spacing w:after="0" w:line="240" w:lineRule="auto"/>
+        <w:rPr>
+          <w:rFonts w:ascii="Arial" w:hAnsi="Arial" w:cs="Arial"/>
+        </w:rPr>
+      </w:pPr>
+    </w:p>
+    <w:p>
+      <w:pPr>
+        <w:spacing w:after="0" w:line="240" w:lineRule="auto"/>
+        <w:rPr>
+          <w:rFonts w:ascii="Arial" w:hAnsi="Arial" w:cs="Arial"/>
+        </w:rPr>
+      </w:pPr>
+      <w:r>
+        <w:rPr>
+          <w:rFonts w:ascii="Arial" w:hAnsi="Arial" w:cs="Arial"/>
+        </w:rPr>
+        <w:t>12. ¿Cuál de estas es una métrica clave en la evaluación de usabilidad?</w:t>
+      </w:r>
+    </w:p>
+    <w:p>
+      <w:pPr>
+        <w:spacing w:after="0" w:line="240" w:lineRule="auto"/>
+        <w:rPr>
+          <w:rFonts w:ascii="Arial" w:hAnsi="Arial" w:cs="Arial"/>
+        </w:rPr>
+      </w:pPr>
+    </w:p>
+    <w:p>
+      <w:pPr>
+        <w:pStyle w:val="Prrafodelista"/>
+        <w:numPr>
+          <w:ilvl w:val="0"/>
+          <w:numId w:val="12"/>
+        </w:numPr>
+        <w:spacing w:after="0" w:line="240" w:lineRule="auto"/>
+        <w:rPr>
+          <w:rFonts w:ascii="Arial" w:hAnsi="Arial" w:cs="Arial"/>
+          <w:b/>
+          <w:bCs/>
+          <w:color w:val="EE0000"/>
+        </w:rPr>
+      </w:pPr>
+      <w:r>
+        <w:rPr>
+          <w:rFonts w:ascii="Arial" w:hAnsi="Arial" w:cs="Arial"/>
+          <w:b/>
+          <w:bCs/>
+          <w:color w:val="EE0000"/>
+        </w:rPr>
+        <w:t>Tasa de éxito (porcentaje de tareas completadas correctamente).</w:t>
+      </w:r>
+    </w:p>
+    <w:p>
+      <w:pPr>
+        <w:pStyle w:val="Prrafodelista"/>
+        <w:numPr>
+          <w:ilvl w:val="0"/>
+          <w:numId w:val="12"/>
+        </w:numPr>
+        <w:spacing w:after="0" w:line="240" w:lineRule="auto"/>
+        <w:rPr>
+          <w:rFonts w:ascii="Arial" w:hAnsi="Arial" w:cs="Arial"/>
+        </w:rPr>
+      </w:pPr>
+      <w:r>
+        <w:rPr>
+          <w:rFonts w:ascii="Arial" w:hAnsi="Arial" w:cs="Arial"/>
+        </w:rPr>
+        <w:t>Densidad de código.</w:t>
+      </w:r>
+    </w:p>
+    <w:p>
+      <w:pPr>
+        <w:pStyle w:val="Prrafodelista"/>
+        <w:numPr>
+          <w:ilvl w:val="0"/>
+          <w:numId w:val="12"/>
+        </w:numPr>
+        <w:spacing w:after="0" w:line="240" w:lineRule="auto"/>
+        <w:rPr>
+          <w:rFonts w:ascii="Arial" w:hAnsi="Arial" w:cs="Arial"/>
+        </w:rPr>
+      </w:pPr>
+      <w:r>
+        <w:rPr>
+          <w:rFonts w:ascii="Arial" w:hAnsi="Arial" w:cs="Arial"/>
+        </w:rPr>
+        <w:t>Inversión publicitaria.</w:t>
+      </w:r>
+    </w:p>
+    <w:p>
+      <w:pPr>
+        <w:spacing w:after="0" w:line="240" w:lineRule="auto"/>
+        <w:rPr>
+          <w:rFonts w:ascii="Arial" w:hAnsi="Arial" w:cs="Arial"/>
+        </w:rPr>
+      </w:pPr>
+    </w:p>
+    <w:p>
+      <w:pPr>
+        <w:spacing w:after="0" w:line="240" w:lineRule="auto"/>
+        <w:rPr>
+          <w:rFonts w:ascii="Arial" w:hAnsi="Arial" w:cs="Arial"/>
+        </w:rPr>
+      </w:pPr>
+      <w:r>
+        <w:rPr>
+          <w:rFonts w:ascii="Arial" w:hAnsi="Arial" w:cs="Arial"/>
+        </w:rPr>
+        <w:t>13. ¿Cuál de los siguientes no es uno de los cuatro principios clave de la WCAG (Accesibilidad)?</w:t>
+      </w:r>
+    </w:p>
+    <w:p>
+      <w:pPr>
+        <w:spacing w:after="0" w:line="240" w:lineRule="auto"/>
+        <w:rPr>
+          <w:rFonts w:ascii="Arial" w:hAnsi="Arial" w:cs="Arial"/>
+        </w:rPr>
+      </w:pPr>
+    </w:p>
+    <w:p>
+      <w:pPr>
+        <w:pStyle w:val="Prrafodelista"/>
+        <w:numPr>
+          <w:ilvl w:val="0"/>
+          <w:numId w:val="13"/>
+        </w:numPr>
+        <w:spacing w:after="0" w:line="240" w:lineRule="auto"/>
+        <w:rPr>
+          <w:rFonts w:ascii="Arial" w:hAnsi="Arial" w:cs="Arial"/>
+        </w:rPr>
+      </w:pPr>
+      <w:r>
+        <w:rPr>
+          <w:rFonts w:ascii="Arial" w:hAnsi="Arial" w:cs="Arial"/>
+        </w:rPr>
+        <w:t>Operable.</w:t>
+      </w:r>
+    </w:p>
+    <w:p>
+      <w:pPr>
+        <w:pStyle w:val="Prrafodelista"/>
+        <w:numPr>
+          <w:ilvl w:val="0"/>
+          <w:numId w:val="13"/>
+        </w:numPr>
+        <w:spacing w:after="0" w:line="240" w:lineRule="auto"/>
+        <w:rPr>
+          <w:rFonts w:ascii="Arial" w:hAnsi="Arial" w:cs="Arial"/>
+        </w:rPr>
+      </w:pPr>
+      <w:r>
+        <w:rPr>
+          <w:rFonts w:ascii="Arial" w:hAnsi="Arial" w:cs="Arial"/>
+        </w:rPr>
+        <w:t>Robusto.</w:t>
+      </w:r>
+    </w:p>
+    <w:p>
+      <w:pPr>
+        <w:pStyle w:val="Prrafodelista"/>
+        <w:numPr>
+          <w:ilvl w:val="0"/>
+          <w:numId w:val="13"/>
+        </w:numPr>
+        <w:spacing w:after="0" w:line="240" w:lineRule="auto"/>
+        <w:rPr>
+          <w:rFonts w:ascii="Arial" w:hAnsi="Arial" w:cs="Arial"/>
+          <w:b/>
+          <w:bCs/>
+          <w:color w:val="EE0000"/>
+        </w:rPr>
+      </w:pPr>
+      <w:r>
+        <w:rPr>
+          <w:rFonts w:ascii="Arial" w:hAnsi="Arial" w:cs="Arial"/>
+          <w:b/>
+          <w:bCs/>
+          <w:color w:val="EE0000"/>
+        </w:rPr>
+        <w:t>Estético.</w:t>
+      </w:r>
+    </w:p>
+    <w:p>
+      <w:pPr>
+        <w:spacing w:after="0" w:line="240" w:lineRule="auto"/>
+        <w:rPr>
+          <w:rFonts w:ascii="Arial" w:hAnsi="Arial" w:cs="Arial"/>
+        </w:rPr>
+      </w:pPr>
+    </w:p>
+    <w:p>
+      <w:pPr>
+        <w:spacing w:after="0" w:line="240" w:lineRule="auto"/>
+        <w:rPr>
+          <w:rFonts w:ascii="Arial" w:hAnsi="Arial" w:cs="Arial"/>
+        </w:rPr>
+      </w:pPr>
+      <w:r>
+        <w:rPr>
+          <w:rFonts w:ascii="Arial" w:hAnsi="Arial" w:cs="Arial"/>
+        </w:rPr>
+        <w:t>14. Para tareas comunes en sitios web, el tiempo de tarea ideal en usabilidad es generalmente inferior a:</w:t>
+      </w:r>
+    </w:p>
+    <w:p>
+      <w:pPr>
+        <w:spacing w:after="0" w:line="240" w:lineRule="auto"/>
+        <w:rPr>
+          <w:rFonts w:ascii="Arial" w:hAnsi="Arial" w:cs="Arial"/>
+        </w:rPr>
+      </w:pPr>
+    </w:p>
+    <w:p>
+      <w:pPr>
+        <w:pStyle w:val="Prrafodelista"/>
+        <w:numPr>
+          <w:ilvl w:val="0"/>
+          <w:numId w:val="14"/>
+        </w:numPr>
+        <w:spacing w:after="0" w:line="240" w:lineRule="auto"/>
+        <w:rPr>
+          <w:rFonts w:ascii="Arial" w:hAnsi="Arial" w:cs="Arial"/>
+        </w:rPr>
+      </w:pPr>
+      <w:r>
+        <w:rPr>
+          <w:rFonts w:ascii="Arial" w:hAnsi="Arial" w:cs="Arial"/>
+        </w:rPr>
+        <w:t>5 minutos.</w:t>
+      </w:r>
+    </w:p>
+    <w:p>
+      <w:pPr>
+        <w:pStyle w:val="Prrafodelista"/>
+        <w:numPr>
+          <w:ilvl w:val="0"/>
+          <w:numId w:val="14"/>
+        </w:numPr>
+        <w:spacing w:after="0" w:line="240" w:lineRule="auto"/>
+        <w:rPr>
+          <w:rFonts w:ascii="Arial" w:hAnsi="Arial" w:cs="Arial"/>
+          <w:b/>
+          <w:bCs/>
+          <w:color w:val="EE0000"/>
+        </w:rPr>
+      </w:pPr>
+      <w:r>
+        <w:rPr>
+          <w:rFonts w:ascii="Arial" w:hAnsi="Arial" w:cs="Arial"/>
+          <w:b/>
+          <w:bCs/>
+          <w:color w:val="EE0000"/>
+        </w:rPr>
+        <w:t>2 minutos.</w:t>
+      </w:r>
+    </w:p>
+    <w:p>
+      <w:pPr>
+        <w:pStyle w:val="Prrafodelista"/>
+        <w:numPr>
+          <w:ilvl w:val="0"/>
+          <w:numId w:val="14"/>
+        </w:numPr>
+        <w:spacing w:after="0" w:line="240" w:lineRule="auto"/>
+        <w:rPr>
+          <w:rFonts w:ascii="Arial" w:hAnsi="Arial" w:cs="Arial"/>
+        </w:rPr>
+      </w:pPr>
+      <w:r>
+        <w:rPr>
+          <w:rFonts w:ascii="Arial" w:hAnsi="Arial" w:cs="Arial"/>
+        </w:rPr>
+        <w:t>30 minutos.</w:t>
+      </w:r>
+    </w:p>
+    <w:p>
+      <w:pPr>
+        <w:spacing w:after="0" w:line="240" w:lineRule="auto"/>
+        <w:rPr>
+          <w:rFonts w:ascii="Arial" w:hAnsi="Arial" w:cs="Arial"/>
+        </w:rPr>
+      </w:pPr>
+    </w:p>
+    <w:p>
+      <w:pPr>
+        <w:spacing w:after="0" w:line="240" w:lineRule="auto"/>
+        <w:rPr>
+          <w:rFonts w:ascii="Arial" w:hAnsi="Arial" w:cs="Arial"/>
+        </w:rPr>
+      </w:pPr>
+      <w:r>
+        <w:rPr>
+          <w:rFonts w:ascii="Arial" w:hAnsi="Arial" w:cs="Arial"/>
+        </w:rPr>
+        <w:t>15. Una tasa de abandono en formularios de más del 30% típicamente indica:</w:t>
+      </w:r>
+    </w:p>
+    <w:p>
+      <w:pPr>
+        <w:spacing w:after="0" w:line="240" w:lineRule="auto"/>
+        <w:rPr>
+          <w:rFonts w:ascii="Arial" w:hAnsi="Arial" w:cs="Arial"/>
+        </w:rPr>
+      </w:pPr>
+    </w:p>
+    <w:p>
+      <w:pPr>
+        <w:pStyle w:val="Prrafodelista"/>
+        <w:numPr>
+          <w:ilvl w:val="0"/>
+          <w:numId w:val="15"/>
+        </w:numPr>
+        <w:spacing w:after="0" w:line="240" w:lineRule="auto"/>
+        <w:rPr>
+          <w:rFonts w:ascii="Arial" w:hAnsi="Arial" w:cs="Arial"/>
+          <w:b/>
+          <w:bCs/>
+          <w:color w:val="EE0000"/>
+        </w:rPr>
+      </w:pPr>
+      <w:r>
+        <w:rPr>
+          <w:rFonts w:ascii="Arial" w:hAnsi="Arial" w:cs="Arial"/>
+          <w:b/>
+          <w:bCs/>
+          <w:color w:val="EE0000"/>
+        </w:rPr>
+        <w:t>Problemas graves de usabilidad o confusión.</w:t>
+      </w:r>
+    </w:p>
+    <w:p>
+      <w:pPr>
+        <w:pStyle w:val="Prrafodelista"/>
+        <w:numPr>
+          <w:ilvl w:val="0"/>
+          <w:numId w:val="15"/>
+        </w:numPr>
+        <w:spacing w:after="0" w:line="240" w:lineRule="auto"/>
+        <w:rPr>
+          <w:rFonts w:ascii="Arial" w:hAnsi="Arial" w:cs="Arial"/>
+        </w:rPr>
+      </w:pPr>
+      <w:r>
+        <w:rPr>
+          <w:rFonts w:ascii="Arial" w:hAnsi="Arial" w:cs="Arial"/>
+        </w:rPr>
+        <w:t>Alta satisfacción del usuario.</w:t>
+      </w:r>
+    </w:p>
+    <w:p>
+      <w:pPr>
+        <w:pStyle w:val="Prrafodelista"/>
+        <w:numPr>
+          <w:ilvl w:val="0"/>
+          <w:numId w:val="15"/>
+        </w:numPr>
+        <w:spacing w:after="0" w:line="240" w:lineRule="auto"/>
+        <w:rPr>
+          <w:rFonts w:ascii="Arial" w:hAnsi="Arial" w:cs="Arial"/>
+        </w:rPr>
+      </w:pPr>
+      <w:r>
+        <w:rPr>
+          <w:rFonts w:ascii="Arial" w:hAnsi="Arial" w:cs="Arial"/>
+        </w:rPr>
+        <w:t>Un diseño robusto y accesible.</w:t>
+      </w:r>
+    </w:p>
+    <w:p>
+      <w:pPr>
+        <w:spacing w:after="0" w:line="240" w:lineRule="auto"/>
+        <w:rPr>
+          <w:rFonts w:ascii="Arial" w:hAnsi="Arial" w:cs="Arial"/>
+        </w:rPr>
+      </w:pPr>
+    </w:p>
+    <w:p>
+      <w:pPr>
+        <w:spacing w:after="0" w:line="240" w:lineRule="auto"/>
+        <w:rPr>
+          <w:rFonts w:ascii="Arial" w:hAnsi="Arial" w:cs="Arial"/>
+        </w:rPr>
+      </w:pPr>
+      <w:r>
+        <w:rPr>
+          <w:rFonts w:ascii="Arial" w:hAnsi="Arial" w:cs="Arial"/>
+        </w:rPr>
+        <w:t>16. ¿Cuál es un fallo común de usabilidad citado en el caso del "Gates 'N Fences"?</w:t>
+      </w:r>
+    </w:p>
+    <w:p>
+      <w:pPr>
+        <w:pStyle w:val="Prrafodelista"/>
+        <w:numPr>
+          <w:ilvl w:val="0"/>
+          <w:numId w:val="16"/>
+        </w:numPr>
+        <w:spacing w:after="0" w:line="240" w:lineRule="auto"/>
+        <w:rPr>
+          <w:rFonts w:ascii="Arial" w:hAnsi="Arial" w:cs="Arial"/>
+        </w:rPr>
+      </w:pPr>
+      <w:r>
+        <w:rPr>
+          <w:rFonts w:ascii="Arial" w:hAnsi="Arial" w:cs="Arial"/>
+        </w:rPr>
+        <w:t>Alto cumplimiento WCAG AA.</w:t>
+      </w:r>
+    </w:p>
+    <w:p>
+      <w:pPr>
+        <w:pStyle w:val="Prrafodelista"/>
+        <w:numPr>
+          <w:ilvl w:val="0"/>
+          <w:numId w:val="16"/>
+        </w:numPr>
+        <w:spacing w:after="0" w:line="240" w:lineRule="auto"/>
+        <w:rPr>
+          <w:rFonts w:ascii="Arial" w:hAnsi="Arial" w:cs="Arial"/>
+        </w:rPr>
+      </w:pPr>
+      <w:r>
+        <w:rPr>
+          <w:rFonts w:ascii="Arial" w:hAnsi="Arial" w:cs="Arial"/>
+        </w:rPr>
+        <w:t>Usabilidad perfecta con móviles.</w:t>
+      </w:r>
+    </w:p>
+    <w:p>
+      <w:pPr>
+        <w:pStyle w:val="Prrafodelista"/>
+        <w:numPr>
+          <w:ilvl w:val="0"/>
+          <w:numId w:val="16"/>
+        </w:numPr>
+        <w:spacing w:after="0" w:line="240" w:lineRule="auto"/>
+        <w:rPr>
+          <w:rFonts w:ascii="Arial" w:hAnsi="Arial" w:cs="Arial"/>
+          <w:b/>
+          <w:bCs/>
+          <w:color w:val="EE0000"/>
+        </w:rPr>
+      </w:pPr>
+      <w:r>
+        <w:rPr>
+          <w:rFonts w:ascii="Arial" w:hAnsi="Arial" w:cs="Arial"/>
+          <w:b/>
+          <w:bCs/>
+          <w:color w:val="EE0000"/>
+        </w:rPr>
+        <w:t>Diseño obsoleto y sin jerarquía visual.</w:t>
+      </w:r>
+    </w:p>
+    <w:p>
+      <w:pPr>
+        <w:spacing w:after="0" w:line="240" w:lineRule="auto"/>
+        <w:rPr>
+          <w:rFonts w:ascii="Arial" w:hAnsi="Arial" w:cs="Arial"/>
+        </w:rPr>
+      </w:pPr>
+    </w:p>
+    <w:p>
+      <w:pPr>
+        <w:spacing w:after="0" w:line="240" w:lineRule="auto"/>
+        <w:rPr>
+          <w:rFonts w:ascii="Arial" w:hAnsi="Arial" w:cs="Arial"/>
+        </w:rPr>
+      </w:pPr>
+      <w:r>
+        <w:rPr>
+          <w:rFonts w:ascii="Arial" w:hAnsi="Arial" w:cs="Arial"/>
+        </w:rPr>
+        <w:t>17. ¿Qué porcentaje aproximado de webs españolas alcanzan el nivel AA exigido en accesibilidad?</w:t>
+      </w:r>
+    </w:p>
+    <w:p>
+      <w:pPr>
+        <w:spacing w:after="0" w:line="240" w:lineRule="auto"/>
+        <w:rPr>
+          <w:rFonts w:ascii="Arial" w:hAnsi="Arial" w:cs="Arial"/>
+        </w:rPr>
+      </w:pPr>
+    </w:p>
+    <w:p>
+      <w:pPr>
+        <w:pStyle w:val="Prrafodelista"/>
+        <w:numPr>
+          <w:ilvl w:val="0"/>
+          <w:numId w:val="17"/>
+        </w:numPr>
+        <w:spacing w:after="0" w:line="240" w:lineRule="auto"/>
+        <w:rPr>
+          <w:rFonts w:ascii="Arial" w:hAnsi="Arial" w:cs="Arial"/>
+        </w:rPr>
+      </w:pPr>
+      <w:r>
+        <w:rPr>
+          <w:rFonts w:ascii="Arial" w:hAnsi="Arial" w:cs="Arial"/>
+        </w:rPr>
+        <w:t>75%.</w:t>
+      </w:r>
+    </w:p>
+    <w:p>
+      <w:pPr>
+        <w:pStyle w:val="Prrafodelista"/>
+        <w:numPr>
+          <w:ilvl w:val="0"/>
+          <w:numId w:val="17"/>
+        </w:numPr>
+        <w:spacing w:after="0" w:line="240" w:lineRule="auto"/>
+        <w:rPr>
+          <w:rFonts w:ascii="Arial" w:hAnsi="Arial" w:cs="Arial"/>
+          <w:b/>
+          <w:bCs/>
+          <w:color w:val="EE0000"/>
+        </w:rPr>
+      </w:pPr>
+      <w:r>
+        <w:rPr>
+          <w:rFonts w:ascii="Arial" w:hAnsi="Arial" w:cs="Arial"/>
+          <w:b/>
+          <w:bCs/>
+          <w:color w:val="EE0000"/>
+        </w:rPr>
+        <w:t>27%.</w:t>
+      </w:r>
+    </w:p>
+    <w:p>
+      <w:pPr>
+        <w:pStyle w:val="Prrafodelista"/>
+        <w:numPr>
+          <w:ilvl w:val="0"/>
+          <w:numId w:val="17"/>
+        </w:numPr>
+        <w:spacing w:after="0" w:line="240" w:lineRule="auto"/>
+        <w:rPr>
+          <w:rFonts w:ascii="Arial" w:hAnsi="Arial" w:cs="Arial"/>
+        </w:rPr>
+      </w:pPr>
+      <w:r>
+        <w:rPr>
+          <w:rFonts w:ascii="Arial" w:hAnsi="Arial" w:cs="Arial"/>
+        </w:rPr>
+        <w:t>90%.</w:t>
+      </w:r>
+    </w:p>
+    <w:p>
+      <w:pPr>
+        <w:spacing w:after="0" w:line="240" w:lineRule="auto"/>
+        <w:rPr>
+          <w:rFonts w:ascii="Arial" w:hAnsi="Arial" w:cs="Arial"/>
+        </w:rPr>
+      </w:pPr>
+    </w:p>
+    <w:p>
+      <w:pPr>
+        <w:spacing w:after="0" w:line="240" w:lineRule="auto"/>
+        <w:rPr>
+          <w:rFonts w:ascii="Arial" w:hAnsi="Arial" w:cs="Arial"/>
+        </w:rPr>
+      </w:pPr>
+      <w:r>
+        <w:rPr>
+          <w:rFonts w:ascii="Arial" w:hAnsi="Arial" w:cs="Arial"/>
+        </w:rPr>
+        <w:t>18. En el caso de uso de "Laura" comprando zapatillas, un elemento clave del flujo es:</w:t>
+      </w:r>
+    </w:p>
+    <w:p>
+      <w:pPr>
+        <w:spacing w:after="0" w:line="240" w:lineRule="auto"/>
+        <w:rPr>
+          <w:rFonts w:ascii="Arial" w:hAnsi="Arial" w:cs="Arial"/>
+        </w:rPr>
+      </w:pPr>
+    </w:p>
+    <w:p>
+      <w:pPr>
+        <w:pStyle w:val="Prrafodelista"/>
+        <w:numPr>
+          <w:ilvl w:val="0"/>
+          <w:numId w:val="18"/>
+        </w:numPr>
+        <w:spacing w:after="0" w:line="240" w:lineRule="auto"/>
+        <w:rPr>
+          <w:rFonts w:ascii="Arial" w:hAnsi="Arial" w:cs="Arial"/>
+          <w:b/>
+          <w:bCs/>
+          <w:color w:val="EE0000"/>
+        </w:rPr>
+      </w:pPr>
+      <w:r>
+        <w:rPr>
+          <w:rFonts w:ascii="Arial" w:hAnsi="Arial" w:cs="Arial"/>
+          <w:b/>
+          <w:bCs/>
+          <w:color w:val="EE0000"/>
+        </w:rPr>
+        <w:t>Filtrar resultados por talla y marca.</w:t>
+      </w:r>
+    </w:p>
+    <w:p>
+      <w:pPr>
+        <w:pStyle w:val="Prrafodelista"/>
+        <w:numPr>
+          <w:ilvl w:val="0"/>
+          <w:numId w:val="18"/>
+        </w:numPr>
+        <w:spacing w:after="0" w:line="240" w:lineRule="auto"/>
+        <w:rPr>
+          <w:rFonts w:ascii="Arial" w:hAnsi="Arial" w:cs="Arial"/>
+        </w:rPr>
+      </w:pPr>
+      <w:r>
+        <w:rPr>
+          <w:rFonts w:ascii="Arial" w:hAnsi="Arial" w:cs="Arial"/>
+        </w:rPr>
+        <w:t>Leer el código fuente de la página.</w:t>
+      </w:r>
+    </w:p>
+    <w:p>
+      <w:pPr>
+        <w:pStyle w:val="Prrafodelista"/>
+        <w:numPr>
+          <w:ilvl w:val="0"/>
+          <w:numId w:val="18"/>
+        </w:numPr>
+        <w:spacing w:after="0" w:line="240" w:lineRule="auto"/>
+        <w:rPr>
+          <w:rFonts w:ascii="Arial" w:hAnsi="Arial" w:cs="Arial"/>
+        </w:rPr>
+      </w:pPr>
+      <w:r>
+        <w:rPr>
+          <w:rFonts w:ascii="Arial" w:hAnsi="Arial" w:cs="Arial"/>
+        </w:rPr>
+        <w:t>Ignorar el carrito y pagar directamente.</w:t>
+      </w:r>
+    </w:p>
+    <w:p>
+      <w:pPr>
+        <w:spacing w:after="0" w:line="240" w:lineRule="auto"/>
+        <w:rPr>
+          <w:rFonts w:ascii="Arial" w:hAnsi="Arial" w:cs="Arial"/>
+        </w:rPr>
+      </w:pPr>
+    </w:p>
+    <w:p>
+      <w:pPr>
+        <w:spacing w:after="0" w:line="240" w:lineRule="auto"/>
+        <w:rPr>
+          <w:rFonts w:ascii="Arial" w:hAnsi="Arial" w:cs="Arial"/>
+        </w:rPr>
+      </w:pPr>
+      <w:r>
+        <w:rPr>
+          <w:rFonts w:ascii="Arial" w:hAnsi="Arial" w:cs="Arial"/>
+        </w:rPr>
+        <w:t>19. La Experiencia de Usuario (UX) se diferencia de la usabilidad porque también abarca:</w:t>
+      </w:r>
+    </w:p>
+    <w:p>
+      <w:pPr>
+        <w:spacing w:after="0" w:line="240" w:lineRule="auto"/>
+        <w:rPr>
+          <w:rFonts w:ascii="Arial" w:hAnsi="Arial" w:cs="Arial"/>
+        </w:rPr>
+      </w:pPr>
+    </w:p>
+    <w:p>
+      <w:pPr>
+        <w:pStyle w:val="Prrafodelista"/>
+        <w:numPr>
+          <w:ilvl w:val="0"/>
+          <w:numId w:val="19"/>
+        </w:numPr>
+        <w:spacing w:after="0" w:line="240" w:lineRule="auto"/>
+        <w:rPr>
+          <w:rFonts w:ascii="Arial" w:hAnsi="Arial" w:cs="Arial"/>
+        </w:rPr>
+      </w:pPr>
+      <w:r>
+        <w:rPr>
+          <w:rFonts w:ascii="Arial" w:hAnsi="Arial" w:cs="Arial"/>
+        </w:rPr>
+        <w:t>La validación de HTML/CSS.</w:t>
+      </w:r>
+    </w:p>
+    <w:p>
+      <w:pPr>
+        <w:pStyle w:val="Prrafodelista"/>
+        <w:numPr>
+          <w:ilvl w:val="0"/>
+          <w:numId w:val="19"/>
+        </w:numPr>
+        <w:spacing w:after="0" w:line="240" w:lineRule="auto"/>
+        <w:rPr>
+          <w:rFonts w:ascii="Arial" w:hAnsi="Arial" w:cs="Arial"/>
+        </w:rPr>
+      </w:pPr>
+      <w:r>
+        <w:rPr>
+          <w:rFonts w:ascii="Arial" w:hAnsi="Arial" w:cs="Arial"/>
+        </w:rPr>
+        <w:t>La velocidad del servidor únicamente.</w:t>
+      </w:r>
+    </w:p>
+    <w:p>
+      <w:pPr>
+        <w:pStyle w:val="Prrafodelista"/>
+        <w:numPr>
+          <w:ilvl w:val="0"/>
+          <w:numId w:val="19"/>
+        </w:numPr>
+        <w:spacing w:after="0" w:line="240" w:lineRule="auto"/>
+        <w:rPr>
+          <w:rFonts w:ascii="Arial" w:hAnsi="Arial" w:cs="Arial"/>
+          <w:b/>
+          <w:bCs/>
+          <w:color w:val="EE0000"/>
+        </w:rPr>
+      </w:pPr>
+      <w:r>
+        <w:rPr>
+          <w:rFonts w:ascii="Arial" w:hAnsi="Arial" w:cs="Arial"/>
+          <w:b/>
+          <w:bCs/>
+          <w:color w:val="EE0000"/>
+        </w:rPr>
+        <w:t>Las emociones, percepciones y el contexto completo de interacción.</w:t>
+      </w:r>
+    </w:p>
+    <w:p>
+      <w:pPr>
+        <w:spacing w:after="0" w:line="240" w:lineRule="auto"/>
+        <w:rPr>
+          <w:rFonts w:ascii="Arial" w:hAnsi="Arial" w:cs="Arial"/>
+        </w:rPr>
+      </w:pPr>
+    </w:p>
+    <w:p>
+      <w:pPr>
+        <w:spacing w:after="0" w:line="240" w:lineRule="auto"/>
+        <w:rPr>
+          <w:rFonts w:ascii="Arial" w:hAnsi="Arial" w:cs="Arial"/>
+        </w:rPr>
+      </w:pPr>
+      <w:r>
+        <w:rPr>
+          <w:rFonts w:ascii="Arial" w:hAnsi="Arial" w:cs="Arial"/>
+        </w:rPr>
+        <w:t>20. ¿Qué sitio español es citado como ejemplo de buena usabilidad gracias a su navegación intuitiva y filtros claros?</w:t>
+      </w:r>
+    </w:p>
+    <w:p>
+      <w:pPr>
+        <w:spacing w:after="0" w:line="240" w:lineRule="auto"/>
+        <w:rPr>
+          <w:rFonts w:ascii="Arial" w:hAnsi="Arial" w:cs="Arial"/>
+        </w:rPr>
+      </w:pPr>
+    </w:p>
+    <w:p>
+      <w:pPr>
+        <w:pStyle w:val="Prrafodelista"/>
+        <w:numPr>
+          <w:ilvl w:val="0"/>
+          <w:numId w:val="20"/>
+        </w:numPr>
+        <w:spacing w:after="0" w:line="240" w:lineRule="auto"/>
+        <w:rPr>
+          <w:rFonts w:ascii="Arial" w:hAnsi="Arial" w:cs="Arial"/>
+        </w:rPr>
+      </w:pPr>
+      <w:r>
+        <w:rPr>
+          <w:rFonts w:ascii="Arial" w:hAnsi="Arial" w:cs="Arial"/>
+        </w:rPr>
+        <w:t>Spagnolo.</w:t>
+      </w:r>
+    </w:p>
+    <w:p>
+      <w:pPr>
+        <w:pStyle w:val="Prrafodelista"/>
+        <w:numPr>
+          <w:ilvl w:val="0"/>
+          <w:numId w:val="20"/>
+        </w:numPr>
+        <w:spacing w:after="0" w:line="240" w:lineRule="auto"/>
+        <w:rPr>
+          <w:rFonts w:ascii="Arial" w:hAnsi="Arial" w:cs="Arial"/>
+        </w:rPr>
+      </w:pPr>
+      <w:r>
+        <w:rPr>
+          <w:rFonts w:ascii="Arial" w:hAnsi="Arial" w:cs="Arial"/>
+        </w:rPr>
+        <w:t>Silbon.</w:t>
+      </w:r>
+    </w:p>
+    <w:p>
+      <w:pPr>
+        <w:pStyle w:val="Prrafodelista"/>
+        <w:numPr>
+          <w:ilvl w:val="0"/>
+          <w:numId w:val="20"/>
+        </w:numPr>
+        <w:spacing w:after="0" w:line="240" w:lineRule="auto"/>
+        <w:rPr>
+          <w:rFonts w:ascii="Arial" w:hAnsi="Arial" w:cs="Arial"/>
+          <w:b/>
+          <w:bCs/>
+          <w:color w:val="EE0000"/>
+        </w:rPr>
+      </w:pPr>
+      <w:r>
+        <w:rPr>
+          <w:rFonts w:ascii="Arial" w:hAnsi="Arial" w:cs="Arial"/>
+          <w:b/>
+          <w:bCs/>
+          <w:color w:val="EE0000"/>
+        </w:rPr>
+        <w:t>El Corte Inglés.</w:t>
+      </w:r>
+    </w:p>
+    <w:p>
+      <w:pPr>
+        <w:spacing w:after="0" w:line="240" w:lineRule="auto"/>
+        <w:rPr>
+          <w:rFonts w:ascii="Arial" w:hAnsi="Arial" w:cs="Arial"/>
+        </w:rPr>
+      </w:pPr>
+    </w:p>
+    <w:p>
+      <w:pPr>
+        <w:spacing w:after="0" w:line="240" w:lineRule="auto"/>
+        <w:rPr>
+          <w:rFonts w:ascii="Arial" w:hAnsi="Arial" w:cs="Arial"/>
+        </w:rPr>
+      </w:pPr>
+      <w:r>
+        <w:rPr>
+          <w:rFonts w:ascii="Arial" w:hAnsi="Arial" w:cs="Arial"/>
+        </w:rPr>
+        <w:t>21. ¿Qué herramienta se utiliza para medir la satisfacción y el agrado del usuario?</w:t>
+      </w:r>
+    </w:p>
+    <w:p>
+      <w:pPr>
+        <w:spacing w:after="0" w:line="240" w:lineRule="auto"/>
+        <w:rPr>
+          <w:rFonts w:ascii="Arial" w:hAnsi="Arial" w:cs="Arial"/>
+        </w:rPr>
+      </w:pPr>
+    </w:p>
+    <w:p>
+      <w:pPr>
+        <w:pStyle w:val="Prrafodelista"/>
+        <w:numPr>
+          <w:ilvl w:val="0"/>
+          <w:numId w:val="21"/>
+        </w:numPr>
+        <w:spacing w:after="0" w:line="240" w:lineRule="auto"/>
+        <w:rPr>
+          <w:rFonts w:ascii="Arial" w:hAnsi="Arial" w:cs="Arial"/>
+          <w:b/>
+          <w:bCs/>
+          <w:color w:val="EE0000"/>
+        </w:rPr>
+      </w:pPr>
+      <w:r>
+        <w:rPr>
+          <w:rFonts w:ascii="Arial" w:hAnsi="Arial" w:cs="Arial"/>
+          <w:b/>
+          <w:bCs/>
+          <w:color w:val="EE0000"/>
+        </w:rPr>
+        <w:t>System Usability Scale (SUS) o NPS.</w:t>
+      </w:r>
+    </w:p>
+    <w:p>
+      <w:pPr>
+        <w:pStyle w:val="Prrafodelista"/>
+        <w:numPr>
+          <w:ilvl w:val="0"/>
+          <w:numId w:val="21"/>
+        </w:numPr>
+        <w:spacing w:after="0" w:line="240" w:lineRule="auto"/>
+        <w:rPr>
+          <w:rFonts w:ascii="Arial" w:hAnsi="Arial" w:cs="Arial"/>
+        </w:rPr>
+      </w:pPr>
+      <w:r>
+        <w:rPr>
+          <w:rFonts w:ascii="Arial" w:hAnsi="Arial" w:cs="Arial"/>
+        </w:rPr>
+        <w:t>Tasa de éxito.</w:t>
+      </w:r>
+    </w:p>
+    <w:p>
+      <w:pPr>
+        <w:pStyle w:val="Prrafodelista"/>
+        <w:numPr>
+          <w:ilvl w:val="0"/>
+          <w:numId w:val="21"/>
+        </w:numPr>
+        <w:spacing w:after="0" w:line="240" w:lineRule="auto"/>
+        <w:rPr>
+          <w:rFonts w:ascii="Arial" w:hAnsi="Arial" w:cs="Arial"/>
+        </w:rPr>
+      </w:pPr>
+      <w:r>
+        <w:rPr>
+          <w:rFonts w:ascii="Arial" w:hAnsi="Arial" w:cs="Arial"/>
+        </w:rPr>
+        <w:t>Dificultad de aprendizaje.</w:t>
+      </w:r>
+    </w:p>
+    <w:p>
+      <w:pPr>
+        <w:spacing w:after="0" w:line="240" w:lineRule="auto"/>
+        <w:rPr>
+          <w:rFonts w:ascii="Arial" w:hAnsi="Arial" w:cs="Arial"/>
+        </w:rPr>
+      </w:pPr>
+    </w:p>
+    <w:p>
+      <w:pPr>
+        <w:spacing w:after="0" w:line="240" w:lineRule="auto"/>
+        <w:rPr>
+          <w:rFonts w:ascii="Arial" w:hAnsi="Arial" w:cs="Arial"/>
+        </w:rPr>
+      </w:pPr>
+      <w:r>
+        <w:rPr>
+          <w:rFonts w:ascii="Arial" w:hAnsi="Arial" w:cs="Arial"/>
+        </w:rPr>
+        <w:t>22. En la etapa BOFU (Decisión) del embudo de conversión, el umbral de abandono ideal en pasos críticos debe ser:</w:t>
+      </w:r>
+    </w:p>
+    <w:p>
+      <w:pPr>
+        <w:spacing w:after="0" w:line="240" w:lineRule="auto"/>
+        <w:rPr>
+          <w:rFonts w:ascii="Arial" w:hAnsi="Arial" w:cs="Arial"/>
+        </w:rPr>
+      </w:pPr>
+    </w:p>
+    <w:p>
+      <w:pPr>
+        <w:pStyle w:val="Prrafodelista"/>
+        <w:numPr>
+          <w:ilvl w:val="0"/>
+          <w:numId w:val="22"/>
+        </w:numPr>
+        <w:spacing w:after="0" w:line="240" w:lineRule="auto"/>
+        <w:rPr>
+          <w:rFonts w:ascii="Arial" w:hAnsi="Arial" w:cs="Arial"/>
+        </w:rPr>
+      </w:pPr>
+      <w:r>
+        <w:rPr>
+          <w:rFonts w:ascii="Arial" w:hAnsi="Arial" w:cs="Arial"/>
+        </w:rPr>
+        <w:t>Superior al 50%.</w:t>
+      </w:r>
+    </w:p>
+    <w:p>
+      <w:pPr>
+        <w:pStyle w:val="Prrafodelista"/>
+        <w:numPr>
+          <w:ilvl w:val="0"/>
+          <w:numId w:val="22"/>
+        </w:numPr>
+        <w:spacing w:after="0" w:line="240" w:lineRule="auto"/>
+        <w:rPr>
+          <w:rFonts w:ascii="Arial" w:hAnsi="Arial" w:cs="Arial"/>
+          <w:b/>
+          <w:bCs/>
+          <w:color w:val="EE0000"/>
+        </w:rPr>
+      </w:pPr>
+      <w:r>
+        <w:rPr>
+          <w:rFonts w:ascii="Arial" w:hAnsi="Arial" w:cs="Arial"/>
+          <w:b/>
+          <w:bCs/>
+          <w:color w:val="EE0000"/>
+        </w:rPr>
+        <w:t>Mínimo (idealmente menos del 20%).</w:t>
+      </w:r>
+    </w:p>
+    <w:p>
+      <w:pPr>
+        <w:pStyle w:val="Prrafodelista"/>
+        <w:numPr>
+          <w:ilvl w:val="0"/>
+          <w:numId w:val="22"/>
+        </w:numPr>
+        <w:spacing w:after="0" w:line="240" w:lineRule="auto"/>
+        <w:rPr>
+          <w:rFonts w:ascii="Arial" w:hAnsi="Arial" w:cs="Arial"/>
+        </w:rPr>
+      </w:pPr>
+      <w:r>
+        <w:rPr>
+          <w:rFonts w:ascii="Arial" w:hAnsi="Arial" w:cs="Arial"/>
+        </w:rPr>
+        <w:t>Igual que en la etapa TOFU.</w:t>
+      </w:r>
+    </w:p>
+    <w:p>
+      <w:pPr>
+        <w:spacing w:after="0" w:line="240" w:lineRule="auto"/>
+        <w:rPr>
+          <w:rFonts w:ascii="Arial" w:hAnsi="Arial" w:cs="Arial"/>
+        </w:rPr>
+      </w:pPr>
+    </w:p>
+    <w:p>
+      <w:pPr>
+        <w:spacing w:after="0" w:line="240" w:lineRule="auto"/>
+        <w:rPr>
+          <w:rFonts w:ascii="Arial" w:hAnsi="Arial" w:cs="Arial"/>
+        </w:rPr>
+      </w:pPr>
+      <w:r>
+        <w:rPr>
+          <w:rFonts w:ascii="Arial" w:hAnsi="Arial" w:cs="Arial"/>
+        </w:rPr>
+        <w:t>23. ¿Qué es uno de los objetivos principales de diseñar con casos de uso claros?</w:t>
+      </w:r>
+    </w:p>
+    <w:p>
+      <w:pPr>
+        <w:spacing w:after="0" w:line="240" w:lineRule="auto"/>
+        <w:rPr>
+          <w:rFonts w:ascii="Arial" w:hAnsi="Arial" w:cs="Arial"/>
+        </w:rPr>
+      </w:pPr>
+    </w:p>
+    <w:p>
+      <w:pPr>
+        <w:pStyle w:val="Prrafodelista"/>
+        <w:numPr>
+          <w:ilvl w:val="0"/>
+          <w:numId w:val="23"/>
+        </w:numPr>
+        <w:spacing w:after="0" w:line="240" w:lineRule="auto"/>
+        <w:rPr>
+          <w:rFonts w:ascii="Arial" w:hAnsi="Arial" w:cs="Arial"/>
+        </w:rPr>
+      </w:pPr>
+      <w:r>
+        <w:rPr>
+          <w:rFonts w:ascii="Arial" w:hAnsi="Arial" w:cs="Arial"/>
+        </w:rPr>
+        <w:t>Ignorar la retroalimentación del usuario.</w:t>
+      </w:r>
+    </w:p>
+    <w:p>
+      <w:pPr>
+        <w:pStyle w:val="Prrafodelista"/>
+        <w:numPr>
+          <w:ilvl w:val="0"/>
+          <w:numId w:val="23"/>
+        </w:numPr>
+        <w:spacing w:after="0" w:line="240" w:lineRule="auto"/>
+        <w:rPr>
+          <w:rFonts w:ascii="Arial" w:hAnsi="Arial" w:cs="Arial"/>
+        </w:rPr>
+      </w:pPr>
+      <w:r>
+        <w:rPr>
+          <w:rFonts w:ascii="Arial" w:hAnsi="Arial" w:cs="Arial"/>
+        </w:rPr>
+        <w:t>Añadir tantas funciones como sea posible.</w:t>
+      </w:r>
+    </w:p>
+    <w:p>
+      <w:pPr>
+        <w:pStyle w:val="Prrafodelista"/>
+        <w:numPr>
+          <w:ilvl w:val="0"/>
+          <w:numId w:val="23"/>
+        </w:numPr>
+        <w:spacing w:after="0" w:line="240" w:lineRule="auto"/>
+        <w:rPr>
+          <w:rFonts w:ascii="Arial" w:hAnsi="Arial" w:cs="Arial"/>
+          <w:b/>
+          <w:bCs/>
+          <w:color w:val="EE0000"/>
+        </w:rPr>
+      </w:pPr>
+      <w:r>
+        <w:rPr>
+          <w:rFonts w:ascii="Arial" w:hAnsi="Arial" w:cs="Arial"/>
+          <w:b/>
+          <w:bCs/>
+          <w:color w:val="EE0000"/>
+        </w:rPr>
+        <w:t>Prevenir problemas y construir flujos efectivos para tareas reales.</w:t>
+      </w:r>
+    </w:p>
+    <w:p>
+      <w:pPr>
+        <w:spacing w:after="0" w:line="240" w:lineRule="auto"/>
+        <w:rPr>
+          <w:rFonts w:ascii="Arial" w:hAnsi="Arial" w:cs="Arial"/>
+        </w:rPr>
+      </w:pPr>
+    </w:p>
+    <w:p>
+      <w:pPr>
+        <w:spacing w:after="0" w:line="240" w:lineRule="auto"/>
+        <w:rPr>
+          <w:rFonts w:ascii="Arial" w:hAnsi="Arial" w:cs="Arial"/>
+        </w:rPr>
+      </w:pPr>
+      <w:r>
+        <w:rPr>
+          <w:rFonts w:ascii="Arial" w:hAnsi="Arial" w:cs="Arial"/>
+        </w:rPr>
+        <w:t>24. Un problema de usabilidad común detectado en el sitio web de Renfe es:</w:t>
+      </w:r>
+    </w:p>
+    <w:p>
+      <w:pPr>
+        <w:spacing w:after="0" w:line="240" w:lineRule="auto"/>
+        <w:rPr>
+          <w:rFonts w:ascii="Arial" w:hAnsi="Arial" w:cs="Arial"/>
+        </w:rPr>
+      </w:pPr>
+    </w:p>
+    <w:p>
+      <w:pPr>
+        <w:pStyle w:val="Prrafodelista"/>
+        <w:numPr>
+          <w:ilvl w:val="0"/>
+          <w:numId w:val="24"/>
+        </w:numPr>
+        <w:spacing w:after="0" w:line="240" w:lineRule="auto"/>
+        <w:rPr>
+          <w:rFonts w:ascii="Arial" w:hAnsi="Arial" w:cs="Arial"/>
+          <w:b/>
+          <w:bCs/>
+          <w:color w:val="EE0000"/>
+        </w:rPr>
+      </w:pPr>
+      <w:r>
+        <w:rPr>
+          <w:rFonts w:ascii="Arial" w:hAnsi="Arial" w:cs="Arial"/>
+          <w:b/>
+          <w:bCs/>
+          <w:color w:val="EE0000"/>
+        </w:rPr>
+        <w:t>Formularios complejos y navegación por teclado deficiente.</w:t>
+      </w:r>
+    </w:p>
+    <w:p>
+      <w:pPr>
+        <w:pStyle w:val="Prrafodelista"/>
+        <w:numPr>
+          <w:ilvl w:val="0"/>
+          <w:numId w:val="24"/>
+        </w:numPr>
+        <w:spacing w:after="0" w:line="240" w:lineRule="auto"/>
+        <w:rPr>
+          <w:rFonts w:ascii="Arial" w:hAnsi="Arial" w:cs="Arial"/>
+        </w:rPr>
+      </w:pPr>
+      <w:r>
+        <w:rPr>
+          <w:rFonts w:ascii="Arial" w:hAnsi="Arial" w:cs="Arial"/>
+        </w:rPr>
+        <w:t>Uso de alto contraste y etiquetas ARIA impecables.</w:t>
+      </w:r>
+    </w:p>
+    <w:p>
+      <w:pPr>
+        <w:pStyle w:val="Prrafodelista"/>
+        <w:numPr>
+          <w:ilvl w:val="0"/>
+          <w:numId w:val="24"/>
+        </w:numPr>
+        <w:spacing w:after="0" w:line="240" w:lineRule="auto"/>
+        <w:rPr>
+          <w:rFonts w:ascii="Arial" w:hAnsi="Arial" w:cs="Arial"/>
+        </w:rPr>
+      </w:pPr>
+      <w:r>
+        <w:rPr>
+          <w:rFonts w:ascii="Arial" w:hAnsi="Arial" w:cs="Arial"/>
+        </w:rPr>
+        <w:t>Navegación con menú visible y estructurado.</w:t>
+      </w:r>
+    </w:p>
+    <w:p>
+      <w:pPr>
+        <w:spacing w:after="0" w:line="240" w:lineRule="auto"/>
+        <w:rPr>
+          <w:rFonts w:ascii="Arial" w:hAnsi="Arial" w:cs="Arial"/>
+        </w:rPr>
+      </w:pPr>
+    </w:p>
+    <w:p>
+      <w:pPr>
+        <w:spacing w:after="0" w:line="240" w:lineRule="auto"/>
+        <w:rPr>
+          <w:rFonts w:ascii="Arial" w:hAnsi="Arial" w:cs="Arial"/>
+        </w:rPr>
+      </w:pPr>
+      <w:r>
+        <w:rPr>
+          <w:rFonts w:ascii="Arial" w:hAnsi="Arial" w:cs="Arial"/>
+        </w:rPr>
+        <w:t>25. La planificación de la usabilidad debe poner énfasis en establecer umbrales más estrictos en:</w:t>
+      </w:r>
+    </w:p>
+    <w:p>
+      <w:pPr>
+        <w:pStyle w:val="Prrafodelista"/>
+        <w:numPr>
+          <w:ilvl w:val="0"/>
+          <w:numId w:val="25"/>
+        </w:numPr>
+        <w:spacing w:after="0" w:line="240" w:lineRule="auto"/>
+        <w:rPr>
+          <w:rFonts w:ascii="Arial" w:hAnsi="Arial" w:cs="Arial"/>
+        </w:rPr>
+      </w:pPr>
+      <w:r>
+        <w:rPr>
+          <w:rFonts w:ascii="Arial" w:hAnsi="Arial" w:cs="Arial"/>
+        </w:rPr>
+        <w:t>Páginas de blog (TOFU).</w:t>
+      </w:r>
+    </w:p>
+    <w:p>
+      <w:pPr>
+        <w:pStyle w:val="Prrafodelista"/>
+        <w:numPr>
+          <w:ilvl w:val="0"/>
+          <w:numId w:val="25"/>
+        </w:numPr>
+        <w:spacing w:after="0" w:line="240" w:lineRule="auto"/>
+        <w:rPr>
+          <w:rFonts w:ascii="Arial" w:hAnsi="Arial" w:cs="Arial"/>
+          <w:b/>
+          <w:bCs/>
+          <w:color w:val="EE0000"/>
+        </w:rPr>
+      </w:pPr>
+      <w:r>
+        <w:rPr>
+          <w:rFonts w:ascii="Arial" w:hAnsi="Arial" w:cs="Arial"/>
+          <w:b/>
+          <w:bCs/>
+          <w:color w:val="EE0000"/>
+        </w:rPr>
+        <w:t>Formularios de registro y procesos de pago (BOFU).</w:t>
+      </w:r>
+    </w:p>
+    <w:p>
+      <w:pPr>
+        <w:pStyle w:val="Prrafodelista"/>
+        <w:numPr>
+          <w:ilvl w:val="0"/>
+          <w:numId w:val="25"/>
+        </w:numPr>
+        <w:spacing w:after="0" w:line="240" w:lineRule="auto"/>
+        <w:rPr>
+          <w:rFonts w:ascii="Arial" w:hAnsi="Arial" w:cs="Arial"/>
+        </w:rPr>
+      </w:pPr>
+      <w:r>
+        <w:rPr>
+          <w:rFonts w:ascii="Arial" w:hAnsi="Arial" w:cs="Arial"/>
+        </w:rPr>
+        <w:t>Páginas de "Acerca de nosotros".</w:t>
+      </w:r>
+    </w:p>
+    <w:p>
+      <w:pPr>
+        <w:spacing w:after="0" w:line="240" w:lineRule="auto"/>
+        <w:rPr>
+          <w:rFonts w:ascii="Arial" w:hAnsi="Arial" w:cs="Arial"/>
+        </w:rPr>
+      </w:pPr>
+    </w:p>
+    <w:p>
+      <w:pPr>
+        <w:spacing w:after="0" w:line="240" w:lineRule="auto"/>
+        <w:rPr>
+          <w:rFonts w:ascii="Arial" w:hAnsi="Arial" w:cs="Arial"/>
+        </w:rPr>
+      </w:pPr>
+      <w:r>
+        <w:rPr>
+          <w:rFonts w:ascii="Arial" w:hAnsi="Arial" w:cs="Arial"/>
+        </w:rPr>
+        <w:t>26. ¿Qué implica el principio de "Retroalimentación" en el diseño conceptual?</w:t>
+      </w:r>
+    </w:p>
+    <w:p>
+      <w:pPr>
+        <w:spacing w:after="0" w:line="240" w:lineRule="auto"/>
+        <w:rPr>
+          <w:rFonts w:ascii="Arial" w:hAnsi="Arial" w:cs="Arial"/>
+        </w:rPr>
+      </w:pPr>
+    </w:p>
+    <w:p>
+      <w:pPr>
+        <w:pStyle w:val="Prrafodelista"/>
+        <w:numPr>
+          <w:ilvl w:val="0"/>
+          <w:numId w:val="26"/>
+        </w:numPr>
+        <w:spacing w:after="0" w:line="240" w:lineRule="auto"/>
+        <w:rPr>
+          <w:rFonts w:ascii="Arial" w:hAnsi="Arial" w:cs="Arial"/>
+        </w:rPr>
+      </w:pPr>
+      <w:r>
+        <w:rPr>
+          <w:rFonts w:ascii="Arial" w:hAnsi="Arial" w:cs="Arial"/>
+        </w:rPr>
+        <w:t>Usar solo texto estático.</w:t>
+      </w:r>
+    </w:p>
+    <w:p>
+      <w:pPr>
+        <w:pStyle w:val="Prrafodelista"/>
+        <w:numPr>
+          <w:ilvl w:val="0"/>
+          <w:numId w:val="26"/>
+        </w:numPr>
+        <w:spacing w:after="0" w:line="240" w:lineRule="auto"/>
+        <w:rPr>
+          <w:rFonts w:ascii="Arial" w:hAnsi="Arial" w:cs="Arial"/>
+        </w:rPr>
+      </w:pPr>
+      <w:r>
+        <w:rPr>
+          <w:rFonts w:ascii="Arial" w:hAnsi="Arial" w:cs="Arial"/>
+        </w:rPr>
+        <w:t>Evitar mensajes de error.</w:t>
+      </w:r>
+    </w:p>
+    <w:p>
+      <w:pPr>
+        <w:pStyle w:val="Prrafodelista"/>
+        <w:numPr>
+          <w:ilvl w:val="0"/>
+          <w:numId w:val="26"/>
+        </w:numPr>
+        <w:spacing w:after="0" w:line="240" w:lineRule="auto"/>
+        <w:rPr>
+          <w:rFonts w:ascii="Arial" w:hAnsi="Arial" w:cs="Arial"/>
+          <w:b/>
+          <w:bCs/>
+          <w:color w:val="EE0000"/>
+        </w:rPr>
+      </w:pPr>
+      <w:r>
+        <w:rPr>
+          <w:rFonts w:ascii="Arial" w:hAnsi="Arial" w:cs="Arial"/>
+          <w:b/>
+          <w:bCs/>
+          <w:color w:val="EE0000"/>
+        </w:rPr>
+        <w:t>Proporcionar una respuesta perceptible al usuario tras una acción.</w:t>
+      </w:r>
+    </w:p>
+    <w:p>
+      <w:pPr>
+        <w:spacing w:after="0" w:line="240" w:lineRule="auto"/>
+        <w:rPr>
+          <w:rFonts w:ascii="Arial" w:hAnsi="Arial" w:cs="Arial"/>
+        </w:rPr>
+      </w:pPr>
+    </w:p>
+    <w:p>
+      <w:pPr>
+        <w:spacing w:after="0" w:line="240" w:lineRule="auto"/>
+        <w:rPr>
+          <w:rFonts w:ascii="Arial" w:hAnsi="Arial" w:cs="Arial"/>
+        </w:rPr>
+      </w:pPr>
+      <w:r>
+        <w:rPr>
+          <w:rFonts w:ascii="Arial" w:hAnsi="Arial" w:cs="Arial"/>
+        </w:rPr>
+        <w:t>27. ¿Cuál es la principal consecuencia en el negocio de un proceso de pago con mala usabilidad?</w:t>
+      </w:r>
+    </w:p>
+    <w:p>
+      <w:pPr>
+        <w:spacing w:after="0" w:line="240" w:lineRule="auto"/>
+        <w:rPr>
+          <w:rFonts w:ascii="Arial" w:hAnsi="Arial" w:cs="Arial"/>
+        </w:rPr>
+      </w:pPr>
+    </w:p>
+    <w:p>
+      <w:pPr>
+        <w:pStyle w:val="Prrafodelista"/>
+        <w:numPr>
+          <w:ilvl w:val="0"/>
+          <w:numId w:val="27"/>
+        </w:numPr>
+        <w:spacing w:after="0" w:line="240" w:lineRule="auto"/>
+        <w:rPr>
+          <w:rFonts w:ascii="Arial" w:hAnsi="Arial" w:cs="Arial"/>
+          <w:b/>
+          <w:bCs/>
+          <w:color w:val="EE0000"/>
+        </w:rPr>
+      </w:pPr>
+      <w:r>
+        <w:rPr>
+          <w:rFonts w:ascii="Arial" w:hAnsi="Arial" w:cs="Arial"/>
+          <w:b/>
+          <w:bCs/>
+          <w:color w:val="EE0000"/>
+        </w:rPr>
+        <w:t>Disminución de la confianza y de las conversiones.</w:t>
+      </w:r>
+    </w:p>
+    <w:p>
+      <w:pPr>
+        <w:pStyle w:val="Prrafodelista"/>
+        <w:numPr>
+          <w:ilvl w:val="0"/>
+          <w:numId w:val="27"/>
+        </w:numPr>
+        <w:spacing w:after="0" w:line="240" w:lineRule="auto"/>
+        <w:rPr>
+          <w:rFonts w:ascii="Arial" w:hAnsi="Arial" w:cs="Arial"/>
+        </w:rPr>
+      </w:pPr>
+      <w:r>
+        <w:rPr>
+          <w:rFonts w:ascii="Arial" w:hAnsi="Arial" w:cs="Arial"/>
+        </w:rPr>
+        <w:t>Aumento de la fidelidad sin necesidad de soporte.</w:t>
+      </w:r>
+    </w:p>
+    <w:p>
+      <w:pPr>
+        <w:pStyle w:val="Prrafodelista"/>
+        <w:numPr>
+          <w:ilvl w:val="0"/>
+          <w:numId w:val="27"/>
+        </w:numPr>
+        <w:spacing w:after="0" w:line="240" w:lineRule="auto"/>
+        <w:rPr>
+          <w:rFonts w:ascii="Arial" w:hAnsi="Arial" w:cs="Arial"/>
+        </w:rPr>
+      </w:pPr>
+      <w:r>
+        <w:rPr>
+          <w:rFonts w:ascii="Arial" w:hAnsi="Arial" w:cs="Arial"/>
+        </w:rPr>
+        <w:t>Reducción de la tasa de abandono.</w:t>
+      </w:r>
+    </w:p>
+    <w:p>
+      <w:pPr>
+        <w:spacing w:after="0" w:line="240" w:lineRule="auto"/>
+        <w:rPr>
+          <w:rFonts w:ascii="Arial" w:hAnsi="Arial" w:cs="Arial"/>
+        </w:rPr>
+      </w:pPr>
+    </w:p>
+    <w:p>
+      <w:pPr>
+        <w:spacing w:after="0" w:line="240" w:lineRule="auto"/>
+        <w:rPr>
+          <w:rFonts w:ascii="Arial" w:hAnsi="Arial" w:cs="Arial"/>
+        </w:rPr>
+      </w:pPr>
+      <w:r>
+        <w:rPr>
+          <w:rFonts w:ascii="Arial" w:hAnsi="Arial" w:cs="Arial"/>
+        </w:rPr>
+        <w:t>28. Si un sitio web utiliza colores monótonos y sin contraste, está fallando en el principio WCAG de:</w:t>
+      </w:r>
+    </w:p>
+    <w:p>
+      <w:pPr>
+        <w:spacing w:after="0" w:line="240" w:lineRule="auto"/>
+        <w:rPr>
+          <w:rFonts w:ascii="Arial" w:hAnsi="Arial" w:cs="Arial"/>
+        </w:rPr>
+      </w:pPr>
+    </w:p>
+    <w:p>
+      <w:pPr>
+        <w:pStyle w:val="Prrafodelista"/>
+        <w:numPr>
+          <w:ilvl w:val="0"/>
+          <w:numId w:val="28"/>
+        </w:numPr>
+        <w:spacing w:after="0" w:line="240" w:lineRule="auto"/>
+        <w:rPr>
+          <w:rFonts w:ascii="Arial" w:hAnsi="Arial" w:cs="Arial"/>
+        </w:rPr>
+      </w:pPr>
+      <w:r>
+        <w:rPr>
+          <w:rFonts w:ascii="Arial" w:hAnsi="Arial" w:cs="Arial"/>
+        </w:rPr>
+        <w:t>Operable.</w:t>
+      </w:r>
+    </w:p>
+    <w:p>
+      <w:pPr>
+        <w:pStyle w:val="Prrafodelista"/>
+        <w:numPr>
+          <w:ilvl w:val="0"/>
+          <w:numId w:val="28"/>
+        </w:numPr>
+        <w:spacing w:after="0" w:line="240" w:lineRule="auto"/>
+        <w:rPr>
+          <w:rFonts w:ascii="Arial" w:hAnsi="Arial" w:cs="Arial"/>
+          <w:b/>
+          <w:bCs/>
+          <w:color w:val="EE0000"/>
+        </w:rPr>
+      </w:pPr>
+      <w:r>
+        <w:rPr>
+          <w:rFonts w:ascii="Arial" w:hAnsi="Arial" w:cs="Arial"/>
+          <w:b/>
+          <w:bCs/>
+          <w:color w:val="EE0000"/>
+        </w:rPr>
+        <w:t>Perceptible.</w:t>
+      </w:r>
+    </w:p>
+    <w:p>
+      <w:pPr>
+        <w:pStyle w:val="Prrafodelista"/>
+        <w:numPr>
+          <w:ilvl w:val="0"/>
+          <w:numId w:val="28"/>
+        </w:numPr>
+        <w:spacing w:after="0" w:line="240" w:lineRule="auto"/>
+        <w:rPr>
+          <w:rFonts w:ascii="Arial" w:hAnsi="Arial" w:cs="Arial"/>
+        </w:rPr>
+      </w:pPr>
+      <w:r>
+        <w:rPr>
+          <w:rFonts w:ascii="Arial" w:hAnsi="Arial" w:cs="Arial"/>
+        </w:rPr>
+        <w:t>Robusto.</w:t>
+      </w:r>
+    </w:p>
+    <w:p>
+      <w:pPr>
+        <w:spacing w:after="0" w:line="240" w:lineRule="auto"/>
+        <w:rPr>
+          <w:rFonts w:ascii="Arial" w:hAnsi="Arial" w:cs="Arial"/>
+        </w:rPr>
+      </w:pPr>
+    </w:p>
+    <w:p>
+      <w:pPr>
+        <w:spacing w:after="0" w:line="240" w:lineRule="auto"/>
+        <w:rPr>
+          <w:rFonts w:ascii="Arial" w:hAnsi="Arial" w:cs="Arial"/>
+        </w:rPr>
+      </w:pPr>
+      <w:r>
+        <w:rPr>
+          <w:rFonts w:ascii="Arial" w:hAnsi="Arial" w:cs="Arial"/>
+        </w:rPr>
+        <w:t>29. ¿Para qué se utiliza principalmente el perfil de "Persona" en la planificación UCD?</w:t>
+      </w:r>
+    </w:p>
+    <w:p>
+      <w:pPr>
+        <w:spacing w:after="0" w:line="240" w:lineRule="auto"/>
+        <w:rPr>
+          <w:rFonts w:ascii="Arial" w:hAnsi="Arial" w:cs="Arial"/>
+        </w:rPr>
+      </w:pPr>
+    </w:p>
+    <w:p>
+      <w:pPr>
+        <w:pStyle w:val="Prrafodelista"/>
+        <w:numPr>
+          <w:ilvl w:val="0"/>
+          <w:numId w:val="29"/>
+        </w:numPr>
+        <w:spacing w:after="0" w:line="240" w:lineRule="auto"/>
+        <w:rPr>
+          <w:rFonts w:ascii="Arial" w:hAnsi="Arial" w:cs="Arial"/>
+        </w:rPr>
+      </w:pPr>
+      <w:r>
+        <w:rPr>
+          <w:rFonts w:ascii="Arial" w:hAnsi="Arial" w:cs="Arial"/>
+        </w:rPr>
+        <w:t>Para generar código automáticamente.</w:t>
+      </w:r>
+    </w:p>
+    <w:p>
+      <w:pPr>
+        <w:pStyle w:val="Prrafodelista"/>
+        <w:numPr>
+          <w:ilvl w:val="0"/>
+          <w:numId w:val="29"/>
+        </w:numPr>
+        <w:spacing w:after="0" w:line="240" w:lineRule="auto"/>
+        <w:rPr>
+          <w:rFonts w:ascii="Arial" w:hAnsi="Arial" w:cs="Arial"/>
+        </w:rPr>
+      </w:pPr>
+      <w:r>
+        <w:rPr>
+          <w:rFonts w:ascii="Arial" w:hAnsi="Arial" w:cs="Arial"/>
+        </w:rPr>
+        <w:t>Para documentar errores técnicos de código.</w:t>
+      </w:r>
+    </w:p>
+    <w:p>
+      <w:pPr>
+        <w:pStyle w:val="Prrafodelista"/>
+        <w:numPr>
+          <w:ilvl w:val="0"/>
+          <w:numId w:val="29"/>
+        </w:numPr>
+        <w:spacing w:after="0" w:line="240" w:lineRule="auto"/>
+        <w:rPr>
+          <w:rFonts w:ascii="Arial" w:hAnsi="Arial" w:cs="Arial"/>
+          <w:b/>
+          <w:bCs/>
+          <w:color w:val="EE0000"/>
+        </w:rPr>
+      </w:pPr>
+      <w:r>
+        <w:rPr>
+          <w:rFonts w:ascii="Arial" w:hAnsi="Arial" w:cs="Arial"/>
+          <w:b/>
+          <w:bCs/>
+          <w:color w:val="EE0000"/>
+        </w:rPr>
+        <w:t>Para orientar la estrategia, el diseño y los mensajes hacia las necesidades del cliente ideal.</w:t>
+      </w:r>
+    </w:p>
+    <w:p>
+      <w:pPr>
+        <w:spacing w:after="0" w:line="240" w:lineRule="auto"/>
+        <w:rPr>
+          <w:rFonts w:ascii="Arial" w:hAnsi="Arial" w:cs="Arial"/>
+        </w:rPr>
+      </w:pPr>
+    </w:p>
+    <w:p>
+      <w:pPr>
+        <w:spacing w:after="0" w:line="240" w:lineRule="auto"/>
+        <w:rPr>
+          <w:rFonts w:ascii="Arial" w:hAnsi="Arial" w:cs="Arial"/>
+        </w:rPr>
+      </w:pPr>
+      <w:r>
+        <w:rPr>
+          <w:rFonts w:ascii="Arial" w:hAnsi="Arial" w:cs="Arial"/>
+        </w:rPr>
+        <w:t>30. El uso de múltiples métricas de usabilidad (eficacia, eficiencia, satisfacción) permite:</w:t>
+      </w:r>
+    </w:p>
+    <w:p>
+      <w:pPr>
+        <w:spacing w:after="0" w:line="240" w:lineRule="auto"/>
+        <w:rPr>
+          <w:rFonts w:ascii="Arial" w:hAnsi="Arial" w:cs="Arial"/>
+        </w:rPr>
+      </w:pPr>
+    </w:p>
+    <w:p>
+      <w:pPr>
+        <w:pStyle w:val="Prrafodelista"/>
+        <w:numPr>
+          <w:ilvl w:val="0"/>
+          <w:numId w:val="30"/>
+        </w:numPr>
+        <w:spacing w:after="0" w:line="240" w:lineRule="auto"/>
+        <w:rPr>
+          <w:rFonts w:ascii="Arial" w:hAnsi="Arial" w:cs="Arial"/>
+          <w:b/>
+          <w:bCs/>
+          <w:color w:val="EE0000"/>
+        </w:rPr>
+      </w:pPr>
+      <w:r>
+        <w:rPr>
+          <w:rFonts w:ascii="Arial" w:hAnsi="Arial" w:cs="Arial"/>
+          <w:b/>
+          <w:bCs/>
+          <w:color w:val="EE0000"/>
+        </w:rPr>
+        <w:t>Evaluar la usabilidad de forma holística, identificando fallas y validando soluciones.</w:t>
+      </w:r>
+    </w:p>
+    <w:p>
+      <w:pPr>
+        <w:pStyle w:val="Prrafodelista"/>
+        <w:numPr>
+          <w:ilvl w:val="0"/>
+          <w:numId w:val="30"/>
+        </w:numPr>
+        <w:spacing w:after="0" w:line="240" w:lineRule="auto"/>
+        <w:rPr>
+          <w:rFonts w:ascii="Arial" w:hAnsi="Arial" w:cs="Arial"/>
+        </w:rPr>
+      </w:pPr>
+      <w:r>
+        <w:rPr>
+          <w:rFonts w:ascii="Arial" w:hAnsi="Arial" w:cs="Arial"/>
+        </w:rPr>
+        <w:t>Determinar únicamente la velocidad de carga.</w:t>
+      </w:r>
+    </w:p>
+    <w:p>
+      <w:pPr>
+        <w:pStyle w:val="Prrafodelista"/>
+        <w:numPr>
+          <w:ilvl w:val="0"/>
+          <w:numId w:val="30"/>
+        </w:numPr>
+        <w:spacing w:after="0" w:line="240" w:lineRule="auto"/>
+        <w:rPr>
+          <w:rFonts w:ascii="Arial" w:hAnsi="Arial" w:cs="Arial"/>
+        </w:rPr>
+      </w:pPr>
+      <w:r>
+        <w:rPr>
+          <w:rFonts w:ascii="Arial" w:hAnsi="Arial" w:cs="Arial"/>
+        </w:rPr>
+        <w:t>Sustituir completamente las pruebas con usuarios reales.</w:t>
+      </w:r>
+    </w:p>
+    <w:p>
+      <w:pPr>
+        <w:spacing w:after="0" w:line="240" w:lineRule="auto"/>
+        <w:rPr>
+          <w:rFonts w:ascii="Arial" w:hAnsi="Arial" w:cs="Arial"/>
+        </w:rPr>
+      </w:pPr>
+    </w:p>
+    <w:p>
+      <w:pPr>
+        <w:spacing w:after="0" w:line="240" w:lineRule="auto"/>
+        <w:rPr>
+          <w:rFonts w:ascii="Arial" w:hAnsi="Arial" w:cs="Arial"/>
+        </w:rPr>
+      </w:pPr>
+    </w:p>
     <w:sectPr>
       <w:pgSz w:w="11906" w:h="16838"/>
-      <w:pgMar w:top="1417" w:right="1701" w:bottom="1417" w:left="1701" w:header="708" w:footer="708" w:gutter="0"/>
+      <w:pgMar w:top="851" w:right="707" w:bottom="284" w:left="709" w:header="708" w:footer="708" w:gutter="0"/>
       <w:cols w:space="708"/>
       <w:docGrid w:linePitch="360"/>
     </w:sectPr>
   </w:body>
 </w:document>
+</file>
+
+<file path=word/numbering.xml><?xml version="1.0" encoding="utf-8"?>
+<w:numbering xmlns:wpc="http://schemas.microsoft.com/office/word/2010/wordprocessingCanvas" xmlns:cx="http://schemas.microsoft.com/office/drawing/2014/chartex" xmlns:cx1="http://schemas.microsoft.com/office/drawing/2015/9/8/chartex" xmlns:cx2="http://schemas.microsoft.com/office/drawing/2015/10/21/chartex" xmlns:cx3="http://schemas.microsoft.com/office/drawing/2016/5/9/chartex" xmlns:cx4="http://schemas.microsoft.com/office/drawing/2016/5/10/chartex" xmlns:cx5="http://schemas.microsoft.com/office/drawing/2016/5/11/chartex" xmlns:cx6="http://schemas.microsoft.com/office/drawing/2016/5/12/chartex" xmlns:cx7="http://schemas.microsoft.com/office/drawing/2016/5/13/chartex" xmlns:cx8="http://schemas.microsoft.com/office/drawing/2016/5/14/chartex" xmlns:mc="http://schemas.openxmlformats.org/markup-compatibility/2006" xmlns:aink="http://schemas.microsoft.com/office/drawing/2016/ink" xmlns:am3d="http://schemas.microsoft.com/office/drawing/2017/model3d" xmlns:o="urn:schemas-microsoft-com:office:office" xmlns:oel="http://schemas.microsoft.com/office/2019/extlst" xmlns:r="http://schemas.openxmlformats.org/officeDocument/2006/relationships" xmlns:m="http://schemas.openxmlformats.org/officeDocument/2006/math" xmlns:v="urn:schemas-microsoft-com:vml" xmlns:wp14="http://schemas.microsoft.com/office/word/2010/wordprocessingDrawing" xmlns:wp="http://schemas.openxmlformats.org/drawingml/2006/wordprocessingDrawing" xmlns:w10="urn:schemas-microsoft-com:office:word" xmlns:w="http://schemas.openxmlformats.org/wordprocessingml/2006/main" xmlns:w14="http://schemas.microsoft.com/office/word/2010/wordml" xmlns:w15="http://schemas.microsoft.com/office/word/2012/wordml" xmlns:w16cex="http://schemas.microsoft.com/office/word/2018/wordml/cex" xmlns:w16cid="http://schemas.microsoft.com/office/word/2016/wordml/cid" xmlns:w16="http://schemas.microsoft.com/office/word/2018/wordml" xmlns:w16du="http://schemas.microsoft.com/office/word/2023/wordml/word16du" xmlns:w16sdtdh="http://schemas.microsoft.com/office/word/2020/wordml/sdtdatahash" xmlns:w16sdtfl="http://schemas.microsoft.com/office/word/2024/wordml/sdtformatlock" xmlns:w16se="http://schemas.microsoft.com/office/word/2015/wordml/symex" xmlns:wpg="http://schemas.microsoft.com/office/word/2010/wordprocessingGroup" xmlns:wpi="http://schemas.microsoft.com/office/word/2010/wordprocessingInk" xmlns:wne="http://schemas.microsoft.com/office/word/2006/wordml" xmlns:wps="http://schemas.microsoft.com/office/word/2010/wordprocessingShape" mc:Ignorable="w14 w15 w16se w16cid w16 w16cex w16sdtdh w16sdtfl w16du wp14">
+  <w:abstractNum w:abstractNumId="0" w15:restartNumberingAfterBreak="0">
+    <w:nsid w:val="008B0F32"/>
+    <w:multiLevelType w:val="hybridMultilevel"/>
+    <w:tmpl w:val="518019B6"/>
+    <w:lvl w:ilvl="0" w:tplc="0C0A0001">
+      <w:start w:val="1"/>
+      <w:numFmt w:val="bullet"/>
+      <w:lvlText w:val=""/>
+      <w:lvlJc w:val="left"/>
+      <w:pPr>
+        <w:ind w:left="720" w:hanging="360"/>
+      </w:pPr>
+      <w:rPr>
+        <w:rFonts w:ascii="Symbol" w:hAnsi="Symbol" w:hint="default"/>
+      </w:rPr>
+    </w:lvl>
+    <w:lvl w:ilvl="1" w:tplc="0C0A0003" w:tentative="1">
+      <w:start w:val="1"/>
+      <w:numFmt w:val="bullet"/>
+      <w:lvlText w:val="o"/>
+      <w:lvlJc w:val="left"/>
+      <w:pPr>
+        <w:ind w:left="1440" w:hanging="360"/>
+      </w:pPr>
+      <w:rPr>
+        <w:rFonts w:ascii="Courier New" w:hAnsi="Courier New" w:cs="Courier New" w:hint="default"/>
+      </w:rPr>
+    </w:lvl>
+    <w:lvl w:ilvl="2" w:tplc="0C0A0005" w:tentative="1">
+      <w:start w:val="1"/>
+      <w:numFmt w:val="bullet"/>
+      <w:lvlText w:val=""/>
+      <w:lvlJc w:val="left"/>
+      <w:pPr>
+        <w:ind w:left="2160" w:hanging="360"/>
+      </w:pPr>
+      <w:rPr>
+        <w:rFonts w:ascii="Wingdings" w:hAnsi="Wingdings" w:hint="default"/>
+      </w:rPr>
+    </w:lvl>
+    <w:lvl w:ilvl="3" w:tplc="0C0A0001" w:tentative="1">
+      <w:start w:val="1"/>
+      <w:numFmt w:val="bullet"/>
+      <w:lvlText w:val=""/>
+      <w:lvlJc w:val="left"/>
+      <w:pPr>
+        <w:ind w:left="2880" w:hanging="360"/>
+      </w:pPr>
+      <w:rPr>
+        <w:rFonts w:ascii="Symbol" w:hAnsi="Symbol" w:hint="default"/>
+      </w:rPr>
+    </w:lvl>
+    <w:lvl w:ilvl="4" w:tplc="0C0A0003" w:tentative="1">
+      <w:start w:val="1"/>
+      <w:numFmt w:val="bullet"/>
+      <w:lvlText w:val="o"/>
+      <w:lvlJc w:val="left"/>
+      <w:pPr>
+        <w:ind w:left="3600" w:hanging="360"/>
+      </w:pPr>
+      <w:rPr>
+        <w:rFonts w:ascii="Courier New" w:hAnsi="Courier New" w:cs="Courier New" w:hint="default"/>
+      </w:rPr>
+    </w:lvl>
+    <w:lvl w:ilvl="5" w:tplc="0C0A0005" w:tentative="1">
+      <w:start w:val="1"/>
+      <w:numFmt w:val="bullet"/>
+      <w:lvlText w:val=""/>
+      <w:lvlJc w:val="left"/>
+      <w:pPr>
+        <w:ind w:left="4320" w:hanging="360"/>
+      </w:pPr>
+      <w:rPr>
+        <w:rFonts w:ascii="Wingdings" w:hAnsi="Wingdings" w:hint="default"/>
+      </w:rPr>
+    </w:lvl>
+    <w:lvl w:ilvl="6" w:tplc="0C0A0001" w:tentative="1">
+      <w:start w:val="1"/>
+      <w:numFmt w:val="bullet"/>
+      <w:lvlText w:val=""/>
+      <w:lvlJc w:val="left"/>
+      <w:pPr>
+        <w:ind w:left="5040" w:hanging="360"/>
+      </w:pPr>
+      <w:rPr>
+        <w:rFonts w:ascii="Symbol" w:hAnsi="Symbol" w:hint="default"/>
+      </w:rPr>
+    </w:lvl>
+    <w:lvl w:ilvl="7" w:tplc="0C0A0003" w:tentative="1">
+      <w:start w:val="1"/>
+      <w:numFmt w:val="bullet"/>
+      <w:lvlText w:val="o"/>
+      <w:lvlJc w:val="left"/>
+      <w:pPr>
+        <w:ind w:left="5760" w:hanging="360"/>
+      </w:pPr>
+      <w:rPr>
+        <w:rFonts w:ascii="Courier New" w:hAnsi="Courier New" w:cs="Courier New" w:hint="default"/>
+      </w:rPr>
+    </w:lvl>
+    <w:lvl w:ilvl="8" w:tplc="0C0A0005" w:tentative="1">
+      <w:start w:val="1"/>
+      <w:numFmt w:val="bullet"/>
+      <w:lvlText w:val=""/>
+      <w:lvlJc w:val="left"/>
+      <w:pPr>
+        <w:ind w:left="6480" w:hanging="360"/>
+      </w:pPr>
+      <w:rPr>
+        <w:rFonts w:ascii="Wingdings" w:hAnsi="Wingdings" w:hint="default"/>
+      </w:rPr>
+    </w:lvl>
+  </w:abstractNum>
+  <w:abstractNum w:abstractNumId="1" w15:restartNumberingAfterBreak="0">
+    <w:nsid w:val="03AA4489"/>
+    <w:multiLevelType w:val="hybridMultilevel"/>
+    <w:tmpl w:val="069A8656"/>
+    <w:lvl w:ilvl="0" w:tplc="0C0A0001">
+      <w:start w:val="1"/>
+      <w:numFmt w:val="bullet"/>
+      <w:lvlText w:val=""/>
+      <w:lvlJc w:val="left"/>
+      <w:pPr>
+        <w:ind w:left="720" w:hanging="360"/>
+      </w:pPr>
+      <w:rPr>
+        <w:rFonts w:ascii="Symbol" w:hAnsi="Symbol" w:hint="default"/>
+      </w:rPr>
+    </w:lvl>
+    <w:lvl w:ilvl="1" w:tplc="0C0A0003" w:tentative="1">
+      <w:start w:val="1"/>
+      <w:numFmt w:val="bullet"/>
+      <w:lvlText w:val="o"/>
+      <w:lvlJc w:val="left"/>
+      <w:pPr>
+        <w:ind w:left="1440" w:hanging="360"/>
+      </w:pPr>
+      <w:rPr>
+        <w:rFonts w:ascii="Courier New" w:hAnsi="Courier New" w:cs="Courier New" w:hint="default"/>
+      </w:rPr>
+    </w:lvl>
+    <w:lvl w:ilvl="2" w:tplc="0C0A0005" w:tentative="1">
+      <w:start w:val="1"/>
+      <w:numFmt w:val="bullet"/>
+      <w:lvlText w:val=""/>
+      <w:lvlJc w:val="left"/>
+      <w:pPr>
+        <w:ind w:left="2160" w:hanging="360"/>
+      </w:pPr>
+      <w:rPr>
+        <w:rFonts w:ascii="Wingdings" w:hAnsi="Wingdings" w:hint="default"/>
+      </w:rPr>
+    </w:lvl>
+    <w:lvl w:ilvl="3" w:tplc="0C0A0001" w:tentative="1">
+      <w:start w:val="1"/>
+      <w:numFmt w:val="bullet"/>
+      <w:lvlText w:val=""/>
+      <w:lvlJc w:val="left"/>
+      <w:pPr>
+        <w:ind w:left="2880" w:hanging="360"/>
+      </w:pPr>
+      <w:rPr>
+        <w:rFonts w:ascii="Symbol" w:hAnsi="Symbol" w:hint="default"/>
+      </w:rPr>
+    </w:lvl>
+    <w:lvl w:ilvl="4" w:tplc="0C0A0003" w:tentative="1">
+      <w:start w:val="1"/>
+      <w:numFmt w:val="bullet"/>
+      <w:lvlText w:val="o"/>
+      <w:lvlJc w:val="left"/>
+      <w:pPr>
+        <w:ind w:left="3600" w:hanging="360"/>
+      </w:pPr>
+      <w:rPr>
+        <w:rFonts w:ascii="Courier New" w:hAnsi="Courier New" w:cs="Courier New" w:hint="default"/>
+      </w:rPr>
+    </w:lvl>
+    <w:lvl w:ilvl="5" w:tplc="0C0A0005" w:tentative="1">
+      <w:start w:val="1"/>
+      <w:numFmt w:val="bullet"/>
+      <w:lvlText w:val=""/>
+      <w:lvlJc w:val="left"/>
+      <w:pPr>
+        <w:ind w:left="4320" w:hanging="360"/>
+      </w:pPr>
+      <w:rPr>
+        <w:rFonts w:ascii="Wingdings" w:hAnsi="Wingdings" w:hint="default"/>
+      </w:rPr>
+    </w:lvl>
+    <w:lvl w:ilvl="6" w:tplc="0C0A0001" w:tentative="1">
+      <w:start w:val="1"/>
+      <w:numFmt w:val="bullet"/>
+      <w:lvlText w:val=""/>
+      <w:lvlJc w:val="left"/>
+      <w:pPr>
+        <w:ind w:left="5040" w:hanging="360"/>
+      </w:pPr>
+      <w:rPr>
+        <w:rFonts w:ascii="Symbol" w:hAnsi="Symbol" w:hint="default"/>
+      </w:rPr>
+    </w:lvl>
+    <w:lvl w:ilvl="7" w:tplc="0C0A0003" w:tentative="1">
+      <w:start w:val="1"/>
+      <w:numFmt w:val="bullet"/>
+      <w:lvlText w:val="o"/>
+      <w:lvlJc w:val="left"/>
+      <w:pPr>
+        <w:ind w:left="5760" w:hanging="360"/>
+      </w:pPr>
+      <w:rPr>
+        <w:rFonts w:ascii="Courier New" w:hAnsi="Courier New" w:cs="Courier New" w:hint="default"/>
+      </w:rPr>
+    </w:lvl>
+    <w:lvl w:ilvl="8" w:tplc="0C0A0005" w:tentative="1">
+      <w:start w:val="1"/>
+      <w:numFmt w:val="bullet"/>
+      <w:lvlText w:val=""/>
+      <w:lvlJc w:val="left"/>
+      <w:pPr>
+        <w:ind w:left="6480" w:hanging="360"/>
+      </w:pPr>
+      <w:rPr>
+        <w:rFonts w:ascii="Wingdings" w:hAnsi="Wingdings" w:hint="default"/>
+      </w:rPr>
+    </w:lvl>
+  </w:abstractNum>
+  <w:abstractNum w:abstractNumId="2" w15:restartNumberingAfterBreak="0">
+    <w:nsid w:val="052C099B"/>
+    <w:multiLevelType w:val="hybridMultilevel"/>
+    <w:tmpl w:val="7CDA5E20"/>
+    <w:lvl w:ilvl="0" w:tplc="0C0A0001">
+      <w:start w:val="1"/>
+      <w:numFmt w:val="bullet"/>
+      <w:lvlText w:val=""/>
+      <w:lvlJc w:val="left"/>
+      <w:pPr>
+        <w:ind w:left="720" w:hanging="360"/>
+      </w:pPr>
+      <w:rPr>
+        <w:rFonts w:ascii="Symbol" w:hAnsi="Symbol" w:hint="default"/>
+      </w:rPr>
+    </w:lvl>
+    <w:lvl w:ilvl="1" w:tplc="0C0A0003" w:tentative="1">
+      <w:start w:val="1"/>
+      <w:numFmt w:val="bullet"/>
+      <w:lvlText w:val="o"/>
+      <w:lvlJc w:val="left"/>
+      <w:pPr>
+        <w:ind w:left="1440" w:hanging="360"/>
+      </w:pPr>
+      <w:rPr>
+        <w:rFonts w:ascii="Courier New" w:hAnsi="Courier New" w:cs="Courier New" w:hint="default"/>
+      </w:rPr>
+    </w:lvl>
+    <w:lvl w:ilvl="2" w:tplc="0C0A0005" w:tentative="1">
+      <w:start w:val="1"/>
+      <w:numFmt w:val="bullet"/>
+      <w:lvlText w:val=""/>
+      <w:lvlJc w:val="left"/>
+      <w:pPr>
+        <w:ind w:left="2160" w:hanging="360"/>
+      </w:pPr>
+      <w:rPr>
+        <w:rFonts w:ascii="Wingdings" w:hAnsi="Wingdings" w:hint="default"/>
+      </w:rPr>
+    </w:lvl>
+    <w:lvl w:ilvl="3" w:tplc="0C0A0001" w:tentative="1">
+      <w:start w:val="1"/>
+      <w:numFmt w:val="bullet"/>
+      <w:lvlText w:val=""/>
+      <w:lvlJc w:val="left"/>
+      <w:pPr>
+        <w:ind w:left="2880" w:hanging="360"/>
+      </w:pPr>
+      <w:rPr>
+        <w:rFonts w:ascii="Symbol" w:hAnsi="Symbol" w:hint="default"/>
+      </w:rPr>
+    </w:lvl>
+    <w:lvl w:ilvl="4" w:tplc="0C0A0003" w:tentative="1">
+      <w:start w:val="1"/>
+      <w:numFmt w:val="bullet"/>
+      <w:lvlText w:val="o"/>
+      <w:lvlJc w:val="left"/>
+      <w:pPr>
+        <w:ind w:left="3600" w:hanging="360"/>
+      </w:pPr>
+      <w:rPr>
+        <w:rFonts w:ascii="Courier New" w:hAnsi="Courier New" w:cs="Courier New" w:hint="default"/>
+      </w:rPr>
+    </w:lvl>
+    <w:lvl w:ilvl="5" w:tplc="0C0A0005" w:tentative="1">
+      <w:start w:val="1"/>
+      <w:numFmt w:val="bullet"/>
+      <w:lvlText w:val=""/>
+      <w:lvlJc w:val="left"/>
+      <w:pPr>
+        <w:ind w:left="4320" w:hanging="360"/>
+      </w:pPr>
+      <w:rPr>
+        <w:rFonts w:ascii="Wingdings" w:hAnsi="Wingdings" w:hint="default"/>
+      </w:rPr>
+    </w:lvl>
+    <w:lvl w:ilvl="6" w:tplc="0C0A0001" w:tentative="1">
+      <w:start w:val="1"/>
+      <w:numFmt w:val="bullet"/>
+      <w:lvlText w:val=""/>
+      <w:lvlJc w:val="left"/>
+      <w:pPr>
+        <w:ind w:left="5040" w:hanging="360"/>
+      </w:pPr>
+      <w:rPr>
+        <w:rFonts w:ascii="Symbol" w:hAnsi="Symbol" w:hint="default"/>
+      </w:rPr>
+    </w:lvl>
+    <w:lvl w:ilvl="7" w:tplc="0C0A0003" w:tentative="1">
+      <w:start w:val="1"/>
+      <w:numFmt w:val="bullet"/>
+      <w:lvlText w:val="o"/>
+      <w:lvlJc w:val="left"/>
+      <w:pPr>
+        <w:ind w:left="5760" w:hanging="360"/>
+      </w:pPr>
+      <w:rPr>
+        <w:rFonts w:ascii="Courier New" w:hAnsi="Courier New" w:cs="Courier New" w:hint="default"/>
+      </w:rPr>
+    </w:lvl>
+    <w:lvl w:ilvl="8" w:tplc="0C0A0005" w:tentative="1">
+      <w:start w:val="1"/>
+      <w:numFmt w:val="bullet"/>
+      <w:lvlText w:val=""/>
+      <w:lvlJc w:val="left"/>
+      <w:pPr>
+        <w:ind w:left="6480" w:hanging="360"/>
+      </w:pPr>
+      <w:rPr>
+        <w:rFonts w:ascii="Wingdings" w:hAnsi="Wingdings" w:hint="default"/>
+      </w:rPr>
+    </w:lvl>
+  </w:abstractNum>
+  <w:abstractNum w:abstractNumId="3" w15:restartNumberingAfterBreak="0">
+    <w:nsid w:val="06BC14B7"/>
+    <w:multiLevelType w:val="hybridMultilevel"/>
+    <w:tmpl w:val="D40A3FE2"/>
+    <w:lvl w:ilvl="0" w:tplc="0C0A0001">
+      <w:start w:val="1"/>
+      <w:numFmt w:val="bullet"/>
+      <w:lvlText w:val=""/>
+      <w:lvlJc w:val="left"/>
+      <w:pPr>
+        <w:ind w:left="720" w:hanging="360"/>
+      </w:pPr>
+      <w:rPr>
+        <w:rFonts w:ascii="Symbol" w:hAnsi="Symbol" w:hint="default"/>
+      </w:rPr>
+    </w:lvl>
+    <w:lvl w:ilvl="1" w:tplc="0C0A0003" w:tentative="1">
+      <w:start w:val="1"/>
+      <w:numFmt w:val="bullet"/>
+      <w:lvlText w:val="o"/>
+      <w:lvlJc w:val="left"/>
+      <w:pPr>
+        <w:ind w:left="1440" w:hanging="360"/>
+      </w:pPr>
+      <w:rPr>
+        <w:rFonts w:ascii="Courier New" w:hAnsi="Courier New" w:cs="Courier New" w:hint="default"/>
+      </w:rPr>
+    </w:lvl>
+    <w:lvl w:ilvl="2" w:tplc="0C0A0005" w:tentative="1">
+      <w:start w:val="1"/>
+      <w:numFmt w:val="bullet"/>
+      <w:lvlText w:val=""/>
+      <w:lvlJc w:val="left"/>
+      <w:pPr>
+        <w:ind w:left="2160" w:hanging="360"/>
+      </w:pPr>
+      <w:rPr>
+        <w:rFonts w:ascii="Wingdings" w:hAnsi="Wingdings" w:hint="default"/>
+      </w:rPr>
+    </w:lvl>
+    <w:lvl w:ilvl="3" w:tplc="0C0A0001" w:tentative="1">
+      <w:start w:val="1"/>
+      <w:numFmt w:val="bullet"/>
+      <w:lvlText w:val=""/>
+      <w:lvlJc w:val="left"/>
+      <w:pPr>
+        <w:ind w:left="2880" w:hanging="360"/>
+      </w:pPr>
+      <w:rPr>
+        <w:rFonts w:ascii="Symbol" w:hAnsi="Symbol" w:hint="default"/>
+      </w:rPr>
+    </w:lvl>
+    <w:lvl w:ilvl="4" w:tplc="0C0A0003" w:tentative="1">
+      <w:start w:val="1"/>
+      <w:numFmt w:val="bullet"/>
+      <w:lvlText w:val="o"/>
+      <w:lvlJc w:val="left"/>
+      <w:pPr>
+        <w:ind w:left="3600" w:hanging="360"/>
+      </w:pPr>
+      <w:rPr>
+        <w:rFonts w:ascii="Courier New" w:hAnsi="Courier New" w:cs="Courier New" w:hint="default"/>
+      </w:rPr>
+    </w:lvl>
+    <w:lvl w:ilvl="5" w:tplc="0C0A0005" w:tentative="1">
+      <w:start w:val="1"/>
+      <w:numFmt w:val="bullet"/>
+      <w:lvlText w:val=""/>
+      <w:lvlJc w:val="left"/>
+      <w:pPr>
+        <w:ind w:left="4320" w:hanging="360"/>
+      </w:pPr>
+      <w:rPr>
+        <w:rFonts w:ascii="Wingdings" w:hAnsi="Wingdings" w:hint="default"/>
+      </w:rPr>
+    </w:lvl>
+    <w:lvl w:ilvl="6" w:tplc="0C0A0001" w:tentative="1">
+      <w:start w:val="1"/>
+      <w:numFmt w:val="bullet"/>
+      <w:lvlText w:val=""/>
+      <w:lvlJc w:val="left"/>
+      <w:pPr>
+        <w:ind w:left="5040" w:hanging="360"/>
+      </w:pPr>
+      <w:rPr>
+        <w:rFonts w:ascii="Symbol" w:hAnsi="Symbol" w:hint="default"/>
+      </w:rPr>
+    </w:lvl>
+    <w:lvl w:ilvl="7" w:tplc="0C0A0003" w:tentative="1">
+      <w:start w:val="1"/>
+      <w:numFmt w:val="bullet"/>
+      <w:lvlText w:val="o"/>
+      <w:lvlJc w:val="left"/>
+      <w:pPr>
+        <w:ind w:left="5760" w:hanging="360"/>
+      </w:pPr>
+      <w:rPr>
+        <w:rFonts w:ascii="Courier New" w:hAnsi="Courier New" w:cs="Courier New" w:hint="default"/>
+      </w:rPr>
+    </w:lvl>
+    <w:lvl w:ilvl="8" w:tplc="0C0A0005" w:tentative="1">
+      <w:start w:val="1"/>
+      <w:numFmt w:val="bullet"/>
+      <w:lvlText w:val=""/>
+      <w:lvlJc w:val="left"/>
+      <w:pPr>
+        <w:ind w:left="6480" w:hanging="360"/>
+      </w:pPr>
+      <w:rPr>
+        <w:rFonts w:ascii="Wingdings" w:hAnsi="Wingdings" w:hint="default"/>
+      </w:rPr>
+    </w:lvl>
+  </w:abstractNum>
+  <w:abstractNum w:abstractNumId="4" w15:restartNumberingAfterBreak="0">
+    <w:nsid w:val="09CC026C"/>
+    <w:multiLevelType w:val="hybridMultilevel"/>
+    <w:tmpl w:val="53229B32"/>
+    <w:lvl w:ilvl="0" w:tplc="0C0A0001">
+      <w:start w:val="1"/>
+      <w:numFmt w:val="bullet"/>
+      <w:lvlText w:val=""/>
+      <w:lvlJc w:val="left"/>
+      <w:pPr>
+        <w:ind w:left="720" w:hanging="360"/>
+      </w:pPr>
+      <w:rPr>
+        <w:rFonts w:ascii="Symbol" w:hAnsi="Symbol" w:hint="default"/>
+      </w:rPr>
+    </w:lvl>
+    <w:lvl w:ilvl="1" w:tplc="0C0A0003" w:tentative="1">
+      <w:start w:val="1"/>
+      <w:numFmt w:val="bullet"/>
+      <w:lvlText w:val="o"/>
+      <w:lvlJc w:val="left"/>
+      <w:pPr>
+        <w:ind w:left="1440" w:hanging="360"/>
+      </w:pPr>
+      <w:rPr>
+        <w:rFonts w:ascii="Courier New" w:hAnsi="Courier New" w:cs="Courier New" w:hint="default"/>
+      </w:rPr>
+    </w:lvl>
+    <w:lvl w:ilvl="2" w:tplc="0C0A0005" w:tentative="1">
+      <w:start w:val="1"/>
+      <w:numFmt w:val="bullet"/>
+      <w:lvlText w:val=""/>
+      <w:lvlJc w:val="left"/>
+      <w:pPr>
+        <w:ind w:left="2160" w:hanging="360"/>
+      </w:pPr>
+      <w:rPr>
+        <w:rFonts w:ascii="Wingdings" w:hAnsi="Wingdings" w:hint="default"/>
+      </w:rPr>
+    </w:lvl>
+    <w:lvl w:ilvl="3" w:tplc="0C0A0001" w:tentative="1">
+      <w:start w:val="1"/>
+      <w:numFmt w:val="bullet"/>
+      <w:lvlText w:val=""/>
+      <w:lvlJc w:val="left"/>
+      <w:pPr>
+        <w:ind w:left="2880" w:hanging="360"/>
+      </w:pPr>
+      <w:rPr>
+        <w:rFonts w:ascii="Symbol" w:hAnsi="Symbol" w:hint="default"/>
+      </w:rPr>
+    </w:lvl>
+    <w:lvl w:ilvl="4" w:tplc="0C0A0003" w:tentative="1">
+      <w:start w:val="1"/>
+      <w:numFmt w:val="bullet"/>
+      <w:lvlText w:val="o"/>
+      <w:lvlJc w:val="left"/>
+      <w:pPr>
+        <w:ind w:left="3600" w:hanging="360"/>
+      </w:pPr>
+      <w:rPr>
+        <w:rFonts w:ascii="Courier New" w:hAnsi="Courier New" w:cs="Courier New" w:hint="default"/>
+      </w:rPr>
+    </w:lvl>
+    <w:lvl w:ilvl="5" w:tplc="0C0A0005" w:tentative="1">
+      <w:start w:val="1"/>
+      <w:numFmt w:val="bullet"/>
+      <w:lvlText w:val=""/>
+      <w:lvlJc w:val="left"/>
+      <w:pPr>
+        <w:ind w:left="4320" w:hanging="360"/>
+      </w:pPr>
+      <w:rPr>
+        <w:rFonts w:ascii="Wingdings" w:hAnsi="Wingdings" w:hint="default"/>
+      </w:rPr>
+    </w:lvl>
+    <w:lvl w:ilvl="6" w:tplc="0C0A0001" w:tentative="1">
+      <w:start w:val="1"/>
+      <w:numFmt w:val="bullet"/>
+      <w:lvlText w:val=""/>
+      <w:lvlJc w:val="left"/>
+      <w:pPr>
+        <w:ind w:left="5040" w:hanging="360"/>
+      </w:pPr>
+      <w:rPr>
+        <w:rFonts w:ascii="Symbol" w:hAnsi="Symbol" w:hint="default"/>
+      </w:rPr>
+    </w:lvl>
+    <w:lvl w:ilvl="7" w:tplc="0C0A0003" w:tentative="1">
+      <w:start w:val="1"/>
+      <w:numFmt w:val="bullet"/>
+      <w:lvlText w:val="o"/>
+      <w:lvlJc w:val="left"/>
+      <w:pPr>
+        <w:ind w:left="5760" w:hanging="360"/>
+      </w:pPr>
+      <w:rPr>
+        <w:rFonts w:ascii="Courier New" w:hAnsi="Courier New" w:cs="Courier New" w:hint="default"/>
+      </w:rPr>
+    </w:lvl>
+    <w:lvl w:ilvl="8" w:tplc="0C0A0005" w:tentative="1">
+      <w:start w:val="1"/>
+      <w:numFmt w:val="bullet"/>
+      <w:lvlText w:val=""/>
+      <w:lvlJc w:val="left"/>
+      <w:pPr>
+        <w:ind w:left="6480" w:hanging="360"/>
+      </w:pPr>
+      <w:rPr>
+        <w:rFonts w:ascii="Wingdings" w:hAnsi="Wingdings" w:hint="default"/>
+      </w:rPr>
+    </w:lvl>
+  </w:abstractNum>
+  <w:abstractNum w:abstractNumId="5" w15:restartNumberingAfterBreak="0">
+    <w:nsid w:val="0F2D6D8F"/>
+    <w:multiLevelType w:val="hybridMultilevel"/>
+    <w:tmpl w:val="8E0A9FF8"/>
+    <w:lvl w:ilvl="0" w:tplc="0C0A0001">
+      <w:start w:val="1"/>
+      <w:numFmt w:val="bullet"/>
+      <w:lvlText w:val=""/>
+      <w:lvlJc w:val="left"/>
+      <w:pPr>
+        <w:ind w:left="720" w:hanging="360"/>
+      </w:pPr>
+      <w:rPr>
+        <w:rFonts w:ascii="Symbol" w:hAnsi="Symbol" w:hint="default"/>
+      </w:rPr>
+    </w:lvl>
+    <w:lvl w:ilvl="1" w:tplc="0C0A0003" w:tentative="1">
+      <w:start w:val="1"/>
+      <w:numFmt w:val="bullet"/>
+      <w:lvlText w:val="o"/>
+      <w:lvlJc w:val="left"/>
+      <w:pPr>
+        <w:ind w:left="1440" w:hanging="360"/>
+      </w:pPr>
+      <w:rPr>
+        <w:rFonts w:ascii="Courier New" w:hAnsi="Courier New" w:cs="Courier New" w:hint="default"/>
+      </w:rPr>
+    </w:lvl>
+    <w:lvl w:ilvl="2" w:tplc="0C0A0005" w:tentative="1">
+      <w:start w:val="1"/>
+      <w:numFmt w:val="bullet"/>
+      <w:lvlText w:val=""/>
+      <w:lvlJc w:val="left"/>
+      <w:pPr>
+        <w:ind w:left="2160" w:hanging="360"/>
+      </w:pPr>
+      <w:rPr>
+        <w:rFonts w:ascii="Wingdings" w:hAnsi="Wingdings" w:hint="default"/>
+      </w:rPr>
+    </w:lvl>
+    <w:lvl w:ilvl="3" w:tplc="0C0A0001" w:tentative="1">
+      <w:start w:val="1"/>
+      <w:numFmt w:val="bullet"/>
+      <w:lvlText w:val=""/>
+      <w:lvlJc w:val="left"/>
+      <w:pPr>
+        <w:ind w:left="2880" w:hanging="360"/>
+      </w:pPr>
+      <w:rPr>
+        <w:rFonts w:ascii="Symbol" w:hAnsi="Symbol" w:hint="default"/>
+      </w:rPr>
+    </w:lvl>
+    <w:lvl w:ilvl="4" w:tplc="0C0A0003" w:tentative="1">
+      <w:start w:val="1"/>
+      <w:numFmt w:val="bullet"/>
+      <w:lvlText w:val="o"/>
+      <w:lvlJc w:val="left"/>
+      <w:pPr>
+        <w:ind w:left="3600" w:hanging="360"/>
+      </w:pPr>
+      <w:rPr>
+        <w:rFonts w:ascii="Courier New" w:hAnsi="Courier New" w:cs="Courier New" w:hint="default"/>
+      </w:rPr>
+    </w:lvl>
+    <w:lvl w:ilvl="5" w:tplc="0C0A0005" w:tentative="1">
+      <w:start w:val="1"/>
+      <w:numFmt w:val="bullet"/>
+      <w:lvlText w:val=""/>
+      <w:lvlJc w:val="left"/>
+      <w:pPr>
+        <w:ind w:left="4320" w:hanging="360"/>
+      </w:pPr>
+      <w:rPr>
+        <w:rFonts w:ascii="Wingdings" w:hAnsi="Wingdings" w:hint="default"/>
+      </w:rPr>
+    </w:lvl>
+    <w:lvl w:ilvl="6" w:tplc="0C0A0001" w:tentative="1">
+      <w:start w:val="1"/>
+      <w:numFmt w:val="bullet"/>
+      <w:lvlText w:val=""/>
+      <w:lvlJc w:val="left"/>
+      <w:pPr>
+        <w:ind w:left="5040" w:hanging="360"/>
+      </w:pPr>
+      <w:rPr>
+        <w:rFonts w:ascii="Symbol" w:hAnsi="Symbol" w:hint="default"/>
+      </w:rPr>
+    </w:lvl>
+    <w:lvl w:ilvl="7" w:tplc="0C0A0003" w:tentative="1">
+      <w:start w:val="1"/>
+      <w:numFmt w:val="bullet"/>
+      <w:lvlText w:val="o"/>
+      <w:lvlJc w:val="left"/>
+      <w:pPr>
+        <w:ind w:left="5760" w:hanging="360"/>
+      </w:pPr>
+      <w:rPr>
+        <w:rFonts w:ascii="Courier New" w:hAnsi="Courier New" w:cs="Courier New" w:hint="default"/>
+      </w:rPr>
+    </w:lvl>
+    <w:lvl w:ilvl="8" w:tplc="0C0A0005" w:tentative="1">
+      <w:start w:val="1"/>
+      <w:numFmt w:val="bullet"/>
+      <w:lvlText w:val=""/>
+      <w:lvlJc w:val="left"/>
+      <w:pPr>
+        <w:ind w:left="6480" w:hanging="360"/>
+      </w:pPr>
+      <w:rPr>
+        <w:rFonts w:ascii="Wingdings" w:hAnsi="Wingdings" w:hint="default"/>
+      </w:rPr>
+    </w:lvl>
+  </w:abstractNum>
+  <w:abstractNum w:abstractNumId="6" w15:restartNumberingAfterBreak="0">
+    <w:nsid w:val="179C7647"/>
+    <w:multiLevelType w:val="hybridMultilevel"/>
+    <w:tmpl w:val="BF52440C"/>
+    <w:lvl w:ilvl="0" w:tplc="0C0A0001">
+      <w:start w:val="1"/>
+      <w:numFmt w:val="bullet"/>
+      <w:lvlText w:val=""/>
+      <w:lvlJc w:val="left"/>
+      <w:pPr>
+        <w:ind w:left="720" w:hanging="360"/>
+      </w:pPr>
+      <w:rPr>
+        <w:rFonts w:ascii="Symbol" w:hAnsi="Symbol" w:hint="default"/>
+      </w:rPr>
+    </w:lvl>
+    <w:lvl w:ilvl="1" w:tplc="0C0A0003" w:tentative="1">
+      <w:start w:val="1"/>
+      <w:numFmt w:val="bullet"/>
+      <w:lvlText w:val="o"/>
+      <w:lvlJc w:val="left"/>
+      <w:pPr>
+        <w:ind w:left="1440" w:hanging="360"/>
+      </w:pPr>
+      <w:rPr>
+        <w:rFonts w:ascii="Courier New" w:hAnsi="Courier New" w:cs="Courier New" w:hint="default"/>
+      </w:rPr>
+    </w:lvl>
+    <w:lvl w:ilvl="2" w:tplc="0C0A0005" w:tentative="1">
+      <w:start w:val="1"/>
+      <w:numFmt w:val="bullet"/>
+      <w:lvlText w:val=""/>
+      <w:lvlJc w:val="left"/>
+      <w:pPr>
+        <w:ind w:left="2160" w:hanging="360"/>
+      </w:pPr>
+      <w:rPr>
+        <w:rFonts w:ascii="Wingdings" w:hAnsi="Wingdings" w:hint="default"/>
+      </w:rPr>
+    </w:lvl>
+    <w:lvl w:ilvl="3" w:tplc="0C0A0001" w:tentative="1">
+      <w:start w:val="1"/>
+      <w:numFmt w:val="bullet"/>
+      <w:lvlText w:val=""/>
+      <w:lvlJc w:val="left"/>
+      <w:pPr>
+        <w:ind w:left="2880" w:hanging="360"/>
+      </w:pPr>
+      <w:rPr>
+        <w:rFonts w:ascii="Symbol" w:hAnsi="Symbol" w:hint="default"/>
+      </w:rPr>
+    </w:lvl>
+    <w:lvl w:ilvl="4" w:tplc="0C0A0003" w:tentative="1">
+      <w:start w:val="1"/>
+      <w:numFmt w:val="bullet"/>
+      <w:lvlText w:val="o"/>
+      <w:lvlJc w:val="left"/>
+      <w:pPr>
+        <w:ind w:left="3600" w:hanging="360"/>
+      </w:pPr>
+      <w:rPr>
+        <w:rFonts w:ascii="Courier New" w:hAnsi="Courier New" w:cs="Courier New" w:hint="default"/>
+      </w:rPr>
+    </w:lvl>
+    <w:lvl w:ilvl="5" w:tplc="0C0A0005" w:tentative="1">
+      <w:start w:val="1"/>
+      <w:numFmt w:val="bullet"/>
+      <w:lvlText w:val=""/>
+      <w:lvlJc w:val="left"/>
+      <w:pPr>
+        <w:ind w:left="4320" w:hanging="360"/>
+      </w:pPr>
+      <w:rPr>
+        <w:rFonts w:ascii="Wingdings" w:hAnsi="Wingdings" w:hint="default"/>
+      </w:rPr>
+    </w:lvl>
+    <w:lvl w:ilvl="6" w:tplc="0C0A0001" w:tentative="1">
+      <w:start w:val="1"/>
+      <w:numFmt w:val="bullet"/>
+      <w:lvlText w:val=""/>
+      <w:lvlJc w:val="left"/>
+      <w:pPr>
+        <w:ind w:left="5040" w:hanging="360"/>
+      </w:pPr>
+      <w:rPr>
+        <w:rFonts w:ascii="Symbol" w:hAnsi="Symbol" w:hint="default"/>
+      </w:rPr>
+    </w:lvl>
+    <w:lvl w:ilvl="7" w:tplc="0C0A0003" w:tentative="1">
+      <w:start w:val="1"/>
+      <w:numFmt w:val="bullet"/>
+      <w:lvlText w:val="o"/>
+      <w:lvlJc w:val="left"/>
+      <w:pPr>
+        <w:ind w:left="5760" w:hanging="360"/>
+      </w:pPr>
+      <w:rPr>
+        <w:rFonts w:ascii="Courier New" w:hAnsi="Courier New" w:cs="Courier New" w:hint="default"/>
+      </w:rPr>
+    </w:lvl>
+    <w:lvl w:ilvl="8" w:tplc="0C0A0005" w:tentative="1">
+      <w:start w:val="1"/>
+      <w:numFmt w:val="bullet"/>
+      <w:lvlText w:val=""/>
+      <w:lvlJc w:val="left"/>
+      <w:pPr>
+        <w:ind w:left="6480" w:hanging="360"/>
+      </w:pPr>
+      <w:rPr>
+        <w:rFonts w:ascii="Wingdings" w:hAnsi="Wingdings" w:hint="default"/>
+      </w:rPr>
+    </w:lvl>
+  </w:abstractNum>
+  <w:abstractNum w:abstractNumId="7" w15:restartNumberingAfterBreak="0">
+    <w:nsid w:val="17C87A52"/>
+    <w:multiLevelType w:val="hybridMultilevel"/>
+    <w:tmpl w:val="01EAA594"/>
+    <w:lvl w:ilvl="0" w:tplc="0C0A0001">
+      <w:start w:val="1"/>
+      <w:numFmt w:val="bullet"/>
+      <w:lvlText w:val=""/>
+      <w:lvlJc w:val="left"/>
+      <w:pPr>
+        <w:ind w:left="720" w:hanging="360"/>
+      </w:pPr>
+      <w:rPr>
+        <w:rFonts w:ascii="Symbol" w:hAnsi="Symbol" w:hint="default"/>
+      </w:rPr>
+    </w:lvl>
+    <w:lvl w:ilvl="1" w:tplc="0C0A0003" w:tentative="1">
+      <w:start w:val="1"/>
+      <w:numFmt w:val="bullet"/>
+      <w:lvlText w:val="o"/>
+      <w:lvlJc w:val="left"/>
+      <w:pPr>
+        <w:ind w:left="1440" w:hanging="360"/>
+      </w:pPr>
+      <w:rPr>
+        <w:rFonts w:ascii="Courier New" w:hAnsi="Courier New" w:cs="Courier New" w:hint="default"/>
+      </w:rPr>
+    </w:lvl>
+    <w:lvl w:ilvl="2" w:tplc="0C0A0005" w:tentative="1">
+      <w:start w:val="1"/>
+      <w:numFmt w:val="bullet"/>
+      <w:lvlText w:val=""/>
+      <w:lvlJc w:val="left"/>
+      <w:pPr>
+        <w:ind w:left="2160" w:hanging="360"/>
+      </w:pPr>
+      <w:rPr>
+        <w:rFonts w:ascii="Wingdings" w:hAnsi="Wingdings" w:hint="default"/>
+      </w:rPr>
+    </w:lvl>
+    <w:lvl w:ilvl="3" w:tplc="0C0A0001" w:tentative="1">
+      <w:start w:val="1"/>
+      <w:numFmt w:val="bullet"/>
+      <w:lvlText w:val=""/>
+      <w:lvlJc w:val="left"/>
+      <w:pPr>
+        <w:ind w:left="2880" w:hanging="360"/>
+      </w:pPr>
+      <w:rPr>
+        <w:rFonts w:ascii="Symbol" w:hAnsi="Symbol" w:hint="default"/>
+      </w:rPr>
+    </w:lvl>
+    <w:lvl w:ilvl="4" w:tplc="0C0A0003" w:tentative="1">
+      <w:start w:val="1"/>
+      <w:numFmt w:val="bullet"/>
+      <w:lvlText w:val="o"/>
+      <w:lvlJc w:val="left"/>
+      <w:pPr>
+        <w:ind w:left="3600" w:hanging="360"/>
+      </w:pPr>
+      <w:rPr>
+        <w:rFonts w:ascii="Courier New" w:hAnsi="Courier New" w:cs="Courier New" w:hint="default"/>
+      </w:rPr>
+    </w:lvl>
+    <w:lvl w:ilvl="5" w:tplc="0C0A0005" w:tentative="1">
+      <w:start w:val="1"/>
+      <w:numFmt w:val="bullet"/>
+      <w:lvlText w:val=""/>
+      <w:lvlJc w:val="left"/>
+      <w:pPr>
+        <w:ind w:left="4320" w:hanging="360"/>
+      </w:pPr>
+      <w:rPr>
+        <w:rFonts w:ascii="Wingdings" w:hAnsi="Wingdings" w:hint="default"/>
+      </w:rPr>
+    </w:lvl>
+    <w:lvl w:ilvl="6" w:tplc="0C0A0001" w:tentative="1">
+      <w:start w:val="1"/>
+      <w:numFmt w:val="bullet"/>
+      <w:lvlText w:val=""/>
+      <w:lvlJc w:val="left"/>
+      <w:pPr>
+        <w:ind w:left="5040" w:hanging="360"/>
+      </w:pPr>
+      <w:rPr>
+        <w:rFonts w:ascii="Symbol" w:hAnsi="Symbol" w:hint="default"/>
+      </w:rPr>
+    </w:lvl>
+    <w:lvl w:ilvl="7" w:tplc="0C0A0003" w:tentative="1">
+      <w:start w:val="1"/>
+      <w:numFmt w:val="bullet"/>
+      <w:lvlText w:val="o"/>
+      <w:lvlJc w:val="left"/>
+      <w:pPr>
+        <w:ind w:left="5760" w:hanging="360"/>
+      </w:pPr>
+      <w:rPr>
+        <w:rFonts w:ascii="Courier New" w:hAnsi="Courier New" w:cs="Courier New" w:hint="default"/>
+      </w:rPr>
+    </w:lvl>
+    <w:lvl w:ilvl="8" w:tplc="0C0A0005" w:tentative="1">
+      <w:start w:val="1"/>
+      <w:numFmt w:val="bullet"/>
+      <w:lvlText w:val=""/>
+      <w:lvlJc w:val="left"/>
+      <w:pPr>
+        <w:ind w:left="6480" w:hanging="360"/>
+      </w:pPr>
+      <w:rPr>
+        <w:rFonts w:ascii="Wingdings" w:hAnsi="Wingdings" w:hint="default"/>
+      </w:rPr>
+    </w:lvl>
+  </w:abstractNum>
+  <w:abstractNum w:abstractNumId="8" w15:restartNumberingAfterBreak="0">
+    <w:nsid w:val="1C8B38AC"/>
+    <w:multiLevelType w:val="hybridMultilevel"/>
+    <w:tmpl w:val="9620ED48"/>
+    <w:lvl w:ilvl="0" w:tplc="0C0A0001">
+      <w:start w:val="1"/>
+      <w:numFmt w:val="bullet"/>
+      <w:lvlText w:val=""/>
+      <w:lvlJc w:val="left"/>
+      <w:pPr>
+        <w:ind w:left="720" w:hanging="360"/>
+      </w:pPr>
+      <w:rPr>
+        <w:rFonts w:ascii="Symbol" w:hAnsi="Symbol" w:hint="default"/>
+      </w:rPr>
+    </w:lvl>
+    <w:lvl w:ilvl="1" w:tplc="0C0A0003" w:tentative="1">
+      <w:start w:val="1"/>
+      <w:numFmt w:val="bullet"/>
+      <w:lvlText w:val="o"/>
+      <w:lvlJc w:val="left"/>
+      <w:pPr>
+        <w:ind w:left="1440" w:hanging="360"/>
+      </w:pPr>
+      <w:rPr>
+        <w:rFonts w:ascii="Courier New" w:hAnsi="Courier New" w:cs="Courier New" w:hint="default"/>
+      </w:rPr>
+    </w:lvl>
+    <w:lvl w:ilvl="2" w:tplc="0C0A0005" w:tentative="1">
+      <w:start w:val="1"/>
+      <w:numFmt w:val="bullet"/>
+      <w:lvlText w:val=""/>
+      <w:lvlJc w:val="left"/>
+      <w:pPr>
+        <w:ind w:left="2160" w:hanging="360"/>
+      </w:pPr>
+      <w:rPr>
+        <w:rFonts w:ascii="Wingdings" w:hAnsi="Wingdings" w:hint="default"/>
+      </w:rPr>
+    </w:lvl>
+    <w:lvl w:ilvl="3" w:tplc="0C0A0001" w:tentative="1">
+      <w:start w:val="1"/>
+      <w:numFmt w:val="bullet"/>
+      <w:lvlText w:val=""/>
+      <w:lvlJc w:val="left"/>
+      <w:pPr>
+        <w:ind w:left="2880" w:hanging="360"/>
+      </w:pPr>
+      <w:rPr>
+        <w:rFonts w:ascii="Symbol" w:hAnsi="Symbol" w:hint="default"/>
+      </w:rPr>
+    </w:lvl>
+    <w:lvl w:ilvl="4" w:tplc="0C0A0003" w:tentative="1">
+      <w:start w:val="1"/>
+      <w:numFmt w:val="bullet"/>
+      <w:lvlText w:val="o"/>
+      <w:lvlJc w:val="left"/>
+      <w:pPr>
+        <w:ind w:left="3600" w:hanging="360"/>
+      </w:pPr>
+      <w:rPr>
+        <w:rFonts w:ascii="Courier New" w:hAnsi="Courier New" w:cs="Courier New" w:hint="default"/>
+      </w:rPr>
+    </w:lvl>
+    <w:lvl w:ilvl="5" w:tplc="0C0A0005" w:tentative="1">
+      <w:start w:val="1"/>
+      <w:numFmt w:val="bullet"/>
+      <w:lvlText w:val=""/>
+      <w:lvlJc w:val="left"/>
+      <w:pPr>
+        <w:ind w:left="4320" w:hanging="360"/>
+      </w:pPr>
+      <w:rPr>
+        <w:rFonts w:ascii="Wingdings" w:hAnsi="Wingdings" w:hint="default"/>
+      </w:rPr>
+    </w:lvl>
+    <w:lvl w:ilvl="6" w:tplc="0C0A0001" w:tentative="1">
+      <w:start w:val="1"/>
+      <w:numFmt w:val="bullet"/>
+      <w:lvlText w:val=""/>
+      <w:lvlJc w:val="left"/>
+      <w:pPr>
+        <w:ind w:left="5040" w:hanging="360"/>
+      </w:pPr>
+      <w:rPr>
+        <w:rFonts w:ascii="Symbol" w:hAnsi="Symbol" w:hint="default"/>
+      </w:rPr>
+    </w:lvl>
+    <w:lvl w:ilvl="7" w:tplc="0C0A0003" w:tentative="1">
+      <w:start w:val="1"/>
+      <w:numFmt w:val="bullet"/>
+      <w:lvlText w:val="o"/>
+      <w:lvlJc w:val="left"/>
+      <w:pPr>
+        <w:ind w:left="5760" w:hanging="360"/>
+      </w:pPr>
+      <w:rPr>
+        <w:rFonts w:ascii="Courier New" w:hAnsi="Courier New" w:cs="Courier New" w:hint="default"/>
+      </w:rPr>
+    </w:lvl>
+    <w:lvl w:ilvl="8" w:tplc="0C0A0005" w:tentative="1">
+      <w:start w:val="1"/>
+      <w:numFmt w:val="bullet"/>
+      <w:lvlText w:val=""/>
+      <w:lvlJc w:val="left"/>
+      <w:pPr>
+        <w:ind w:left="6480" w:hanging="360"/>
+      </w:pPr>
+      <w:rPr>
+        <w:rFonts w:ascii="Wingdings" w:hAnsi="Wingdings" w:hint="default"/>
+      </w:rPr>
+    </w:lvl>
+  </w:abstractNum>
+  <w:abstractNum w:abstractNumId="9" w15:restartNumberingAfterBreak="0">
+    <w:nsid w:val="1D5A3A5B"/>
+    <w:multiLevelType w:val="hybridMultilevel"/>
+    <w:tmpl w:val="DBA02120"/>
+    <w:lvl w:ilvl="0" w:tplc="0C0A0001">
+      <w:start w:val="1"/>
+      <w:numFmt w:val="bullet"/>
+      <w:lvlText w:val=""/>
+      <w:lvlJc w:val="left"/>
+      <w:pPr>
+        <w:ind w:left="720" w:hanging="360"/>
+      </w:pPr>
+      <w:rPr>
+        <w:rFonts w:ascii="Symbol" w:hAnsi="Symbol" w:hint="default"/>
+      </w:rPr>
+    </w:lvl>
+    <w:lvl w:ilvl="1" w:tplc="0C0A0003" w:tentative="1">
+      <w:start w:val="1"/>
+      <w:numFmt w:val="bullet"/>
+      <w:lvlText w:val="o"/>
+      <w:lvlJc w:val="left"/>
+      <w:pPr>
+        <w:ind w:left="1440" w:hanging="360"/>
+      </w:pPr>
+      <w:rPr>
+        <w:rFonts w:ascii="Courier New" w:hAnsi="Courier New" w:cs="Courier New" w:hint="default"/>
+      </w:rPr>
+    </w:lvl>
+    <w:lvl w:ilvl="2" w:tplc="0C0A0005" w:tentative="1">
+      <w:start w:val="1"/>
+      <w:numFmt w:val="bullet"/>
+      <w:lvlText w:val=""/>
+      <w:lvlJc w:val="left"/>
+      <w:pPr>
+        <w:ind w:left="2160" w:hanging="360"/>
+      </w:pPr>
+      <w:rPr>
+        <w:rFonts w:ascii="Wingdings" w:hAnsi="Wingdings" w:hint="default"/>
+      </w:rPr>
+    </w:lvl>
+    <w:lvl w:ilvl="3" w:tplc="0C0A0001" w:tentative="1">
+      <w:start w:val="1"/>
+      <w:numFmt w:val="bullet"/>
+      <w:lvlText w:val=""/>
+      <w:lvlJc w:val="left"/>
+      <w:pPr>
+        <w:ind w:left="2880" w:hanging="360"/>
+      </w:pPr>
+      <w:rPr>
+        <w:rFonts w:ascii="Symbol" w:hAnsi="Symbol" w:hint="default"/>
+      </w:rPr>
+    </w:lvl>
+    <w:lvl w:ilvl="4" w:tplc="0C0A0003" w:tentative="1">
+      <w:start w:val="1"/>
+      <w:numFmt w:val="bullet"/>
+      <w:lvlText w:val="o"/>
+      <w:lvlJc w:val="left"/>
+      <w:pPr>
+        <w:ind w:left="3600" w:hanging="360"/>
+      </w:pPr>
+      <w:rPr>
+        <w:rFonts w:ascii="Courier New" w:hAnsi="Courier New" w:cs="Courier New" w:hint="default"/>
+      </w:rPr>
+    </w:lvl>
+    <w:lvl w:ilvl="5" w:tplc="0C0A0005" w:tentative="1">
+      <w:start w:val="1"/>
+      <w:numFmt w:val="bullet"/>
+      <w:lvlText w:val=""/>
+      <w:lvlJc w:val="left"/>
+      <w:pPr>
+        <w:ind w:left="4320" w:hanging="360"/>
+      </w:pPr>
+      <w:rPr>
+        <w:rFonts w:ascii="Wingdings" w:hAnsi="Wingdings" w:hint="default"/>
+      </w:rPr>
+    </w:lvl>
+    <w:lvl w:ilvl="6" w:tplc="0C0A0001" w:tentative="1">
+      <w:start w:val="1"/>
+      <w:numFmt w:val="bullet"/>
+      <w:lvlText w:val=""/>
+      <w:lvlJc w:val="left"/>
+      <w:pPr>
+        <w:ind w:left="5040" w:hanging="360"/>
+      </w:pPr>
+      <w:rPr>
+        <w:rFonts w:ascii="Symbol" w:hAnsi="Symbol" w:hint="default"/>
+      </w:rPr>
+    </w:lvl>
+    <w:lvl w:ilvl="7" w:tplc="0C0A0003" w:tentative="1">
+      <w:start w:val="1"/>
+      <w:numFmt w:val="bullet"/>
+      <w:lvlText w:val="o"/>
+      <w:lvlJc w:val="left"/>
+      <w:pPr>
+        <w:ind w:left="5760" w:hanging="360"/>
+      </w:pPr>
+      <w:rPr>
+        <w:rFonts w:ascii="Courier New" w:hAnsi="Courier New" w:cs="Courier New" w:hint="default"/>
+      </w:rPr>
+    </w:lvl>
+    <w:lvl w:ilvl="8" w:tplc="0C0A0005" w:tentative="1">
+      <w:start w:val="1"/>
+      <w:numFmt w:val="bullet"/>
+      <w:lvlText w:val=""/>
+      <w:lvlJc w:val="left"/>
+      <w:pPr>
+        <w:ind w:left="6480" w:hanging="360"/>
+      </w:pPr>
+      <w:rPr>
+        <w:rFonts w:ascii="Wingdings" w:hAnsi="Wingdings" w:hint="default"/>
+      </w:rPr>
+    </w:lvl>
+  </w:abstractNum>
+  <w:abstractNum w:abstractNumId="10" w15:restartNumberingAfterBreak="0">
+    <w:nsid w:val="232B6C75"/>
+    <w:multiLevelType w:val="hybridMultilevel"/>
+    <w:tmpl w:val="4886D4F0"/>
+    <w:lvl w:ilvl="0" w:tplc="0C0A0001">
+      <w:start w:val="1"/>
+      <w:numFmt w:val="bullet"/>
+      <w:lvlText w:val=""/>
+      <w:lvlJc w:val="left"/>
+      <w:pPr>
+        <w:ind w:left="720" w:hanging="360"/>
+      </w:pPr>
+      <w:rPr>
+        <w:rFonts w:ascii="Symbol" w:hAnsi="Symbol" w:hint="default"/>
+      </w:rPr>
+    </w:lvl>
+    <w:lvl w:ilvl="1" w:tplc="0C0A0003" w:tentative="1">
+      <w:start w:val="1"/>
+      <w:numFmt w:val="bullet"/>
+      <w:lvlText w:val="o"/>
+      <w:lvlJc w:val="left"/>
+      <w:pPr>
+        <w:ind w:left="1440" w:hanging="360"/>
+      </w:pPr>
+      <w:rPr>
+        <w:rFonts w:ascii="Courier New" w:hAnsi="Courier New" w:cs="Courier New" w:hint="default"/>
+      </w:rPr>
+    </w:lvl>
+    <w:lvl w:ilvl="2" w:tplc="0C0A0005" w:tentative="1">
+      <w:start w:val="1"/>
+      <w:numFmt w:val="bullet"/>
+      <w:lvlText w:val=""/>
+      <w:lvlJc w:val="left"/>
+      <w:pPr>
+        <w:ind w:left="2160" w:hanging="360"/>
+      </w:pPr>
+      <w:rPr>
+        <w:rFonts w:ascii="Wingdings" w:hAnsi="Wingdings" w:hint="default"/>
+      </w:rPr>
+    </w:lvl>
+    <w:lvl w:ilvl="3" w:tplc="0C0A0001" w:tentative="1">
+      <w:start w:val="1"/>
+      <w:numFmt w:val="bullet"/>
+      <w:lvlText w:val=""/>
+      <w:lvlJc w:val="left"/>
+      <w:pPr>
+        <w:ind w:left="2880" w:hanging="360"/>
+      </w:pPr>
+      <w:rPr>
+        <w:rFonts w:ascii="Symbol" w:hAnsi="Symbol" w:hint="default"/>
+      </w:rPr>
+    </w:lvl>
+    <w:lvl w:ilvl="4" w:tplc="0C0A0003" w:tentative="1">
+      <w:start w:val="1"/>
+      <w:numFmt w:val="bullet"/>
+      <w:lvlText w:val="o"/>
+      <w:lvlJc w:val="left"/>
+      <w:pPr>
+        <w:ind w:left="3600" w:hanging="360"/>
+      </w:pPr>
+      <w:rPr>
+        <w:rFonts w:ascii="Courier New" w:hAnsi="Courier New" w:cs="Courier New" w:hint="default"/>
+      </w:rPr>
+    </w:lvl>
+    <w:lvl w:ilvl="5" w:tplc="0C0A0005" w:tentative="1">
+      <w:start w:val="1"/>
+      <w:numFmt w:val="bullet"/>
+      <w:lvlText w:val=""/>
+      <w:lvlJc w:val="left"/>
+      <w:pPr>
+        <w:ind w:left="4320" w:hanging="360"/>
+      </w:pPr>
+      <w:rPr>
+        <w:rFonts w:ascii="Wingdings" w:hAnsi="Wingdings" w:hint="default"/>
+      </w:rPr>
+    </w:lvl>
+    <w:lvl w:ilvl="6" w:tplc="0C0A0001" w:tentative="1">
+      <w:start w:val="1"/>
+      <w:numFmt w:val="bullet"/>
+      <w:lvlText w:val=""/>
+      <w:lvlJc w:val="left"/>
+      <w:pPr>
+        <w:ind w:left="5040" w:hanging="360"/>
+      </w:pPr>
+      <w:rPr>
+        <w:rFonts w:ascii="Symbol" w:hAnsi="Symbol" w:hint="default"/>
+      </w:rPr>
+    </w:lvl>
+    <w:lvl w:ilvl="7" w:tplc="0C0A0003" w:tentative="1">
+      <w:start w:val="1"/>
+      <w:numFmt w:val="bullet"/>
+      <w:lvlText w:val="o"/>
+      <w:lvlJc w:val="left"/>
+      <w:pPr>
+        <w:ind w:left="5760" w:hanging="360"/>
+      </w:pPr>
+      <w:rPr>
+        <w:rFonts w:ascii="Courier New" w:hAnsi="Courier New" w:cs="Courier New" w:hint="default"/>
+      </w:rPr>
+    </w:lvl>
+    <w:lvl w:ilvl="8" w:tplc="0C0A0005" w:tentative="1">
+      <w:start w:val="1"/>
+      <w:numFmt w:val="bullet"/>
+      <w:lvlText w:val=""/>
+      <w:lvlJc w:val="left"/>
+      <w:pPr>
+        <w:ind w:left="6480" w:hanging="360"/>
+      </w:pPr>
+      <w:rPr>
+        <w:rFonts w:ascii="Wingdings" w:hAnsi="Wingdings" w:hint="default"/>
+      </w:rPr>
+    </w:lvl>
+  </w:abstractNum>
+  <w:abstractNum w:abstractNumId="11" w15:restartNumberingAfterBreak="0">
+    <w:nsid w:val="25310212"/>
+    <w:multiLevelType w:val="hybridMultilevel"/>
+    <w:tmpl w:val="34608E56"/>
+    <w:lvl w:ilvl="0" w:tplc="0C0A0001">
+      <w:start w:val="1"/>
+      <w:numFmt w:val="bullet"/>
+      <w:lvlText w:val=""/>
+      <w:lvlJc w:val="left"/>
+      <w:pPr>
+        <w:ind w:left="720" w:hanging="360"/>
+      </w:pPr>
+      <w:rPr>
+        <w:rFonts w:ascii="Symbol" w:hAnsi="Symbol" w:hint="default"/>
+      </w:rPr>
+    </w:lvl>
+    <w:lvl w:ilvl="1" w:tplc="0C0A0003" w:tentative="1">
+      <w:start w:val="1"/>
+      <w:numFmt w:val="bullet"/>
+      <w:lvlText w:val="o"/>
+      <w:lvlJc w:val="left"/>
+      <w:pPr>
+        <w:ind w:left="1440" w:hanging="360"/>
+      </w:pPr>
+      <w:rPr>
+        <w:rFonts w:ascii="Courier New" w:hAnsi="Courier New" w:cs="Courier New" w:hint="default"/>
+      </w:rPr>
+    </w:lvl>
+    <w:lvl w:ilvl="2" w:tplc="0C0A0005" w:tentative="1">
+      <w:start w:val="1"/>
+      <w:numFmt w:val="bullet"/>
+      <w:lvlText w:val=""/>
+      <w:lvlJc w:val="left"/>
+      <w:pPr>
+        <w:ind w:left="2160" w:hanging="360"/>
+      </w:pPr>
+      <w:rPr>
+        <w:rFonts w:ascii="Wingdings" w:hAnsi="Wingdings" w:hint="default"/>
+      </w:rPr>
+    </w:lvl>
+    <w:lvl w:ilvl="3" w:tplc="0C0A0001" w:tentative="1">
+      <w:start w:val="1"/>
+      <w:numFmt w:val="bullet"/>
+      <w:lvlText w:val=""/>
+      <w:lvlJc w:val="left"/>
+      <w:pPr>
+        <w:ind w:left="2880" w:hanging="360"/>
+      </w:pPr>
+      <w:rPr>
+        <w:rFonts w:ascii="Symbol" w:hAnsi="Symbol" w:hint="default"/>
+      </w:rPr>
+    </w:lvl>
+    <w:lvl w:ilvl="4" w:tplc="0C0A0003" w:tentative="1">
+      <w:start w:val="1"/>
+      <w:numFmt w:val="bullet"/>
+      <w:lvlText w:val="o"/>
+      <w:lvlJc w:val="left"/>
+      <w:pPr>
+        <w:ind w:left="3600" w:hanging="360"/>
+      </w:pPr>
+      <w:rPr>
+        <w:rFonts w:ascii="Courier New" w:hAnsi="Courier New" w:cs="Courier New" w:hint="default"/>
+      </w:rPr>
+    </w:lvl>
+    <w:lvl w:ilvl="5" w:tplc="0C0A0005" w:tentative="1">
+      <w:start w:val="1"/>
+      <w:numFmt w:val="bullet"/>
+      <w:lvlText w:val=""/>
+      <w:lvlJc w:val="left"/>
+      <w:pPr>
+        <w:ind w:left="4320" w:hanging="360"/>
+      </w:pPr>
+      <w:rPr>
+        <w:rFonts w:ascii="Wingdings" w:hAnsi="Wingdings" w:hint="default"/>
+      </w:rPr>
+    </w:lvl>
+    <w:lvl w:ilvl="6" w:tplc="0C0A0001" w:tentative="1">
+      <w:start w:val="1"/>
+      <w:numFmt w:val="bullet"/>
+      <w:lvlText w:val=""/>
+      <w:lvlJc w:val="left"/>
+      <w:pPr>
+        <w:ind w:left="5040" w:hanging="360"/>
+      </w:pPr>
+      <w:rPr>
+        <w:rFonts w:ascii="Symbol" w:hAnsi="Symbol" w:hint="default"/>
+      </w:rPr>
+    </w:lvl>
+    <w:lvl w:ilvl="7" w:tplc="0C0A0003" w:tentative="1">
+      <w:start w:val="1"/>
+      <w:numFmt w:val="bullet"/>
+      <w:lvlText w:val="o"/>
+      <w:lvlJc w:val="left"/>
+      <w:pPr>
+        <w:ind w:left="5760" w:hanging="360"/>
+      </w:pPr>
+      <w:rPr>
+        <w:rFonts w:ascii="Courier New" w:hAnsi="Courier New" w:cs="Courier New" w:hint="default"/>
+      </w:rPr>
+    </w:lvl>
+    <w:lvl w:ilvl="8" w:tplc="0C0A0005" w:tentative="1">
+      <w:start w:val="1"/>
+      <w:numFmt w:val="bullet"/>
+      <w:lvlText w:val=""/>
+      <w:lvlJc w:val="left"/>
+      <w:pPr>
+        <w:ind w:left="6480" w:hanging="360"/>
+      </w:pPr>
+      <w:rPr>
+        <w:rFonts w:ascii="Wingdings" w:hAnsi="Wingdings" w:hint="default"/>
+      </w:rPr>
+    </w:lvl>
+  </w:abstractNum>
+  <w:abstractNum w:abstractNumId="12" w15:restartNumberingAfterBreak="0">
+    <w:nsid w:val="27522733"/>
+    <w:multiLevelType w:val="hybridMultilevel"/>
+    <w:tmpl w:val="3792479C"/>
+    <w:lvl w:ilvl="0" w:tplc="0C0A0001">
+      <w:start w:val="1"/>
+      <w:numFmt w:val="bullet"/>
+      <w:lvlText w:val=""/>
+      <w:lvlJc w:val="left"/>
+      <w:pPr>
+        <w:ind w:left="720" w:hanging="360"/>
+      </w:pPr>
+      <w:rPr>
+        <w:rFonts w:ascii="Symbol" w:hAnsi="Symbol" w:hint="default"/>
+      </w:rPr>
+    </w:lvl>
+    <w:lvl w:ilvl="1" w:tplc="0C0A0003" w:tentative="1">
+      <w:start w:val="1"/>
+      <w:numFmt w:val="bullet"/>
+      <w:lvlText w:val="o"/>
+      <w:lvlJc w:val="left"/>
+      <w:pPr>
+        <w:ind w:left="1440" w:hanging="360"/>
+      </w:pPr>
+      <w:rPr>
+        <w:rFonts w:ascii="Courier New" w:hAnsi="Courier New" w:cs="Courier New" w:hint="default"/>
+      </w:rPr>
+    </w:lvl>
+    <w:lvl w:ilvl="2" w:tplc="0C0A0005" w:tentative="1">
+      <w:start w:val="1"/>
+      <w:numFmt w:val="bullet"/>
+      <w:lvlText w:val=""/>
+      <w:lvlJc w:val="left"/>
+      <w:pPr>
+        <w:ind w:left="2160" w:hanging="360"/>
+      </w:pPr>
+      <w:rPr>
+        <w:rFonts w:ascii="Wingdings" w:hAnsi="Wingdings" w:hint="default"/>
+      </w:rPr>
+    </w:lvl>
+    <w:lvl w:ilvl="3" w:tplc="0C0A0001" w:tentative="1">
+      <w:start w:val="1"/>
+      <w:numFmt w:val="bullet"/>
+      <w:lvlText w:val=""/>
+      <w:lvlJc w:val="left"/>
+      <w:pPr>
+        <w:ind w:left="2880" w:hanging="360"/>
+      </w:pPr>
+      <w:rPr>
+        <w:rFonts w:ascii="Symbol" w:hAnsi="Symbol" w:hint="default"/>
+      </w:rPr>
+    </w:lvl>
+    <w:lvl w:ilvl="4" w:tplc="0C0A0003" w:tentative="1">
+      <w:start w:val="1"/>
+      <w:numFmt w:val="bullet"/>
+      <w:lvlText w:val="o"/>
+      <w:lvlJc w:val="left"/>
+      <w:pPr>
+        <w:ind w:left="3600" w:hanging="360"/>
+      </w:pPr>
+      <w:rPr>
+        <w:rFonts w:ascii="Courier New" w:hAnsi="Courier New" w:cs="Courier New" w:hint="default"/>
+      </w:rPr>
+    </w:lvl>
+    <w:lvl w:ilvl="5" w:tplc="0C0A0005" w:tentative="1">
+      <w:start w:val="1"/>
+      <w:numFmt w:val="bullet"/>
+      <w:lvlText w:val=""/>
+      <w:lvlJc w:val="left"/>
+      <w:pPr>
+        <w:ind w:left="4320" w:hanging="360"/>
+      </w:pPr>
+      <w:rPr>
+        <w:rFonts w:ascii="Wingdings" w:hAnsi="Wingdings" w:hint="default"/>
+      </w:rPr>
+    </w:lvl>
+    <w:lvl w:ilvl="6" w:tplc="0C0A0001" w:tentative="1">
+      <w:start w:val="1"/>
+      <w:numFmt w:val="bullet"/>
+      <w:lvlText w:val=""/>
+      <w:lvlJc w:val="left"/>
+      <w:pPr>
+        <w:ind w:left="5040" w:hanging="360"/>
+      </w:pPr>
+      <w:rPr>
+        <w:rFonts w:ascii="Symbol" w:hAnsi="Symbol" w:hint="default"/>
+      </w:rPr>
+    </w:lvl>
+    <w:lvl w:ilvl="7" w:tplc="0C0A0003" w:tentative="1">
+      <w:start w:val="1"/>
+      <w:numFmt w:val="bullet"/>
+      <w:lvlText w:val="o"/>
+      <w:lvlJc w:val="left"/>
+      <w:pPr>
+        <w:ind w:left="5760" w:hanging="360"/>
+      </w:pPr>
+      <w:rPr>
+        <w:rFonts w:ascii="Courier New" w:hAnsi="Courier New" w:cs="Courier New" w:hint="default"/>
+      </w:rPr>
+    </w:lvl>
+    <w:lvl w:ilvl="8" w:tplc="0C0A0005" w:tentative="1">
+      <w:start w:val="1"/>
+      <w:numFmt w:val="bullet"/>
+      <w:lvlText w:val=""/>
+      <w:lvlJc w:val="left"/>
+      <w:pPr>
+        <w:ind w:left="6480" w:hanging="360"/>
+      </w:pPr>
+      <w:rPr>
+        <w:rFonts w:ascii="Wingdings" w:hAnsi="Wingdings" w:hint="default"/>
+      </w:rPr>
+    </w:lvl>
+  </w:abstractNum>
+  <w:abstractNum w:abstractNumId="13" w15:restartNumberingAfterBreak="0">
+    <w:nsid w:val="28186119"/>
+    <w:multiLevelType w:val="hybridMultilevel"/>
+    <w:tmpl w:val="8A64B87A"/>
+    <w:lvl w:ilvl="0" w:tplc="0C0A0001">
+      <w:start w:val="1"/>
+      <w:numFmt w:val="bullet"/>
+      <w:lvlText w:val=""/>
+      <w:lvlJc w:val="left"/>
+      <w:pPr>
+        <w:ind w:left="720" w:hanging="360"/>
+      </w:pPr>
+      <w:rPr>
+        <w:rFonts w:ascii="Symbol" w:hAnsi="Symbol" w:hint="default"/>
+      </w:rPr>
+    </w:lvl>
+    <w:lvl w:ilvl="1" w:tplc="0C0A0003" w:tentative="1">
+      <w:start w:val="1"/>
+      <w:numFmt w:val="bullet"/>
+      <w:lvlText w:val="o"/>
+      <w:lvlJc w:val="left"/>
+      <w:pPr>
+        <w:ind w:left="1440" w:hanging="360"/>
+      </w:pPr>
+      <w:rPr>
+        <w:rFonts w:ascii="Courier New" w:hAnsi="Courier New" w:cs="Courier New" w:hint="default"/>
+      </w:rPr>
+    </w:lvl>
+    <w:lvl w:ilvl="2" w:tplc="0C0A0005" w:tentative="1">
+      <w:start w:val="1"/>
+      <w:numFmt w:val="bullet"/>
+      <w:lvlText w:val=""/>
+      <w:lvlJc w:val="left"/>
+      <w:pPr>
+        <w:ind w:left="2160" w:hanging="360"/>
+      </w:pPr>
+      <w:rPr>
+        <w:rFonts w:ascii="Wingdings" w:hAnsi="Wingdings" w:hint="default"/>
+      </w:rPr>
+    </w:lvl>
+    <w:lvl w:ilvl="3" w:tplc="0C0A0001" w:tentative="1">
+      <w:start w:val="1"/>
+      <w:numFmt w:val="bullet"/>
+      <w:lvlText w:val=""/>
+      <w:lvlJc w:val="left"/>
+      <w:pPr>
+        <w:ind w:left="2880" w:hanging="360"/>
+      </w:pPr>
+      <w:rPr>
+        <w:rFonts w:ascii="Symbol" w:hAnsi="Symbol" w:hint="default"/>
+      </w:rPr>
+    </w:lvl>
+    <w:lvl w:ilvl="4" w:tplc="0C0A0003" w:tentative="1">
+      <w:start w:val="1"/>
+      <w:numFmt w:val="bullet"/>
+      <w:lvlText w:val="o"/>
+      <w:lvlJc w:val="left"/>
+      <w:pPr>
+        <w:ind w:left="3600" w:hanging="360"/>
+      </w:pPr>
+      <w:rPr>
+        <w:rFonts w:ascii="Courier New" w:hAnsi="Courier New" w:cs="Courier New" w:hint="default"/>
+      </w:rPr>
+    </w:lvl>
+    <w:lvl w:ilvl="5" w:tplc="0C0A0005" w:tentative="1">
+      <w:start w:val="1"/>
+      <w:numFmt w:val="bullet"/>
+      <w:lvlText w:val=""/>
+      <w:lvlJc w:val="left"/>
+      <w:pPr>
+        <w:ind w:left="4320" w:hanging="360"/>
+      </w:pPr>
+      <w:rPr>
+        <w:rFonts w:ascii="Wingdings" w:hAnsi="Wingdings" w:hint="default"/>
+      </w:rPr>
+    </w:lvl>
+    <w:lvl w:ilvl="6" w:tplc="0C0A0001" w:tentative="1">
+      <w:start w:val="1"/>
+      <w:numFmt w:val="bullet"/>
+      <w:lvlText w:val=""/>
+      <w:lvlJc w:val="left"/>
+      <w:pPr>
+        <w:ind w:left="5040" w:hanging="360"/>
+      </w:pPr>
+      <w:rPr>
+        <w:rFonts w:ascii="Symbol" w:hAnsi="Symbol" w:hint="default"/>
+      </w:rPr>
+    </w:lvl>
+    <w:lvl w:ilvl="7" w:tplc="0C0A0003" w:tentative="1">
+      <w:start w:val="1"/>
+      <w:numFmt w:val="bullet"/>
+      <w:lvlText w:val="o"/>
+      <w:lvlJc w:val="left"/>
+      <w:pPr>
+        <w:ind w:left="5760" w:hanging="360"/>
+      </w:pPr>
+      <w:rPr>
+        <w:rFonts w:ascii="Courier New" w:hAnsi="Courier New" w:cs="Courier New" w:hint="default"/>
+      </w:rPr>
+    </w:lvl>
+    <w:lvl w:ilvl="8" w:tplc="0C0A0005" w:tentative="1">
+      <w:start w:val="1"/>
+      <w:numFmt w:val="bullet"/>
+      <w:lvlText w:val=""/>
+      <w:lvlJc w:val="left"/>
+      <w:pPr>
+        <w:ind w:left="6480" w:hanging="360"/>
+      </w:pPr>
+      <w:rPr>
+        <w:rFonts w:ascii="Wingdings" w:hAnsi="Wingdings" w:hint="default"/>
+      </w:rPr>
+    </w:lvl>
+  </w:abstractNum>
+  <w:abstractNum w:abstractNumId="14" w15:restartNumberingAfterBreak="0">
+    <w:nsid w:val="2A8C76A0"/>
+    <w:multiLevelType w:val="hybridMultilevel"/>
+    <w:tmpl w:val="5CE6588E"/>
+    <w:lvl w:ilvl="0" w:tplc="0C0A0001">
+      <w:start w:val="1"/>
+      <w:numFmt w:val="bullet"/>
+      <w:lvlText w:val=""/>
+      <w:lvlJc w:val="left"/>
+      <w:pPr>
+        <w:ind w:left="720" w:hanging="360"/>
+      </w:pPr>
+      <w:rPr>
+        <w:rFonts w:ascii="Symbol" w:hAnsi="Symbol" w:hint="default"/>
+      </w:rPr>
+    </w:lvl>
+    <w:lvl w:ilvl="1" w:tplc="0C0A0003" w:tentative="1">
+      <w:start w:val="1"/>
+      <w:numFmt w:val="bullet"/>
+      <w:lvlText w:val="o"/>
+      <w:lvlJc w:val="left"/>
+      <w:pPr>
+        <w:ind w:left="1440" w:hanging="360"/>
+      </w:pPr>
+      <w:rPr>
+        <w:rFonts w:ascii="Courier New" w:hAnsi="Courier New" w:cs="Courier New" w:hint="default"/>
+      </w:rPr>
+    </w:lvl>
+    <w:lvl w:ilvl="2" w:tplc="0C0A0005" w:tentative="1">
+      <w:start w:val="1"/>
+      <w:numFmt w:val="bullet"/>
+      <w:lvlText w:val=""/>
+      <w:lvlJc w:val="left"/>
+      <w:pPr>
+        <w:ind w:left="2160" w:hanging="360"/>
+      </w:pPr>
+      <w:rPr>
+        <w:rFonts w:ascii="Wingdings" w:hAnsi="Wingdings" w:hint="default"/>
+      </w:rPr>
+    </w:lvl>
+    <w:lvl w:ilvl="3" w:tplc="0C0A0001" w:tentative="1">
+      <w:start w:val="1"/>
+      <w:numFmt w:val="bullet"/>
+      <w:lvlText w:val=""/>
+      <w:lvlJc w:val="left"/>
+      <w:pPr>
+        <w:ind w:left="2880" w:hanging="360"/>
+      </w:pPr>
+      <w:rPr>
+        <w:rFonts w:ascii="Symbol" w:hAnsi="Symbol" w:hint="default"/>
+      </w:rPr>
+    </w:lvl>
+    <w:lvl w:ilvl="4" w:tplc="0C0A0003" w:tentative="1">
+      <w:start w:val="1"/>
+      <w:numFmt w:val="bullet"/>
+      <w:lvlText w:val="o"/>
+      <w:lvlJc w:val="left"/>
+      <w:pPr>
+        <w:ind w:left="3600" w:hanging="360"/>
+      </w:pPr>
+      <w:rPr>
+        <w:rFonts w:ascii="Courier New" w:hAnsi="Courier New" w:cs="Courier New" w:hint="default"/>
+      </w:rPr>
+    </w:lvl>
+    <w:lvl w:ilvl="5" w:tplc="0C0A0005" w:tentative="1">
+      <w:start w:val="1"/>
+      <w:numFmt w:val="bullet"/>
+      <w:lvlText w:val=""/>
+      <w:lvlJc w:val="left"/>
+      <w:pPr>
+        <w:ind w:left="4320" w:hanging="360"/>
+      </w:pPr>
+      <w:rPr>
+        <w:rFonts w:ascii="Wingdings" w:hAnsi="Wingdings" w:hint="default"/>
+      </w:rPr>
+    </w:lvl>
+    <w:lvl w:ilvl="6" w:tplc="0C0A0001" w:tentative="1">
+      <w:start w:val="1"/>
+      <w:numFmt w:val="bullet"/>
+      <w:lvlText w:val=""/>
+      <w:lvlJc w:val="left"/>
+      <w:pPr>
+        <w:ind w:left="5040" w:hanging="360"/>
+      </w:pPr>
+      <w:rPr>
+        <w:rFonts w:ascii="Symbol" w:hAnsi="Symbol" w:hint="default"/>
+      </w:rPr>
+    </w:lvl>
+    <w:lvl w:ilvl="7" w:tplc="0C0A0003" w:tentative="1">
+      <w:start w:val="1"/>
+      <w:numFmt w:val="bullet"/>
+      <w:lvlText w:val="o"/>
+      <w:lvlJc w:val="left"/>
+      <w:pPr>
+        <w:ind w:left="5760" w:hanging="360"/>
+      </w:pPr>
+      <w:rPr>
+        <w:rFonts w:ascii="Courier New" w:hAnsi="Courier New" w:cs="Courier New" w:hint="default"/>
+      </w:rPr>
+    </w:lvl>
+    <w:lvl w:ilvl="8" w:tplc="0C0A0005" w:tentative="1">
+      <w:start w:val="1"/>
+      <w:numFmt w:val="bullet"/>
+      <w:lvlText w:val=""/>
+      <w:lvlJc w:val="left"/>
+      <w:pPr>
+        <w:ind w:left="6480" w:hanging="360"/>
+      </w:pPr>
+      <w:rPr>
+        <w:rFonts w:ascii="Wingdings" w:hAnsi="Wingdings" w:hint="default"/>
+      </w:rPr>
+    </w:lvl>
+  </w:abstractNum>
+  <w:abstractNum w:abstractNumId="15" w15:restartNumberingAfterBreak="0">
+    <w:nsid w:val="2EA51959"/>
+    <w:multiLevelType w:val="hybridMultilevel"/>
+    <w:tmpl w:val="29B2E8B0"/>
+    <w:lvl w:ilvl="0" w:tplc="0C0A0001">
+      <w:start w:val="1"/>
+      <w:numFmt w:val="bullet"/>
+      <w:lvlText w:val=""/>
+      <w:lvlJc w:val="left"/>
+      <w:pPr>
+        <w:ind w:left="720" w:hanging="360"/>
+      </w:pPr>
+      <w:rPr>
+        <w:rFonts w:ascii="Symbol" w:hAnsi="Symbol" w:hint="default"/>
+      </w:rPr>
+    </w:lvl>
+    <w:lvl w:ilvl="1" w:tplc="0C0A0003" w:tentative="1">
+      <w:start w:val="1"/>
+      <w:numFmt w:val="bullet"/>
+      <w:lvlText w:val="o"/>
+      <w:lvlJc w:val="left"/>
+      <w:pPr>
+        <w:ind w:left="1440" w:hanging="360"/>
+      </w:pPr>
+      <w:rPr>
+        <w:rFonts w:ascii="Courier New" w:hAnsi="Courier New" w:cs="Courier New" w:hint="default"/>
+      </w:rPr>
+    </w:lvl>
+    <w:lvl w:ilvl="2" w:tplc="0C0A0005" w:tentative="1">
+      <w:start w:val="1"/>
+      <w:numFmt w:val="bullet"/>
+      <w:lvlText w:val=""/>
+      <w:lvlJc w:val="left"/>
+      <w:pPr>
+        <w:ind w:left="2160" w:hanging="360"/>
+      </w:pPr>
+      <w:rPr>
+        <w:rFonts w:ascii="Wingdings" w:hAnsi="Wingdings" w:hint="default"/>
+      </w:rPr>
+    </w:lvl>
+    <w:lvl w:ilvl="3" w:tplc="0C0A0001" w:tentative="1">
+      <w:start w:val="1"/>
+      <w:numFmt w:val="bullet"/>
+      <w:lvlText w:val=""/>
+      <w:lvlJc w:val="left"/>
+      <w:pPr>
+        <w:ind w:left="2880" w:hanging="360"/>
+      </w:pPr>
+      <w:rPr>
+        <w:rFonts w:ascii="Symbol" w:hAnsi="Symbol" w:hint="default"/>
+      </w:rPr>
+    </w:lvl>
+    <w:lvl w:ilvl="4" w:tplc="0C0A0003" w:tentative="1">
+      <w:start w:val="1"/>
+      <w:numFmt w:val="bullet"/>
+      <w:lvlText w:val="o"/>
+      <w:lvlJc w:val="left"/>
+      <w:pPr>
+        <w:ind w:left="3600" w:hanging="360"/>
+      </w:pPr>
+      <w:rPr>
+        <w:rFonts w:ascii="Courier New" w:hAnsi="Courier New" w:cs="Courier New" w:hint="default"/>
+      </w:rPr>
+    </w:lvl>
+    <w:lvl w:ilvl="5" w:tplc="0C0A0005" w:tentative="1">
+      <w:start w:val="1"/>
+      <w:numFmt w:val="bullet"/>
+      <w:lvlText w:val=""/>
+      <w:lvlJc w:val="left"/>
+      <w:pPr>
+        <w:ind w:left="4320" w:hanging="360"/>
+      </w:pPr>
+      <w:rPr>
+        <w:rFonts w:ascii="Wingdings" w:hAnsi="Wingdings" w:hint="default"/>
+      </w:rPr>
+    </w:lvl>
+    <w:lvl w:ilvl="6" w:tplc="0C0A0001" w:tentative="1">
+      <w:start w:val="1"/>
+      <w:numFmt w:val="bullet"/>
+      <w:lvlText w:val=""/>
+      <w:lvlJc w:val="left"/>
+      <w:pPr>
+        <w:ind w:left="5040" w:hanging="360"/>
+      </w:pPr>
+      <w:rPr>
+        <w:rFonts w:ascii="Symbol" w:hAnsi="Symbol" w:hint="default"/>
+      </w:rPr>
+    </w:lvl>
+    <w:lvl w:ilvl="7" w:tplc="0C0A0003" w:tentative="1">
+      <w:start w:val="1"/>
+      <w:numFmt w:val="bullet"/>
+      <w:lvlText w:val="o"/>
+      <w:lvlJc w:val="left"/>
+      <w:pPr>
+        <w:ind w:left="5760" w:hanging="360"/>
+      </w:pPr>
+      <w:rPr>
+        <w:rFonts w:ascii="Courier New" w:hAnsi="Courier New" w:cs="Courier New" w:hint="default"/>
+      </w:rPr>
+    </w:lvl>
+    <w:lvl w:ilvl="8" w:tplc="0C0A0005" w:tentative="1">
+      <w:start w:val="1"/>
+      <w:numFmt w:val="bullet"/>
+      <w:lvlText w:val=""/>
+      <w:lvlJc w:val="left"/>
+      <w:pPr>
+        <w:ind w:left="6480" w:hanging="360"/>
+      </w:pPr>
+      <w:rPr>
+        <w:rFonts w:ascii="Wingdings" w:hAnsi="Wingdings" w:hint="default"/>
+      </w:rPr>
+    </w:lvl>
+  </w:abstractNum>
+  <w:abstractNum w:abstractNumId="16" w15:restartNumberingAfterBreak="0">
+    <w:nsid w:val="3A7D1820"/>
+    <w:multiLevelType w:val="hybridMultilevel"/>
+    <w:tmpl w:val="79DEDBA8"/>
+    <w:lvl w:ilvl="0" w:tplc="0C0A0001">
+      <w:start w:val="1"/>
+      <w:numFmt w:val="bullet"/>
+      <w:lvlText w:val=""/>
+      <w:lvlJc w:val="left"/>
+      <w:pPr>
+        <w:ind w:left="720" w:hanging="360"/>
+      </w:pPr>
+      <w:rPr>
+        <w:rFonts w:ascii="Symbol" w:hAnsi="Symbol" w:hint="default"/>
+      </w:rPr>
+    </w:lvl>
+    <w:lvl w:ilvl="1" w:tplc="0C0A0003" w:tentative="1">
+      <w:start w:val="1"/>
+      <w:numFmt w:val="bullet"/>
+      <w:lvlText w:val="o"/>
+      <w:lvlJc w:val="left"/>
+      <w:pPr>
+        <w:ind w:left="1440" w:hanging="360"/>
+      </w:pPr>
+      <w:rPr>
+        <w:rFonts w:ascii="Courier New" w:hAnsi="Courier New" w:cs="Courier New" w:hint="default"/>
+      </w:rPr>
+    </w:lvl>
+    <w:lvl w:ilvl="2" w:tplc="0C0A0005" w:tentative="1">
+      <w:start w:val="1"/>
+      <w:numFmt w:val="bullet"/>
+      <w:lvlText w:val=""/>
+      <w:lvlJc w:val="left"/>
+      <w:pPr>
+        <w:ind w:left="2160" w:hanging="360"/>
+      </w:pPr>
+      <w:rPr>
+        <w:rFonts w:ascii="Wingdings" w:hAnsi="Wingdings" w:hint="default"/>
+      </w:rPr>
+    </w:lvl>
+    <w:lvl w:ilvl="3" w:tplc="0C0A0001" w:tentative="1">
+      <w:start w:val="1"/>
+      <w:numFmt w:val="bullet"/>
+      <w:lvlText w:val=""/>
+      <w:lvlJc w:val="left"/>
+      <w:pPr>
+        <w:ind w:left="2880" w:hanging="360"/>
+      </w:pPr>
+      <w:rPr>
+        <w:rFonts w:ascii="Symbol" w:hAnsi="Symbol" w:hint="default"/>
+      </w:rPr>
+    </w:lvl>
+    <w:lvl w:ilvl="4" w:tplc="0C0A0003" w:tentative="1">
+      <w:start w:val="1"/>
+      <w:numFmt w:val="bullet"/>
+      <w:lvlText w:val="o"/>
+      <w:lvlJc w:val="left"/>
+      <w:pPr>
+        <w:ind w:left="3600" w:hanging="360"/>
+      </w:pPr>
+      <w:rPr>
+        <w:rFonts w:ascii="Courier New" w:hAnsi="Courier New" w:cs="Courier New" w:hint="default"/>
+      </w:rPr>
+    </w:lvl>
+    <w:lvl w:ilvl="5" w:tplc="0C0A0005" w:tentative="1">
+      <w:start w:val="1"/>
+      <w:numFmt w:val="bullet"/>
+      <w:lvlText w:val=""/>
+      <w:lvlJc w:val="left"/>
+      <w:pPr>
+        <w:ind w:left="4320" w:hanging="360"/>
+      </w:pPr>
+      <w:rPr>
+        <w:rFonts w:ascii="Wingdings" w:hAnsi="Wingdings" w:hint="default"/>
+      </w:rPr>
+    </w:lvl>
+    <w:lvl w:ilvl="6" w:tplc="0C0A0001" w:tentative="1">
+      <w:start w:val="1"/>
+      <w:numFmt w:val="bullet"/>
+      <w:lvlText w:val=""/>
+      <w:lvlJc w:val="left"/>
+      <w:pPr>
+        <w:ind w:left="5040" w:hanging="360"/>
+      </w:pPr>
+      <w:rPr>
+        <w:rFonts w:ascii="Symbol" w:hAnsi="Symbol" w:hint="default"/>
+      </w:rPr>
+    </w:lvl>
+    <w:lvl w:ilvl="7" w:tplc="0C0A0003" w:tentative="1">
+      <w:start w:val="1"/>
+      <w:numFmt w:val="bullet"/>
+      <w:lvlText w:val="o"/>
+      <w:lvlJc w:val="left"/>
+      <w:pPr>
+        <w:ind w:left="5760" w:hanging="360"/>
+      </w:pPr>
+      <w:rPr>
+        <w:rFonts w:ascii="Courier New" w:hAnsi="Courier New" w:cs="Courier New" w:hint="default"/>
+      </w:rPr>
+    </w:lvl>
+    <w:lvl w:ilvl="8" w:tplc="0C0A0005" w:tentative="1">
+      <w:start w:val="1"/>
+      <w:numFmt w:val="bullet"/>
+      <w:lvlText w:val=""/>
+      <w:lvlJc w:val="left"/>
+      <w:pPr>
+        <w:ind w:left="6480" w:hanging="360"/>
+      </w:pPr>
+      <w:rPr>
+        <w:rFonts w:ascii="Wingdings" w:hAnsi="Wingdings" w:hint="default"/>
+      </w:rPr>
+    </w:lvl>
+  </w:abstractNum>
+  <w:abstractNum w:abstractNumId="17" w15:restartNumberingAfterBreak="0">
+    <w:nsid w:val="3EE47EC8"/>
+    <w:multiLevelType w:val="hybridMultilevel"/>
+    <w:tmpl w:val="4628C85C"/>
+    <w:lvl w:ilvl="0" w:tplc="0C0A0001">
+      <w:start w:val="1"/>
+      <w:numFmt w:val="bullet"/>
+      <w:lvlText w:val=""/>
+      <w:lvlJc w:val="left"/>
+      <w:pPr>
+        <w:ind w:left="720" w:hanging="360"/>
+      </w:pPr>
+      <w:rPr>
+        <w:rFonts w:ascii="Symbol" w:hAnsi="Symbol" w:hint="default"/>
+      </w:rPr>
+    </w:lvl>
+    <w:lvl w:ilvl="1" w:tplc="0C0A0003" w:tentative="1">
+      <w:start w:val="1"/>
+      <w:numFmt w:val="bullet"/>
+      <w:lvlText w:val="o"/>
+      <w:lvlJc w:val="left"/>
+      <w:pPr>
+        <w:ind w:left="1440" w:hanging="360"/>
+      </w:pPr>
+      <w:rPr>
+        <w:rFonts w:ascii="Courier New" w:hAnsi="Courier New" w:cs="Courier New" w:hint="default"/>
+      </w:rPr>
+    </w:lvl>
+    <w:lvl w:ilvl="2" w:tplc="0C0A0005" w:tentative="1">
+      <w:start w:val="1"/>
+      <w:numFmt w:val="bullet"/>
+      <w:lvlText w:val=""/>
+      <w:lvlJc w:val="left"/>
+      <w:pPr>
+        <w:ind w:left="2160" w:hanging="360"/>
+      </w:pPr>
+      <w:rPr>
+        <w:rFonts w:ascii="Wingdings" w:hAnsi="Wingdings" w:hint="default"/>
+      </w:rPr>
+    </w:lvl>
+    <w:lvl w:ilvl="3" w:tplc="0C0A0001" w:tentative="1">
+      <w:start w:val="1"/>
+      <w:numFmt w:val="bullet"/>
+      <w:lvlText w:val=""/>
+      <w:lvlJc w:val="left"/>
+      <w:pPr>
+        <w:ind w:left="2880" w:hanging="360"/>
+      </w:pPr>
+      <w:rPr>
+        <w:rFonts w:ascii="Symbol" w:hAnsi="Symbol" w:hint="default"/>
+      </w:rPr>
+    </w:lvl>
+    <w:lvl w:ilvl="4" w:tplc="0C0A0003" w:tentative="1">
+      <w:start w:val="1"/>
+      <w:numFmt w:val="bullet"/>
+      <w:lvlText w:val="o"/>
+      <w:lvlJc w:val="left"/>
+      <w:pPr>
+        <w:ind w:left="3600" w:hanging="360"/>
+      </w:pPr>
+      <w:rPr>
+        <w:rFonts w:ascii="Courier New" w:hAnsi="Courier New" w:cs="Courier New" w:hint="default"/>
+      </w:rPr>
+    </w:lvl>
+    <w:lvl w:ilvl="5" w:tplc="0C0A0005" w:tentative="1">
+      <w:start w:val="1"/>
+      <w:numFmt w:val="bullet"/>
+      <w:lvlText w:val=""/>
+      <w:lvlJc w:val="left"/>
+      <w:pPr>
+        <w:ind w:left="4320" w:hanging="360"/>
+      </w:pPr>
+      <w:rPr>
+        <w:rFonts w:ascii="Wingdings" w:hAnsi="Wingdings" w:hint="default"/>
+      </w:rPr>
+    </w:lvl>
+    <w:lvl w:ilvl="6" w:tplc="0C0A0001" w:tentative="1">
+      <w:start w:val="1"/>
+      <w:numFmt w:val="bullet"/>
+      <w:lvlText w:val=""/>
+      <w:lvlJc w:val="left"/>
+      <w:pPr>
+        <w:ind w:left="5040" w:hanging="360"/>
+      </w:pPr>
+      <w:rPr>
+        <w:rFonts w:ascii="Symbol" w:hAnsi="Symbol" w:hint="default"/>
+      </w:rPr>
+    </w:lvl>
+    <w:lvl w:ilvl="7" w:tplc="0C0A0003" w:tentative="1">
+      <w:start w:val="1"/>
+      <w:numFmt w:val="bullet"/>
+      <w:lvlText w:val="o"/>
+      <w:lvlJc w:val="left"/>
+      <w:pPr>
+        <w:ind w:left="5760" w:hanging="360"/>
+      </w:pPr>
+      <w:rPr>
+        <w:rFonts w:ascii="Courier New" w:hAnsi="Courier New" w:cs="Courier New" w:hint="default"/>
+      </w:rPr>
+    </w:lvl>
+    <w:lvl w:ilvl="8" w:tplc="0C0A0005" w:tentative="1">
+      <w:start w:val="1"/>
+      <w:numFmt w:val="bullet"/>
+      <w:lvlText w:val=""/>
+      <w:lvlJc w:val="left"/>
+      <w:pPr>
+        <w:ind w:left="6480" w:hanging="360"/>
+      </w:pPr>
+      <w:rPr>
+        <w:rFonts w:ascii="Wingdings" w:hAnsi="Wingdings" w:hint="default"/>
+      </w:rPr>
+    </w:lvl>
+  </w:abstractNum>
+  <w:abstractNum w:abstractNumId="18" w15:restartNumberingAfterBreak="0">
+    <w:nsid w:val="48786D34"/>
+    <w:multiLevelType w:val="hybridMultilevel"/>
+    <w:tmpl w:val="847634D0"/>
+    <w:lvl w:ilvl="0" w:tplc="0C0A0001">
+      <w:start w:val="1"/>
+      <w:numFmt w:val="bullet"/>
+      <w:lvlText w:val=""/>
+      <w:lvlJc w:val="left"/>
+      <w:pPr>
+        <w:ind w:left="720" w:hanging="360"/>
+      </w:pPr>
+      <w:rPr>
+        <w:rFonts w:ascii="Symbol" w:hAnsi="Symbol" w:hint="default"/>
+      </w:rPr>
+    </w:lvl>
+    <w:lvl w:ilvl="1" w:tplc="0C0A0003" w:tentative="1">
+      <w:start w:val="1"/>
+      <w:numFmt w:val="bullet"/>
+      <w:lvlText w:val="o"/>
+      <w:lvlJc w:val="left"/>
+      <w:pPr>
+        <w:ind w:left="1440" w:hanging="360"/>
+      </w:pPr>
+      <w:rPr>
+        <w:rFonts w:ascii="Courier New" w:hAnsi="Courier New" w:cs="Courier New" w:hint="default"/>
+      </w:rPr>
+    </w:lvl>
+    <w:lvl w:ilvl="2" w:tplc="0C0A0005" w:tentative="1">
+      <w:start w:val="1"/>
+      <w:numFmt w:val="bullet"/>
+      <w:lvlText w:val=""/>
+      <w:lvlJc w:val="left"/>
+      <w:pPr>
+        <w:ind w:left="2160" w:hanging="360"/>
+      </w:pPr>
+      <w:rPr>
+        <w:rFonts w:ascii="Wingdings" w:hAnsi="Wingdings" w:hint="default"/>
+      </w:rPr>
+    </w:lvl>
+    <w:lvl w:ilvl="3" w:tplc="0C0A0001" w:tentative="1">
+      <w:start w:val="1"/>
+      <w:numFmt w:val="bullet"/>
+      <w:lvlText w:val=""/>
+      <w:lvlJc w:val="left"/>
+      <w:pPr>
+        <w:ind w:left="2880" w:hanging="360"/>
+      </w:pPr>
+      <w:rPr>
+        <w:rFonts w:ascii="Symbol" w:hAnsi="Symbol" w:hint="default"/>
+      </w:rPr>
+    </w:lvl>
+    <w:lvl w:ilvl="4" w:tplc="0C0A0003" w:tentative="1">
+      <w:start w:val="1"/>
+      <w:numFmt w:val="bullet"/>
+      <w:lvlText w:val="o"/>
+      <w:lvlJc w:val="left"/>
+      <w:pPr>
+        <w:ind w:left="3600" w:hanging="360"/>
+      </w:pPr>
+      <w:rPr>
+        <w:rFonts w:ascii="Courier New" w:hAnsi="Courier New" w:cs="Courier New" w:hint="default"/>
+      </w:rPr>
+    </w:lvl>
+    <w:lvl w:ilvl="5" w:tplc="0C0A0005" w:tentative="1">
+      <w:start w:val="1"/>
+      <w:numFmt w:val="bullet"/>
+      <w:lvlText w:val=""/>
+      <w:lvlJc w:val="left"/>
+      <w:pPr>
+        <w:ind w:left="4320" w:hanging="360"/>
+      </w:pPr>
+      <w:rPr>
+        <w:rFonts w:ascii="Wingdings" w:hAnsi="Wingdings" w:hint="default"/>
+      </w:rPr>
+    </w:lvl>
+    <w:lvl w:ilvl="6" w:tplc="0C0A0001" w:tentative="1">
+      <w:start w:val="1"/>
+      <w:numFmt w:val="bullet"/>
+      <w:lvlText w:val=""/>
+      <w:lvlJc w:val="left"/>
+      <w:pPr>
+        <w:ind w:left="5040" w:hanging="360"/>
+      </w:pPr>
+      <w:rPr>
+        <w:rFonts w:ascii="Symbol" w:hAnsi="Symbol" w:hint="default"/>
+      </w:rPr>
+    </w:lvl>
+    <w:lvl w:ilvl="7" w:tplc="0C0A0003" w:tentative="1">
+      <w:start w:val="1"/>
+      <w:numFmt w:val="bullet"/>
+      <w:lvlText w:val="o"/>
+      <w:lvlJc w:val="left"/>
+      <w:pPr>
+        <w:ind w:left="5760" w:hanging="360"/>
+      </w:pPr>
+      <w:rPr>
+        <w:rFonts w:ascii="Courier New" w:hAnsi="Courier New" w:cs="Courier New" w:hint="default"/>
+      </w:rPr>
+    </w:lvl>
+    <w:lvl w:ilvl="8" w:tplc="0C0A0005" w:tentative="1">
+      <w:start w:val="1"/>
+      <w:numFmt w:val="bullet"/>
+      <w:lvlText w:val=""/>
+      <w:lvlJc w:val="left"/>
+      <w:pPr>
+        <w:ind w:left="6480" w:hanging="360"/>
+      </w:pPr>
+      <w:rPr>
+        <w:rFonts w:ascii="Wingdings" w:hAnsi="Wingdings" w:hint="default"/>
+      </w:rPr>
+    </w:lvl>
+  </w:abstractNum>
+  <w:abstractNum w:abstractNumId="19" w15:restartNumberingAfterBreak="0">
+    <w:nsid w:val="50B43EF2"/>
+    <w:multiLevelType w:val="hybridMultilevel"/>
+    <w:tmpl w:val="2286DDAC"/>
+    <w:lvl w:ilvl="0" w:tplc="0C0A0001">
+      <w:start w:val="1"/>
+      <w:numFmt w:val="bullet"/>
+      <w:lvlText w:val=""/>
+      <w:lvlJc w:val="left"/>
+      <w:pPr>
+        <w:ind w:left="720" w:hanging="360"/>
+      </w:pPr>
+      <w:rPr>
+        <w:rFonts w:ascii="Symbol" w:hAnsi="Symbol" w:hint="default"/>
+      </w:rPr>
+    </w:lvl>
+    <w:lvl w:ilvl="1" w:tplc="0C0A0003" w:tentative="1">
+      <w:start w:val="1"/>
+      <w:numFmt w:val="bullet"/>
+      <w:lvlText w:val="o"/>
+      <w:lvlJc w:val="left"/>
+      <w:pPr>
+        <w:ind w:left="1440" w:hanging="360"/>
+      </w:pPr>
+      <w:rPr>
+        <w:rFonts w:ascii="Courier New" w:hAnsi="Courier New" w:cs="Courier New" w:hint="default"/>
+      </w:rPr>
+    </w:lvl>
+    <w:lvl w:ilvl="2" w:tplc="0C0A0005" w:tentative="1">
+      <w:start w:val="1"/>
+      <w:numFmt w:val="bullet"/>
+      <w:lvlText w:val=""/>
+      <w:lvlJc w:val="left"/>
+      <w:pPr>
+        <w:ind w:left="2160" w:hanging="360"/>
+      </w:pPr>
+      <w:rPr>
+        <w:rFonts w:ascii="Wingdings" w:hAnsi="Wingdings" w:hint="default"/>
+      </w:rPr>
+    </w:lvl>
+    <w:lvl w:ilvl="3" w:tplc="0C0A0001" w:tentative="1">
+      <w:start w:val="1"/>
+      <w:numFmt w:val="bullet"/>
+      <w:lvlText w:val=""/>
+      <w:lvlJc w:val="left"/>
+      <w:pPr>
+        <w:ind w:left="2880" w:hanging="360"/>
+      </w:pPr>
+      <w:rPr>
+        <w:rFonts w:ascii="Symbol" w:hAnsi="Symbol" w:hint="default"/>
+      </w:rPr>
+    </w:lvl>
+    <w:lvl w:ilvl="4" w:tplc="0C0A0003" w:tentative="1">
+      <w:start w:val="1"/>
+      <w:numFmt w:val="bullet"/>
+      <w:lvlText w:val="o"/>
+      <w:lvlJc w:val="left"/>
+      <w:pPr>
+        <w:ind w:left="3600" w:hanging="360"/>
+      </w:pPr>
+      <w:rPr>
+        <w:rFonts w:ascii="Courier New" w:hAnsi="Courier New" w:cs="Courier New" w:hint="default"/>
+      </w:rPr>
+    </w:lvl>
+    <w:lvl w:ilvl="5" w:tplc="0C0A0005" w:tentative="1">
+      <w:start w:val="1"/>
+      <w:numFmt w:val="bullet"/>
+      <w:lvlText w:val=""/>
+      <w:lvlJc w:val="left"/>
+      <w:pPr>
+        <w:ind w:left="4320" w:hanging="360"/>
+      </w:pPr>
+      <w:rPr>
+        <w:rFonts w:ascii="Wingdings" w:hAnsi="Wingdings" w:hint="default"/>
+      </w:rPr>
+    </w:lvl>
+    <w:lvl w:ilvl="6" w:tplc="0C0A0001" w:tentative="1">
+      <w:start w:val="1"/>
+      <w:numFmt w:val="bullet"/>
+      <w:lvlText w:val=""/>
+      <w:lvlJc w:val="left"/>
+      <w:pPr>
+        <w:ind w:left="5040" w:hanging="360"/>
+      </w:pPr>
+      <w:rPr>
+        <w:rFonts w:ascii="Symbol" w:hAnsi="Symbol" w:hint="default"/>
+      </w:rPr>
+    </w:lvl>
+    <w:lvl w:ilvl="7" w:tplc="0C0A0003" w:tentative="1">
+      <w:start w:val="1"/>
+      <w:numFmt w:val="bullet"/>
+      <w:lvlText w:val="o"/>
+      <w:lvlJc w:val="left"/>
+      <w:pPr>
+        <w:ind w:left="5760" w:hanging="360"/>
+      </w:pPr>
+      <w:rPr>
+        <w:rFonts w:ascii="Courier New" w:hAnsi="Courier New" w:cs="Courier New" w:hint="default"/>
+      </w:rPr>
+    </w:lvl>
+    <w:lvl w:ilvl="8" w:tplc="0C0A0005" w:tentative="1">
+      <w:start w:val="1"/>
+      <w:numFmt w:val="bullet"/>
+      <w:lvlText w:val=""/>
+      <w:lvlJc w:val="left"/>
+      <w:pPr>
+        <w:ind w:left="6480" w:hanging="360"/>
+      </w:pPr>
+      <w:rPr>
+        <w:rFonts w:ascii="Wingdings" w:hAnsi="Wingdings" w:hint="default"/>
+      </w:rPr>
+    </w:lvl>
+  </w:abstractNum>
+  <w:abstractNum w:abstractNumId="20" w15:restartNumberingAfterBreak="0">
+    <w:nsid w:val="5ACB5ABA"/>
+    <w:multiLevelType w:val="hybridMultilevel"/>
+    <w:tmpl w:val="9AA67D18"/>
+    <w:lvl w:ilvl="0" w:tplc="0C0A0001">
+      <w:start w:val="1"/>
+      <w:numFmt w:val="bullet"/>
+      <w:lvlText w:val=""/>
+      <w:lvlJc w:val="left"/>
+      <w:pPr>
+        <w:ind w:left="720" w:hanging="360"/>
+      </w:pPr>
+      <w:rPr>
+        <w:rFonts w:ascii="Symbol" w:hAnsi="Symbol" w:hint="default"/>
+      </w:rPr>
+    </w:lvl>
+    <w:lvl w:ilvl="1" w:tplc="0C0A0003" w:tentative="1">
+      <w:start w:val="1"/>
+      <w:numFmt w:val="bullet"/>
+      <w:lvlText w:val="o"/>
+      <w:lvlJc w:val="left"/>
+      <w:pPr>
+        <w:ind w:left="1440" w:hanging="360"/>
+      </w:pPr>
+      <w:rPr>
+        <w:rFonts w:ascii="Courier New" w:hAnsi="Courier New" w:cs="Courier New" w:hint="default"/>
+      </w:rPr>
+    </w:lvl>
+    <w:lvl w:ilvl="2" w:tplc="0C0A0005" w:tentative="1">
+      <w:start w:val="1"/>
+      <w:numFmt w:val="bullet"/>
+      <w:lvlText w:val=""/>
+      <w:lvlJc w:val="left"/>
+      <w:pPr>
+        <w:ind w:left="2160" w:hanging="360"/>
+      </w:pPr>
+      <w:rPr>
+        <w:rFonts w:ascii="Wingdings" w:hAnsi="Wingdings" w:hint="default"/>
+      </w:rPr>
+    </w:lvl>
+    <w:lvl w:ilvl="3" w:tplc="0C0A0001" w:tentative="1">
+      <w:start w:val="1"/>
+      <w:numFmt w:val="bullet"/>
+      <w:lvlText w:val=""/>
+      <w:lvlJc w:val="left"/>
+      <w:pPr>
+        <w:ind w:left="2880" w:hanging="360"/>
+      </w:pPr>
+      <w:rPr>
+        <w:rFonts w:ascii="Symbol" w:hAnsi="Symbol" w:hint="default"/>
+      </w:rPr>
+    </w:lvl>
+    <w:lvl w:ilvl="4" w:tplc="0C0A0003" w:tentative="1">
+      <w:start w:val="1"/>
+      <w:numFmt w:val="bullet"/>
+      <w:lvlText w:val="o"/>
+      <w:lvlJc w:val="left"/>
+      <w:pPr>
+        <w:ind w:left="3600" w:hanging="360"/>
+      </w:pPr>
+      <w:rPr>
+        <w:rFonts w:ascii="Courier New" w:hAnsi="Courier New" w:cs="Courier New" w:hint="default"/>
+      </w:rPr>
+    </w:lvl>
+    <w:lvl w:ilvl="5" w:tplc="0C0A0005" w:tentative="1">
+      <w:start w:val="1"/>
+      <w:numFmt w:val="bullet"/>
+      <w:lvlText w:val=""/>
+      <w:lvlJc w:val="left"/>
+      <w:pPr>
+        <w:ind w:left="4320" w:hanging="360"/>
+      </w:pPr>
+      <w:rPr>
+        <w:rFonts w:ascii="Wingdings" w:hAnsi="Wingdings" w:hint="default"/>
+      </w:rPr>
+    </w:lvl>
+    <w:lvl w:ilvl="6" w:tplc="0C0A0001" w:tentative="1">
+      <w:start w:val="1"/>
+      <w:numFmt w:val="bullet"/>
+      <w:lvlText w:val=""/>
+      <w:lvlJc w:val="left"/>
+      <w:pPr>
+        <w:ind w:left="5040" w:hanging="360"/>
+      </w:pPr>
+      <w:rPr>
+        <w:rFonts w:ascii="Symbol" w:hAnsi="Symbol" w:hint="default"/>
+      </w:rPr>
+    </w:lvl>
+    <w:lvl w:ilvl="7" w:tplc="0C0A0003" w:tentative="1">
+      <w:start w:val="1"/>
+      <w:numFmt w:val="bullet"/>
+      <w:lvlText w:val="o"/>
+      <w:lvlJc w:val="left"/>
+      <w:pPr>
+        <w:ind w:left="5760" w:hanging="360"/>
+      </w:pPr>
+      <w:rPr>
+        <w:rFonts w:ascii="Courier New" w:hAnsi="Courier New" w:cs="Courier New" w:hint="default"/>
+      </w:rPr>
+    </w:lvl>
+    <w:lvl w:ilvl="8" w:tplc="0C0A0005" w:tentative="1">
+      <w:start w:val="1"/>
+      <w:numFmt w:val="bullet"/>
+      <w:lvlText w:val=""/>
+      <w:lvlJc w:val="left"/>
+      <w:pPr>
+        <w:ind w:left="6480" w:hanging="360"/>
+      </w:pPr>
+      <w:rPr>
+        <w:rFonts w:ascii="Wingdings" w:hAnsi="Wingdings" w:hint="default"/>
+      </w:rPr>
+    </w:lvl>
+  </w:abstractNum>
+  <w:abstractNum w:abstractNumId="21" w15:restartNumberingAfterBreak="0">
+    <w:nsid w:val="66244F4D"/>
+    <w:multiLevelType w:val="hybridMultilevel"/>
+    <w:tmpl w:val="E9F05CBC"/>
+    <w:lvl w:ilvl="0" w:tplc="0C0A0001">
+      <w:start w:val="1"/>
+      <w:numFmt w:val="bullet"/>
+      <w:lvlText w:val=""/>
+      <w:lvlJc w:val="left"/>
+      <w:pPr>
+        <w:ind w:left="720" w:hanging="360"/>
+      </w:pPr>
+      <w:rPr>
+        <w:rFonts w:ascii="Symbol" w:hAnsi="Symbol" w:hint="default"/>
+      </w:rPr>
+    </w:lvl>
+    <w:lvl w:ilvl="1" w:tplc="0C0A0003" w:tentative="1">
+      <w:start w:val="1"/>
+      <w:numFmt w:val="bullet"/>
+      <w:lvlText w:val="o"/>
+      <w:lvlJc w:val="left"/>
+      <w:pPr>
+        <w:ind w:left="1440" w:hanging="360"/>
+      </w:pPr>
+      <w:rPr>
+        <w:rFonts w:ascii="Courier New" w:hAnsi="Courier New" w:cs="Courier New" w:hint="default"/>
+      </w:rPr>
+    </w:lvl>
+    <w:lvl w:ilvl="2" w:tplc="0C0A0005" w:tentative="1">
+      <w:start w:val="1"/>
+      <w:numFmt w:val="bullet"/>
+      <w:lvlText w:val=""/>
+      <w:lvlJc w:val="left"/>
+      <w:pPr>
+        <w:ind w:left="2160" w:hanging="360"/>
+      </w:pPr>
+      <w:rPr>
+        <w:rFonts w:ascii="Wingdings" w:hAnsi="Wingdings" w:hint="default"/>
+      </w:rPr>
+    </w:lvl>
+    <w:lvl w:ilvl="3" w:tplc="0C0A0001" w:tentative="1">
+      <w:start w:val="1"/>
+      <w:numFmt w:val="bullet"/>
+      <w:lvlText w:val=""/>
+      <w:lvlJc w:val="left"/>
+      <w:pPr>
+        <w:ind w:left="2880" w:hanging="360"/>
+      </w:pPr>
+      <w:rPr>
+        <w:rFonts w:ascii="Symbol" w:hAnsi="Symbol" w:hint="default"/>
+      </w:rPr>
+    </w:lvl>
+    <w:lvl w:ilvl="4" w:tplc="0C0A0003" w:tentative="1">
+      <w:start w:val="1"/>
+      <w:numFmt w:val="bullet"/>
+      <w:lvlText w:val="o"/>
+      <w:lvlJc w:val="left"/>
+      <w:pPr>
+        <w:ind w:left="3600" w:hanging="360"/>
+      </w:pPr>
+      <w:rPr>
+        <w:rFonts w:ascii="Courier New" w:hAnsi="Courier New" w:cs="Courier New" w:hint="default"/>
+      </w:rPr>
+    </w:lvl>
+    <w:lvl w:ilvl="5" w:tplc="0C0A0005" w:tentative="1">
+      <w:start w:val="1"/>
+      <w:numFmt w:val="bullet"/>
+      <w:lvlText w:val=""/>
+      <w:lvlJc w:val="left"/>
+      <w:pPr>
+        <w:ind w:left="4320" w:hanging="360"/>
+      </w:pPr>
+      <w:rPr>
+        <w:rFonts w:ascii="Wingdings" w:hAnsi="Wingdings" w:hint="default"/>
+      </w:rPr>
+    </w:lvl>
+    <w:lvl w:ilvl="6" w:tplc="0C0A0001" w:tentative="1">
+      <w:start w:val="1"/>
+      <w:numFmt w:val="bullet"/>
+      <w:lvlText w:val=""/>
+      <w:lvlJc w:val="left"/>
+      <w:pPr>
+        <w:ind w:left="5040" w:hanging="360"/>
+      </w:pPr>
+      <w:rPr>
+        <w:rFonts w:ascii="Symbol" w:hAnsi="Symbol" w:hint="default"/>
+      </w:rPr>
+    </w:lvl>
+    <w:lvl w:ilvl="7" w:tplc="0C0A0003" w:tentative="1">
+      <w:start w:val="1"/>
+      <w:numFmt w:val="bullet"/>
+      <w:lvlText w:val="o"/>
+      <w:lvlJc w:val="left"/>
+      <w:pPr>
+        <w:ind w:left="5760" w:hanging="360"/>
+      </w:pPr>
+      <w:rPr>
+        <w:rFonts w:ascii="Courier New" w:hAnsi="Courier New" w:cs="Courier New" w:hint="default"/>
+      </w:rPr>
+    </w:lvl>
+    <w:lvl w:ilvl="8" w:tplc="0C0A0005" w:tentative="1">
+      <w:start w:val="1"/>
+      <w:numFmt w:val="bullet"/>
+      <w:lvlText w:val=""/>
+      <w:lvlJc w:val="left"/>
+      <w:pPr>
+        <w:ind w:left="6480" w:hanging="360"/>
+      </w:pPr>
+      <w:rPr>
+        <w:rFonts w:ascii="Wingdings" w:hAnsi="Wingdings" w:hint="default"/>
+      </w:rPr>
+    </w:lvl>
+  </w:abstractNum>
+  <w:abstractNum w:abstractNumId="22" w15:restartNumberingAfterBreak="0">
+    <w:nsid w:val="66604ECC"/>
+    <w:multiLevelType w:val="hybridMultilevel"/>
+    <w:tmpl w:val="3C781714"/>
+    <w:lvl w:ilvl="0" w:tplc="0C0A0001">
+      <w:start w:val="1"/>
+      <w:numFmt w:val="bullet"/>
+      <w:lvlText w:val=""/>
+      <w:lvlJc w:val="left"/>
+      <w:pPr>
+        <w:ind w:left="720" w:hanging="360"/>
+      </w:pPr>
+      <w:rPr>
+        <w:rFonts w:ascii="Symbol" w:hAnsi="Symbol" w:hint="default"/>
+      </w:rPr>
+    </w:lvl>
+    <w:lvl w:ilvl="1" w:tplc="0C0A0003" w:tentative="1">
+      <w:start w:val="1"/>
+      <w:numFmt w:val="bullet"/>
+      <w:lvlText w:val="o"/>
+      <w:lvlJc w:val="left"/>
+      <w:pPr>
+        <w:ind w:left="1440" w:hanging="360"/>
+      </w:pPr>
+      <w:rPr>
+        <w:rFonts w:ascii="Courier New" w:hAnsi="Courier New" w:cs="Courier New" w:hint="default"/>
+      </w:rPr>
+    </w:lvl>
+    <w:lvl w:ilvl="2" w:tplc="0C0A0005" w:tentative="1">
+      <w:start w:val="1"/>
+      <w:numFmt w:val="bullet"/>
+      <w:lvlText w:val=""/>
+      <w:lvlJc w:val="left"/>
+      <w:pPr>
+        <w:ind w:left="2160" w:hanging="360"/>
+      </w:pPr>
+      <w:rPr>
+        <w:rFonts w:ascii="Wingdings" w:hAnsi="Wingdings" w:hint="default"/>
+      </w:rPr>
+    </w:lvl>
+    <w:lvl w:ilvl="3" w:tplc="0C0A0001" w:tentative="1">
+      <w:start w:val="1"/>
+      <w:numFmt w:val="bullet"/>
+      <w:lvlText w:val=""/>
+      <w:lvlJc w:val="left"/>
+      <w:pPr>
+        <w:ind w:left="2880" w:hanging="360"/>
+      </w:pPr>
+      <w:rPr>
+        <w:rFonts w:ascii="Symbol" w:hAnsi="Symbol" w:hint="default"/>
+      </w:rPr>
+    </w:lvl>
+    <w:lvl w:ilvl="4" w:tplc="0C0A0003" w:tentative="1">
+      <w:start w:val="1"/>
+      <w:numFmt w:val="bullet"/>
+      <w:lvlText w:val="o"/>
+      <w:lvlJc w:val="left"/>
+      <w:pPr>
+        <w:ind w:left="3600" w:hanging="360"/>
+      </w:pPr>
+      <w:rPr>
+        <w:rFonts w:ascii="Courier New" w:hAnsi="Courier New" w:cs="Courier New" w:hint="default"/>
+      </w:rPr>
+    </w:lvl>
+    <w:lvl w:ilvl="5" w:tplc="0C0A0005" w:tentative="1">
+      <w:start w:val="1"/>
+      <w:numFmt w:val="bullet"/>
+      <w:lvlText w:val=""/>
+      <w:lvlJc w:val="left"/>
+      <w:pPr>
+        <w:ind w:left="4320" w:hanging="360"/>
+      </w:pPr>
+      <w:rPr>
+        <w:rFonts w:ascii="Wingdings" w:hAnsi="Wingdings" w:hint="default"/>
+      </w:rPr>
+    </w:lvl>
+    <w:lvl w:ilvl="6" w:tplc="0C0A0001" w:tentative="1">
+      <w:start w:val="1"/>
+      <w:numFmt w:val="bullet"/>
+      <w:lvlText w:val=""/>
+      <w:lvlJc w:val="left"/>
+      <w:pPr>
+        <w:ind w:left="5040" w:hanging="360"/>
+      </w:pPr>
+      <w:rPr>
+        <w:rFonts w:ascii="Symbol" w:hAnsi="Symbol" w:hint="default"/>
+      </w:rPr>
+    </w:lvl>
+    <w:lvl w:ilvl="7" w:tplc="0C0A0003" w:tentative="1">
+      <w:start w:val="1"/>
+      <w:numFmt w:val="bullet"/>
+      <w:lvlText w:val="o"/>
+      <w:lvlJc w:val="left"/>
+      <w:pPr>
+        <w:ind w:left="5760" w:hanging="360"/>
+      </w:pPr>
+      <w:rPr>
+        <w:rFonts w:ascii="Courier New" w:hAnsi="Courier New" w:cs="Courier New" w:hint="default"/>
+      </w:rPr>
+    </w:lvl>
+    <w:lvl w:ilvl="8" w:tplc="0C0A0005" w:tentative="1">
+      <w:start w:val="1"/>
+      <w:numFmt w:val="bullet"/>
+      <w:lvlText w:val=""/>
+      <w:lvlJc w:val="left"/>
+      <w:pPr>
+        <w:ind w:left="6480" w:hanging="360"/>
+      </w:pPr>
+      <w:rPr>
+        <w:rFonts w:ascii="Wingdings" w:hAnsi="Wingdings" w:hint="default"/>
+      </w:rPr>
+    </w:lvl>
+  </w:abstractNum>
+  <w:abstractNum w:abstractNumId="23" w15:restartNumberingAfterBreak="0">
+    <w:nsid w:val="6E144CFC"/>
+    <w:multiLevelType w:val="hybridMultilevel"/>
+    <w:tmpl w:val="37DC4A06"/>
+    <w:lvl w:ilvl="0" w:tplc="0C0A0001">
+      <w:start w:val="1"/>
+      <w:numFmt w:val="bullet"/>
+      <w:lvlText w:val=""/>
+      <w:lvlJc w:val="left"/>
+      <w:pPr>
+        <w:ind w:left="720" w:hanging="360"/>
+      </w:pPr>
+      <w:rPr>
+        <w:rFonts w:ascii="Symbol" w:hAnsi="Symbol" w:hint="default"/>
+      </w:rPr>
+    </w:lvl>
+    <w:lvl w:ilvl="1" w:tplc="0C0A0003" w:tentative="1">
+      <w:start w:val="1"/>
+      <w:numFmt w:val="bullet"/>
+      <w:lvlText w:val="o"/>
+      <w:lvlJc w:val="left"/>
+      <w:pPr>
+        <w:ind w:left="1440" w:hanging="360"/>
+      </w:pPr>
+      <w:rPr>
+        <w:rFonts w:ascii="Courier New" w:hAnsi="Courier New" w:cs="Courier New" w:hint="default"/>
+      </w:rPr>
+    </w:lvl>
+    <w:lvl w:ilvl="2" w:tplc="0C0A0005" w:tentative="1">
+      <w:start w:val="1"/>
+      <w:numFmt w:val="bullet"/>
+      <w:lvlText w:val=""/>
+      <w:lvlJc w:val="left"/>
+      <w:pPr>
+        <w:ind w:left="2160" w:hanging="360"/>
+      </w:pPr>
+      <w:rPr>
+        <w:rFonts w:ascii="Wingdings" w:hAnsi="Wingdings" w:hint="default"/>
+      </w:rPr>
+    </w:lvl>
+    <w:lvl w:ilvl="3" w:tplc="0C0A0001" w:tentative="1">
+      <w:start w:val="1"/>
+      <w:numFmt w:val="bullet"/>
+      <w:lvlText w:val=""/>
+      <w:lvlJc w:val="left"/>
+      <w:pPr>
+        <w:ind w:left="2880" w:hanging="360"/>
+      </w:pPr>
+      <w:rPr>
+        <w:rFonts w:ascii="Symbol" w:hAnsi="Symbol" w:hint="default"/>
+      </w:rPr>
+    </w:lvl>
+    <w:lvl w:ilvl="4" w:tplc="0C0A0003" w:tentative="1">
+      <w:start w:val="1"/>
+      <w:numFmt w:val="bullet"/>
+      <w:lvlText w:val="o"/>
+      <w:lvlJc w:val="left"/>
+      <w:pPr>
+        <w:ind w:left="3600" w:hanging="360"/>
+      </w:pPr>
+      <w:rPr>
+        <w:rFonts w:ascii="Courier New" w:hAnsi="Courier New" w:cs="Courier New" w:hint="default"/>
+      </w:rPr>
+    </w:lvl>
+    <w:lvl w:ilvl="5" w:tplc="0C0A0005" w:tentative="1">
+      <w:start w:val="1"/>
+      <w:numFmt w:val="bullet"/>
+      <w:lvlText w:val=""/>
+      <w:lvlJc w:val="left"/>
+      <w:pPr>
+        <w:ind w:left="4320" w:hanging="360"/>
+      </w:pPr>
+      <w:rPr>
+        <w:rFonts w:ascii="Wingdings" w:hAnsi="Wingdings" w:hint="default"/>
+      </w:rPr>
+    </w:lvl>
+    <w:lvl w:ilvl="6" w:tplc="0C0A0001" w:tentative="1">
+      <w:start w:val="1"/>
+      <w:numFmt w:val="bullet"/>
+      <w:lvlText w:val=""/>
+      <w:lvlJc w:val="left"/>
+      <w:pPr>
+        <w:ind w:left="5040" w:hanging="360"/>
+      </w:pPr>
+      <w:rPr>
+        <w:rFonts w:ascii="Symbol" w:hAnsi="Symbol" w:hint="default"/>
+      </w:rPr>
+    </w:lvl>
+    <w:lvl w:ilvl="7" w:tplc="0C0A0003" w:tentative="1">
+      <w:start w:val="1"/>
+      <w:numFmt w:val="bullet"/>
+      <w:lvlText w:val="o"/>
+      <w:lvlJc w:val="left"/>
+      <w:pPr>
+        <w:ind w:left="5760" w:hanging="360"/>
+      </w:pPr>
+      <w:rPr>
+        <w:rFonts w:ascii="Courier New" w:hAnsi="Courier New" w:cs="Courier New" w:hint="default"/>
+      </w:rPr>
+    </w:lvl>
+    <w:lvl w:ilvl="8" w:tplc="0C0A0005" w:tentative="1">
+      <w:start w:val="1"/>
+      <w:numFmt w:val="bullet"/>
+      <w:lvlText w:val=""/>
+      <w:lvlJc w:val="left"/>
+      <w:pPr>
+        <w:ind w:left="6480" w:hanging="360"/>
+      </w:pPr>
+      <w:rPr>
+        <w:rFonts w:ascii="Wingdings" w:hAnsi="Wingdings" w:hint="default"/>
+      </w:rPr>
+    </w:lvl>
+  </w:abstractNum>
+  <w:abstractNum w:abstractNumId="24" w15:restartNumberingAfterBreak="0">
+    <w:nsid w:val="703561B3"/>
+    <w:multiLevelType w:val="hybridMultilevel"/>
+    <w:tmpl w:val="A1DC1ACC"/>
+    <w:lvl w:ilvl="0" w:tplc="0C0A0001">
+      <w:start w:val="1"/>
+      <w:numFmt w:val="bullet"/>
+      <w:lvlText w:val=""/>
+      <w:lvlJc w:val="left"/>
+      <w:pPr>
+        <w:ind w:left="720" w:hanging="360"/>
+      </w:pPr>
+      <w:rPr>
+        <w:rFonts w:ascii="Symbol" w:hAnsi="Symbol" w:hint="default"/>
+      </w:rPr>
+    </w:lvl>
+    <w:lvl w:ilvl="1" w:tplc="0C0A0003" w:tentative="1">
+      <w:start w:val="1"/>
+      <w:numFmt w:val="bullet"/>
+      <w:lvlText w:val="o"/>
+      <w:lvlJc w:val="left"/>
+      <w:pPr>
+        <w:ind w:left="1440" w:hanging="360"/>
+      </w:pPr>
+      <w:rPr>
+        <w:rFonts w:ascii="Courier New" w:hAnsi="Courier New" w:cs="Courier New" w:hint="default"/>
+      </w:rPr>
+    </w:lvl>
+    <w:lvl w:ilvl="2" w:tplc="0C0A0005" w:tentative="1">
+      <w:start w:val="1"/>
+      <w:numFmt w:val="bullet"/>
+      <w:lvlText w:val=""/>
+      <w:lvlJc w:val="left"/>
+      <w:pPr>
+        <w:ind w:left="2160" w:hanging="360"/>
+      </w:pPr>
+      <w:rPr>
+        <w:rFonts w:ascii="Wingdings" w:hAnsi="Wingdings" w:hint="default"/>
+      </w:rPr>
+    </w:lvl>
+    <w:lvl w:ilvl="3" w:tplc="0C0A0001" w:tentative="1">
+      <w:start w:val="1"/>
+      <w:numFmt w:val="bullet"/>
+      <w:lvlText w:val=""/>
+      <w:lvlJc w:val="left"/>
+      <w:pPr>
+        <w:ind w:left="2880" w:hanging="360"/>
+      </w:pPr>
+      <w:rPr>
+        <w:rFonts w:ascii="Symbol" w:hAnsi="Symbol" w:hint="default"/>
+      </w:rPr>
+    </w:lvl>
+    <w:lvl w:ilvl="4" w:tplc="0C0A0003" w:tentative="1">
+      <w:start w:val="1"/>
+      <w:numFmt w:val="bullet"/>
+      <w:lvlText w:val="o"/>
+      <w:lvlJc w:val="left"/>
+      <w:pPr>
+        <w:ind w:left="3600" w:hanging="360"/>
+      </w:pPr>
+      <w:rPr>
+        <w:rFonts w:ascii="Courier New" w:hAnsi="Courier New" w:cs="Courier New" w:hint="default"/>
+      </w:rPr>
+    </w:lvl>
+    <w:lvl w:ilvl="5" w:tplc="0C0A0005" w:tentative="1">
+      <w:start w:val="1"/>
+      <w:numFmt w:val="bullet"/>
+      <w:lvlText w:val=""/>
+      <w:lvlJc w:val="left"/>
+      <w:pPr>
+        <w:ind w:left="4320" w:hanging="360"/>
+      </w:pPr>
+      <w:rPr>
+        <w:rFonts w:ascii="Wingdings" w:hAnsi="Wingdings" w:hint="default"/>
+      </w:rPr>
+    </w:lvl>
+    <w:lvl w:ilvl="6" w:tplc="0C0A0001" w:tentative="1">
+      <w:start w:val="1"/>
+      <w:numFmt w:val="bullet"/>
+      <w:lvlText w:val=""/>
+      <w:lvlJc w:val="left"/>
+      <w:pPr>
+        <w:ind w:left="5040" w:hanging="360"/>
+      </w:pPr>
+      <w:rPr>
+        <w:rFonts w:ascii="Symbol" w:hAnsi="Symbol" w:hint="default"/>
+      </w:rPr>
+    </w:lvl>
+    <w:lvl w:ilvl="7" w:tplc="0C0A0003" w:tentative="1">
+      <w:start w:val="1"/>
+      <w:numFmt w:val="bullet"/>
+      <w:lvlText w:val="o"/>
+      <w:lvlJc w:val="left"/>
+      <w:pPr>
+        <w:ind w:left="5760" w:hanging="360"/>
+      </w:pPr>
+      <w:rPr>
+        <w:rFonts w:ascii="Courier New" w:hAnsi="Courier New" w:cs="Courier New" w:hint="default"/>
+      </w:rPr>
+    </w:lvl>
+    <w:lvl w:ilvl="8" w:tplc="0C0A0005" w:tentative="1">
+      <w:start w:val="1"/>
+      <w:numFmt w:val="bullet"/>
+      <w:lvlText w:val=""/>
+      <w:lvlJc w:val="left"/>
+      <w:pPr>
+        <w:ind w:left="6480" w:hanging="360"/>
+      </w:pPr>
+      <w:rPr>
+        <w:rFonts w:ascii="Wingdings" w:hAnsi="Wingdings" w:hint="default"/>
+      </w:rPr>
+    </w:lvl>
+  </w:abstractNum>
+  <w:abstractNum w:abstractNumId="25" w15:restartNumberingAfterBreak="0">
+    <w:nsid w:val="73332DED"/>
+    <w:multiLevelType w:val="hybridMultilevel"/>
+    <w:tmpl w:val="12F46E1A"/>
+    <w:lvl w:ilvl="0" w:tplc="0C0A0001">
+      <w:start w:val="1"/>
+      <w:numFmt w:val="bullet"/>
+      <w:lvlText w:val=""/>
+      <w:lvlJc w:val="left"/>
+      <w:pPr>
+        <w:ind w:left="720" w:hanging="360"/>
+      </w:pPr>
+      <w:rPr>
+        <w:rFonts w:ascii="Symbol" w:hAnsi="Symbol" w:hint="default"/>
+      </w:rPr>
+    </w:lvl>
+    <w:lvl w:ilvl="1" w:tplc="0C0A0003" w:tentative="1">
+      <w:start w:val="1"/>
+      <w:numFmt w:val="bullet"/>
+      <w:lvlText w:val="o"/>
+      <w:lvlJc w:val="left"/>
+      <w:pPr>
+        <w:ind w:left="1440" w:hanging="360"/>
+      </w:pPr>
+      <w:rPr>
+        <w:rFonts w:ascii="Courier New" w:hAnsi="Courier New" w:cs="Courier New" w:hint="default"/>
+      </w:rPr>
+    </w:lvl>
+    <w:lvl w:ilvl="2" w:tplc="0C0A0005" w:tentative="1">
+      <w:start w:val="1"/>
+      <w:numFmt w:val="bullet"/>
+      <w:lvlText w:val=""/>
+      <w:lvlJc w:val="left"/>
+      <w:pPr>
+        <w:ind w:left="2160" w:hanging="360"/>
+      </w:pPr>
+      <w:rPr>
+        <w:rFonts w:ascii="Wingdings" w:hAnsi="Wingdings" w:hint="default"/>
+      </w:rPr>
+    </w:lvl>
+    <w:lvl w:ilvl="3" w:tplc="0C0A0001" w:tentative="1">
+      <w:start w:val="1"/>
+      <w:numFmt w:val="bullet"/>
+      <w:lvlText w:val=""/>
+      <w:lvlJc w:val="left"/>
+      <w:pPr>
+        <w:ind w:left="2880" w:hanging="360"/>
+      </w:pPr>
+      <w:rPr>
+        <w:rFonts w:ascii="Symbol" w:hAnsi="Symbol" w:hint="default"/>
+      </w:rPr>
+    </w:lvl>
+    <w:lvl w:ilvl="4" w:tplc="0C0A0003" w:tentative="1">
+      <w:start w:val="1"/>
+      <w:numFmt w:val="bullet"/>
+      <w:lvlText w:val="o"/>
+      <w:lvlJc w:val="left"/>
+      <w:pPr>
+        <w:ind w:left="3600" w:hanging="360"/>
+      </w:pPr>
+      <w:rPr>
+        <w:rFonts w:ascii="Courier New" w:hAnsi="Courier New" w:cs="Courier New" w:hint="default"/>
+      </w:rPr>
+    </w:lvl>
+    <w:lvl w:ilvl="5" w:tplc="0C0A0005" w:tentative="1">
+      <w:start w:val="1"/>
+      <w:numFmt w:val="bullet"/>
+      <w:lvlText w:val=""/>
+      <w:lvlJc w:val="left"/>
+      <w:pPr>
+        <w:ind w:left="4320" w:hanging="360"/>
+      </w:pPr>
+      <w:rPr>
+        <w:rFonts w:ascii="Wingdings" w:hAnsi="Wingdings" w:hint="default"/>
+      </w:rPr>
+    </w:lvl>
+    <w:lvl w:ilvl="6" w:tplc="0C0A0001" w:tentative="1">
+      <w:start w:val="1"/>
+      <w:numFmt w:val="bullet"/>
+      <w:lvlText w:val=""/>
+      <w:lvlJc w:val="left"/>
+      <w:pPr>
+        <w:ind w:left="5040" w:hanging="360"/>
+      </w:pPr>
+      <w:rPr>
+        <w:rFonts w:ascii="Symbol" w:hAnsi="Symbol" w:hint="default"/>
+      </w:rPr>
+    </w:lvl>
+    <w:lvl w:ilvl="7" w:tplc="0C0A0003" w:tentative="1">
+      <w:start w:val="1"/>
+      <w:numFmt w:val="bullet"/>
+      <w:lvlText w:val="o"/>
+      <w:lvlJc w:val="left"/>
+      <w:pPr>
+        <w:ind w:left="5760" w:hanging="360"/>
+      </w:pPr>
+      <w:rPr>
+        <w:rFonts w:ascii="Courier New" w:hAnsi="Courier New" w:cs="Courier New" w:hint="default"/>
+      </w:rPr>
+    </w:lvl>
+    <w:lvl w:ilvl="8" w:tplc="0C0A0005" w:tentative="1">
+      <w:start w:val="1"/>
+      <w:numFmt w:val="bullet"/>
+      <w:lvlText w:val=""/>
+      <w:lvlJc w:val="left"/>
+      <w:pPr>
+        <w:ind w:left="6480" w:hanging="360"/>
+      </w:pPr>
+      <w:rPr>
+        <w:rFonts w:ascii="Wingdings" w:hAnsi="Wingdings" w:hint="default"/>
+      </w:rPr>
+    </w:lvl>
+  </w:abstractNum>
+  <w:abstractNum w:abstractNumId="26" w15:restartNumberingAfterBreak="0">
+    <w:nsid w:val="764A3B82"/>
+    <w:multiLevelType w:val="hybridMultilevel"/>
+    <w:tmpl w:val="3E048D60"/>
+    <w:lvl w:ilvl="0" w:tplc="0C0A0001">
+      <w:start w:val="1"/>
+      <w:numFmt w:val="bullet"/>
+      <w:lvlText w:val=""/>
+      <w:lvlJc w:val="left"/>
+      <w:pPr>
+        <w:ind w:left="720" w:hanging="360"/>
+      </w:pPr>
+      <w:rPr>
+        <w:rFonts w:ascii="Symbol" w:hAnsi="Symbol" w:hint="default"/>
+      </w:rPr>
+    </w:lvl>
+    <w:lvl w:ilvl="1" w:tplc="0C0A0003" w:tentative="1">
+      <w:start w:val="1"/>
+      <w:numFmt w:val="bullet"/>
+      <w:lvlText w:val="o"/>
+      <w:lvlJc w:val="left"/>
+      <w:pPr>
+        <w:ind w:left="1440" w:hanging="360"/>
+      </w:pPr>
+      <w:rPr>
+        <w:rFonts w:ascii="Courier New" w:hAnsi="Courier New" w:cs="Courier New" w:hint="default"/>
+      </w:rPr>
+    </w:lvl>
+    <w:lvl w:ilvl="2" w:tplc="0C0A0005" w:tentative="1">
+      <w:start w:val="1"/>
+      <w:numFmt w:val="bullet"/>
+      <w:lvlText w:val=""/>
+      <w:lvlJc w:val="left"/>
+      <w:pPr>
+        <w:ind w:left="2160" w:hanging="360"/>
+      </w:pPr>
+      <w:rPr>
+        <w:rFonts w:ascii="Wingdings" w:hAnsi="Wingdings" w:hint="default"/>
+      </w:rPr>
+    </w:lvl>
+    <w:lvl w:ilvl="3" w:tplc="0C0A0001" w:tentative="1">
+      <w:start w:val="1"/>
+      <w:numFmt w:val="bullet"/>
+      <w:lvlText w:val=""/>
+      <w:lvlJc w:val="left"/>
+      <w:pPr>
+        <w:ind w:left="2880" w:hanging="360"/>
+      </w:pPr>
+      <w:rPr>
+        <w:rFonts w:ascii="Symbol" w:hAnsi="Symbol" w:hint="default"/>
+      </w:rPr>
+    </w:lvl>
+    <w:lvl w:ilvl="4" w:tplc="0C0A0003" w:tentative="1">
+      <w:start w:val="1"/>
+      <w:numFmt w:val="bullet"/>
+      <w:lvlText w:val="o"/>
+      <w:lvlJc w:val="left"/>
+      <w:pPr>
+        <w:ind w:left="3600" w:hanging="360"/>
+      </w:pPr>
+      <w:rPr>
+        <w:rFonts w:ascii="Courier New" w:hAnsi="Courier New" w:cs="Courier New" w:hint="default"/>
+      </w:rPr>
+    </w:lvl>
+    <w:lvl w:ilvl="5" w:tplc="0C0A0005" w:tentative="1">
+      <w:start w:val="1"/>
+      <w:numFmt w:val="bullet"/>
+      <w:lvlText w:val=""/>
+      <w:lvlJc w:val="left"/>
+      <w:pPr>
+        <w:ind w:left="4320" w:hanging="360"/>
+      </w:pPr>
+      <w:rPr>
+        <w:rFonts w:ascii="Wingdings" w:hAnsi="Wingdings" w:hint="default"/>
+      </w:rPr>
+    </w:lvl>
+    <w:lvl w:ilvl="6" w:tplc="0C0A0001" w:tentative="1">
+      <w:start w:val="1"/>
+      <w:numFmt w:val="bullet"/>
+      <w:lvlText w:val=""/>
+      <w:lvlJc w:val="left"/>
+      <w:pPr>
+        <w:ind w:left="5040" w:hanging="360"/>
+      </w:pPr>
+      <w:rPr>
+        <w:rFonts w:ascii="Symbol" w:hAnsi="Symbol" w:hint="default"/>
+      </w:rPr>
+    </w:lvl>
+    <w:lvl w:ilvl="7" w:tplc="0C0A0003" w:tentative="1">
+      <w:start w:val="1"/>
+      <w:numFmt w:val="bullet"/>
+      <w:lvlText w:val="o"/>
+      <w:lvlJc w:val="left"/>
+      <w:pPr>
+        <w:ind w:left="5760" w:hanging="360"/>
+      </w:pPr>
+      <w:rPr>
+        <w:rFonts w:ascii="Courier New" w:hAnsi="Courier New" w:cs="Courier New" w:hint="default"/>
+      </w:rPr>
+    </w:lvl>
+    <w:lvl w:ilvl="8" w:tplc="0C0A0005" w:tentative="1">
+      <w:start w:val="1"/>
+      <w:numFmt w:val="bullet"/>
+      <w:lvlText w:val=""/>
+      <w:lvlJc w:val="left"/>
+      <w:pPr>
+        <w:ind w:left="6480" w:hanging="360"/>
+      </w:pPr>
+      <w:rPr>
+        <w:rFonts w:ascii="Wingdings" w:hAnsi="Wingdings" w:hint="default"/>
+      </w:rPr>
+    </w:lvl>
+  </w:abstractNum>
+  <w:abstractNum w:abstractNumId="27" w15:restartNumberingAfterBreak="0">
+    <w:nsid w:val="79DB2B5F"/>
+    <w:multiLevelType w:val="hybridMultilevel"/>
+    <w:tmpl w:val="0BCAC874"/>
+    <w:lvl w:ilvl="0" w:tplc="0C0A0001">
+      <w:start w:val="1"/>
+      <w:numFmt w:val="bullet"/>
+      <w:lvlText w:val=""/>
+      <w:lvlJc w:val="left"/>
+      <w:pPr>
+        <w:ind w:left="720" w:hanging="360"/>
+      </w:pPr>
+      <w:rPr>
+        <w:rFonts w:ascii="Symbol" w:hAnsi="Symbol" w:hint="default"/>
+      </w:rPr>
+    </w:lvl>
+    <w:lvl w:ilvl="1" w:tplc="0C0A0003" w:tentative="1">
+      <w:start w:val="1"/>
+      <w:numFmt w:val="bullet"/>
+      <w:lvlText w:val="o"/>
+      <w:lvlJc w:val="left"/>
+      <w:pPr>
+        <w:ind w:left="1440" w:hanging="360"/>
+      </w:pPr>
+      <w:rPr>
+        <w:rFonts w:ascii="Courier New" w:hAnsi="Courier New" w:cs="Courier New" w:hint="default"/>
+      </w:rPr>
+    </w:lvl>
+    <w:lvl w:ilvl="2" w:tplc="0C0A0005" w:tentative="1">
+      <w:start w:val="1"/>
+      <w:numFmt w:val="bullet"/>
+      <w:lvlText w:val=""/>
+      <w:lvlJc w:val="left"/>
+      <w:pPr>
+        <w:ind w:left="2160" w:hanging="360"/>
+      </w:pPr>
+      <w:rPr>
+        <w:rFonts w:ascii="Wingdings" w:hAnsi="Wingdings" w:hint="default"/>
+      </w:rPr>
+    </w:lvl>
+    <w:lvl w:ilvl="3" w:tplc="0C0A0001" w:tentative="1">
+      <w:start w:val="1"/>
+      <w:numFmt w:val="bullet"/>
+      <w:lvlText w:val=""/>
+      <w:lvlJc w:val="left"/>
+      <w:pPr>
+        <w:ind w:left="2880" w:hanging="360"/>
+      </w:pPr>
+      <w:rPr>
+        <w:rFonts w:ascii="Symbol" w:hAnsi="Symbol" w:hint="default"/>
+      </w:rPr>
+    </w:lvl>
+    <w:lvl w:ilvl="4" w:tplc="0C0A0003" w:tentative="1">
+      <w:start w:val="1"/>
+      <w:numFmt w:val="bullet"/>
+      <w:lvlText w:val="o"/>
+      <w:lvlJc w:val="left"/>
+      <w:pPr>
+        <w:ind w:left="3600" w:hanging="360"/>
+      </w:pPr>
+      <w:rPr>
+        <w:rFonts w:ascii="Courier New" w:hAnsi="Courier New" w:cs="Courier New" w:hint="default"/>
+      </w:rPr>
+    </w:lvl>
+    <w:lvl w:ilvl="5" w:tplc="0C0A0005" w:tentative="1">
+      <w:start w:val="1"/>
+      <w:numFmt w:val="bullet"/>
+      <w:lvlText w:val=""/>
+      <w:lvlJc w:val="left"/>
+      <w:pPr>
+        <w:ind w:left="4320" w:hanging="360"/>
+      </w:pPr>
+      <w:rPr>
+        <w:rFonts w:ascii="Wingdings" w:hAnsi="Wingdings" w:hint="default"/>
+      </w:rPr>
+    </w:lvl>
+    <w:lvl w:ilvl="6" w:tplc="0C0A0001" w:tentative="1">
+      <w:start w:val="1"/>
+      <w:numFmt w:val="bullet"/>
+      <w:lvlText w:val=""/>
+      <w:lvlJc w:val="left"/>
+      <w:pPr>
+        <w:ind w:left="5040" w:hanging="360"/>
+      </w:pPr>
+      <w:rPr>
+        <w:rFonts w:ascii="Symbol" w:hAnsi="Symbol" w:hint="default"/>
+      </w:rPr>
+    </w:lvl>
+    <w:lvl w:ilvl="7" w:tplc="0C0A0003" w:tentative="1">
+      <w:start w:val="1"/>
+      <w:numFmt w:val="bullet"/>
+      <w:lvlText w:val="o"/>
+      <w:lvlJc w:val="left"/>
+      <w:pPr>
+        <w:ind w:left="5760" w:hanging="360"/>
+      </w:pPr>
+      <w:rPr>
+        <w:rFonts w:ascii="Courier New" w:hAnsi="Courier New" w:cs="Courier New" w:hint="default"/>
+      </w:rPr>
+    </w:lvl>
+    <w:lvl w:ilvl="8" w:tplc="0C0A0005" w:tentative="1">
+      <w:start w:val="1"/>
+      <w:numFmt w:val="bullet"/>
+      <w:lvlText w:val=""/>
+      <w:lvlJc w:val="left"/>
+      <w:pPr>
+        <w:ind w:left="6480" w:hanging="360"/>
+      </w:pPr>
+      <w:rPr>
+        <w:rFonts w:ascii="Wingdings" w:hAnsi="Wingdings" w:hint="default"/>
+      </w:rPr>
+    </w:lvl>
+  </w:abstractNum>
+  <w:abstractNum w:abstractNumId="28" w15:restartNumberingAfterBreak="0">
+    <w:nsid w:val="7A322B2E"/>
+    <w:multiLevelType w:val="hybridMultilevel"/>
+    <w:tmpl w:val="99A84446"/>
+    <w:lvl w:ilvl="0" w:tplc="0C0A0001">
+      <w:start w:val="1"/>
+      <w:numFmt w:val="bullet"/>
+      <w:lvlText w:val=""/>
+      <w:lvlJc w:val="left"/>
+      <w:pPr>
+        <w:ind w:left="720" w:hanging="360"/>
+      </w:pPr>
+      <w:rPr>
+        <w:rFonts w:ascii="Symbol" w:hAnsi="Symbol" w:hint="default"/>
+      </w:rPr>
+    </w:lvl>
+    <w:lvl w:ilvl="1" w:tplc="0C0A0003" w:tentative="1">
+      <w:start w:val="1"/>
+      <w:numFmt w:val="bullet"/>
+      <w:lvlText w:val="o"/>
+      <w:lvlJc w:val="left"/>
+      <w:pPr>
+        <w:ind w:left="1440" w:hanging="360"/>
+      </w:pPr>
+      <w:rPr>
+        <w:rFonts w:ascii="Courier New" w:hAnsi="Courier New" w:cs="Courier New" w:hint="default"/>
+      </w:rPr>
+    </w:lvl>
+    <w:lvl w:ilvl="2" w:tplc="0C0A0005" w:tentative="1">
+      <w:start w:val="1"/>
+      <w:numFmt w:val="bullet"/>
+      <w:lvlText w:val=""/>
+      <w:lvlJc w:val="left"/>
+      <w:pPr>
+        <w:ind w:left="2160" w:hanging="360"/>
+      </w:pPr>
+      <w:rPr>
+        <w:rFonts w:ascii="Wingdings" w:hAnsi="Wingdings" w:hint="default"/>
+      </w:rPr>
+    </w:lvl>
+    <w:lvl w:ilvl="3" w:tplc="0C0A0001" w:tentative="1">
+      <w:start w:val="1"/>
+      <w:numFmt w:val="bullet"/>
+      <w:lvlText w:val=""/>
+      <w:lvlJc w:val="left"/>
+      <w:pPr>
+        <w:ind w:left="2880" w:hanging="360"/>
+      </w:pPr>
+      <w:rPr>
+        <w:rFonts w:ascii="Symbol" w:hAnsi="Symbol" w:hint="default"/>
+      </w:rPr>
+    </w:lvl>
+    <w:lvl w:ilvl="4" w:tplc="0C0A0003" w:tentative="1">
+      <w:start w:val="1"/>
+      <w:numFmt w:val="bullet"/>
+      <w:lvlText w:val="o"/>
+      <w:lvlJc w:val="left"/>
+      <w:pPr>
+        <w:ind w:left="3600" w:hanging="360"/>
+      </w:pPr>
+      <w:rPr>
+        <w:rFonts w:ascii="Courier New" w:hAnsi="Courier New" w:cs="Courier New" w:hint="default"/>
+      </w:rPr>
+    </w:lvl>
+    <w:lvl w:ilvl="5" w:tplc="0C0A0005" w:tentative="1">
+      <w:start w:val="1"/>
+      <w:numFmt w:val="bullet"/>
+      <w:lvlText w:val=""/>
+      <w:lvlJc w:val="left"/>
+      <w:pPr>
+        <w:ind w:left="4320" w:hanging="360"/>
+      </w:pPr>
+      <w:rPr>
+        <w:rFonts w:ascii="Wingdings" w:hAnsi="Wingdings" w:hint="default"/>
+      </w:rPr>
+    </w:lvl>
+    <w:lvl w:ilvl="6" w:tplc="0C0A0001" w:tentative="1">
+      <w:start w:val="1"/>
+      <w:numFmt w:val="bullet"/>
+      <w:lvlText w:val=""/>
+      <w:lvlJc w:val="left"/>
+      <w:pPr>
+        <w:ind w:left="5040" w:hanging="360"/>
+      </w:pPr>
+      <w:rPr>
+        <w:rFonts w:ascii="Symbol" w:hAnsi="Symbol" w:hint="default"/>
+      </w:rPr>
+    </w:lvl>
+    <w:lvl w:ilvl="7" w:tplc="0C0A0003" w:tentative="1">
+      <w:start w:val="1"/>
+      <w:numFmt w:val="bullet"/>
+      <w:lvlText w:val="o"/>
+      <w:lvlJc w:val="left"/>
+      <w:pPr>
+        <w:ind w:left="5760" w:hanging="360"/>
+      </w:pPr>
+      <w:rPr>
+        <w:rFonts w:ascii="Courier New" w:hAnsi="Courier New" w:cs="Courier New" w:hint="default"/>
+      </w:rPr>
+    </w:lvl>
+    <w:lvl w:ilvl="8" w:tplc="0C0A0005" w:tentative="1">
+      <w:start w:val="1"/>
+      <w:numFmt w:val="bullet"/>
+      <w:lvlText w:val=""/>
+      <w:lvlJc w:val="left"/>
+      <w:pPr>
+        <w:ind w:left="6480" w:hanging="360"/>
+      </w:pPr>
+      <w:rPr>
+        <w:rFonts w:ascii="Wingdings" w:hAnsi="Wingdings" w:hint="default"/>
+      </w:rPr>
+    </w:lvl>
+  </w:abstractNum>
+  <w:abstractNum w:abstractNumId="29" w15:restartNumberingAfterBreak="0">
+    <w:nsid w:val="7F5E0D37"/>
+    <w:multiLevelType w:val="hybridMultilevel"/>
+    <w:tmpl w:val="41245B36"/>
+    <w:lvl w:ilvl="0" w:tplc="0C0A0001">
+      <w:start w:val="1"/>
+      <w:numFmt w:val="bullet"/>
+      <w:lvlText w:val=""/>
+      <w:lvlJc w:val="left"/>
+      <w:pPr>
+        <w:ind w:left="720" w:hanging="360"/>
+      </w:pPr>
+      <w:rPr>
+        <w:rFonts w:ascii="Symbol" w:hAnsi="Symbol" w:hint="default"/>
+      </w:rPr>
+    </w:lvl>
+    <w:lvl w:ilvl="1" w:tplc="0C0A0003" w:tentative="1">
+      <w:start w:val="1"/>
+      <w:numFmt w:val="bullet"/>
+      <w:lvlText w:val="o"/>
+      <w:lvlJc w:val="left"/>
+      <w:pPr>
+        <w:ind w:left="1440" w:hanging="360"/>
+      </w:pPr>
+      <w:rPr>
+        <w:rFonts w:ascii="Courier New" w:hAnsi="Courier New" w:cs="Courier New" w:hint="default"/>
+      </w:rPr>
+    </w:lvl>
+    <w:lvl w:ilvl="2" w:tplc="0C0A0005" w:tentative="1">
+      <w:start w:val="1"/>
+      <w:numFmt w:val="bullet"/>
+      <w:lvlText w:val=""/>
+      <w:lvlJc w:val="left"/>
+      <w:pPr>
+        <w:ind w:left="2160" w:hanging="360"/>
+      </w:pPr>
+      <w:rPr>
+        <w:rFonts w:ascii="Wingdings" w:hAnsi="Wingdings" w:hint="default"/>
+      </w:rPr>
+    </w:lvl>
+    <w:lvl w:ilvl="3" w:tplc="0C0A0001" w:tentative="1">
+      <w:start w:val="1"/>
+      <w:numFmt w:val="bullet"/>
+      <w:lvlText w:val=""/>
+      <w:lvlJc w:val="left"/>
+      <w:pPr>
+        <w:ind w:left="2880" w:hanging="360"/>
+      </w:pPr>
+      <w:rPr>
+        <w:rFonts w:ascii="Symbol" w:hAnsi="Symbol" w:hint="default"/>
+      </w:rPr>
+    </w:lvl>
+    <w:lvl w:ilvl="4" w:tplc="0C0A0003" w:tentative="1">
+      <w:start w:val="1"/>
+      <w:numFmt w:val="bullet"/>
+      <w:lvlText w:val="o"/>
+      <w:lvlJc w:val="left"/>
+      <w:pPr>
+        <w:ind w:left="3600" w:hanging="360"/>
+      </w:pPr>
+      <w:rPr>
+        <w:rFonts w:ascii="Courier New" w:hAnsi="Courier New" w:cs="Courier New" w:hint="default"/>
+      </w:rPr>
+    </w:lvl>
+    <w:lvl w:ilvl="5" w:tplc="0C0A0005" w:tentative="1">
+      <w:start w:val="1"/>
+      <w:numFmt w:val="bullet"/>
+      <w:lvlText w:val=""/>
+      <w:lvlJc w:val="left"/>
+      <w:pPr>
+        <w:ind w:left="4320" w:hanging="360"/>
+      </w:pPr>
+      <w:rPr>
+        <w:rFonts w:ascii="Wingdings" w:hAnsi="Wingdings" w:hint="default"/>
+      </w:rPr>
+    </w:lvl>
+    <w:lvl w:ilvl="6" w:tplc="0C0A0001" w:tentative="1">
+      <w:start w:val="1"/>
+      <w:numFmt w:val="bullet"/>
+      <w:lvlText w:val=""/>
+      <w:lvlJc w:val="left"/>
+      <w:pPr>
+        <w:ind w:left="5040" w:hanging="360"/>
+      </w:pPr>
+      <w:rPr>
+        <w:rFonts w:ascii="Symbol" w:hAnsi="Symbol" w:hint="default"/>
+      </w:rPr>
+    </w:lvl>
+    <w:lvl w:ilvl="7" w:tplc="0C0A0003" w:tentative="1">
+      <w:start w:val="1"/>
+      <w:numFmt w:val="bullet"/>
+      <w:lvlText w:val="o"/>
+      <w:lvlJc w:val="left"/>
+      <w:pPr>
+        <w:ind w:left="5760" w:hanging="360"/>
+      </w:pPr>
+      <w:rPr>
+        <w:rFonts w:ascii="Courier New" w:hAnsi="Courier New" w:cs="Courier New" w:hint="default"/>
+      </w:rPr>
+    </w:lvl>
+    <w:lvl w:ilvl="8" w:tplc="0C0A0005" w:tentative="1">
+      <w:start w:val="1"/>
+      <w:numFmt w:val="bullet"/>
+      <w:lvlText w:val=""/>
+      <w:lvlJc w:val="left"/>
+      <w:pPr>
+        <w:ind w:left="6480" w:hanging="360"/>
+      </w:pPr>
+      <w:rPr>
+        <w:rFonts w:ascii="Wingdings" w:hAnsi="Wingdings" w:hint="default"/>
+      </w:rPr>
+    </w:lvl>
+  </w:abstractNum>
+  <w:num w:numId="1" w16cid:durableId="2002468935">
+    <w:abstractNumId w:val="14"/>
+  </w:num>
+  <w:num w:numId="2" w16cid:durableId="319887006">
+    <w:abstractNumId w:val="20"/>
+  </w:num>
+  <w:num w:numId="3" w16cid:durableId="1194152355">
+    <w:abstractNumId w:val="12"/>
+  </w:num>
+  <w:num w:numId="4" w16cid:durableId="1251740134">
+    <w:abstractNumId w:val="24"/>
+  </w:num>
+  <w:num w:numId="5" w16cid:durableId="1391267512">
+    <w:abstractNumId w:val="21"/>
+  </w:num>
+  <w:num w:numId="6" w16cid:durableId="372923992">
+    <w:abstractNumId w:val="11"/>
+  </w:num>
+  <w:num w:numId="7" w16cid:durableId="791753738">
+    <w:abstractNumId w:val="6"/>
+  </w:num>
+  <w:num w:numId="8" w16cid:durableId="1429427726">
+    <w:abstractNumId w:val="9"/>
+  </w:num>
+  <w:num w:numId="9" w16cid:durableId="1898930392">
+    <w:abstractNumId w:val="29"/>
+  </w:num>
+  <w:num w:numId="10" w16cid:durableId="1147472752">
+    <w:abstractNumId w:val="26"/>
+  </w:num>
+  <w:num w:numId="11" w16cid:durableId="105076726">
+    <w:abstractNumId w:val="19"/>
+  </w:num>
+  <w:num w:numId="12" w16cid:durableId="2116634346">
+    <w:abstractNumId w:val="17"/>
+  </w:num>
+  <w:num w:numId="13" w16cid:durableId="1045059877">
+    <w:abstractNumId w:val="7"/>
+  </w:num>
+  <w:num w:numId="14" w16cid:durableId="931161595">
+    <w:abstractNumId w:val="10"/>
+  </w:num>
+  <w:num w:numId="15" w16cid:durableId="250432811">
+    <w:abstractNumId w:val="15"/>
+  </w:num>
+  <w:num w:numId="16" w16cid:durableId="2019650322">
+    <w:abstractNumId w:val="22"/>
+  </w:num>
+  <w:num w:numId="17" w16cid:durableId="1423801531">
+    <w:abstractNumId w:val="25"/>
+  </w:num>
+  <w:num w:numId="18" w16cid:durableId="748119964">
+    <w:abstractNumId w:val="3"/>
+  </w:num>
+  <w:num w:numId="19" w16cid:durableId="428283307">
+    <w:abstractNumId w:val="2"/>
+  </w:num>
+  <w:num w:numId="20" w16cid:durableId="543638668">
+    <w:abstractNumId w:val="1"/>
+  </w:num>
+  <w:num w:numId="21" w16cid:durableId="229192741">
+    <w:abstractNumId w:val="16"/>
+  </w:num>
+  <w:num w:numId="22" w16cid:durableId="2015644360">
+    <w:abstractNumId w:val="8"/>
+  </w:num>
+  <w:num w:numId="23" w16cid:durableId="1867404853">
+    <w:abstractNumId w:val="0"/>
+  </w:num>
+  <w:num w:numId="24" w16cid:durableId="1979651576">
+    <w:abstractNumId w:val="28"/>
+  </w:num>
+  <w:num w:numId="25" w16cid:durableId="1261253881">
+    <w:abstractNumId w:val="23"/>
+  </w:num>
+  <w:num w:numId="26" w16cid:durableId="1577789098">
+    <w:abstractNumId w:val="4"/>
+  </w:num>
+  <w:num w:numId="27" w16cid:durableId="85198978">
+    <w:abstractNumId w:val="5"/>
+  </w:num>
+  <w:num w:numId="28" w16cid:durableId="1260676931">
+    <w:abstractNumId w:val="18"/>
+  </w:num>
+  <w:num w:numId="29" w16cid:durableId="12001651">
+    <w:abstractNumId w:val="27"/>
+  </w:num>
+  <w:num w:numId="30" w16cid:durableId="845632558">
+    <w:abstractNumId w:val="13"/>
+  </w:num>
+</w:numbering>
 </file>
 
 <file path=word/styles.xml><?xml version="1.0" encoding="utf-8"?>
@@ -616,7 +6927,6 @@
   <w:style w:type="character" w:default="1" w:styleId="Fuentedeprrafopredeter">
     <w:name w:val="Default Paragraph Font"/>
     <w:uiPriority w:val="1"/>
-    <w:semiHidden/>
     <w:unhideWhenUsed/>
   </w:style>
   <w:style w:type="table" w:default="1" w:styleId="Tablanormal">
